--- a/EXPORTS/DOCX/published/niveau3/English/Naturalis.docx
+++ b/EXPORTS/DOCX/published/niveau3/English/Naturalis.docx
@@ -175,7 +175,7 @@
           <w:rFonts w:ascii="Charis SIL Regular" w:hAnsi="Charis SIL Regular" w:eastAsia="Charis SIL Regular"/>
           <w:b w:val="0"/>
           <w:i w:val="0"/>
-          <w:color w:val="0066CC"/>
+          <w:color w:val="0000FF"/>
           <w:sz w:val="24"/>
           <w:u w:val="single"/>
         </w:rPr>
@@ -193,7 +193,7 @@
           <w:rFonts w:ascii="Charis SIL Regular" w:hAnsi="Charis SIL Regular" w:eastAsia="Charis SIL Regular"/>
           <w:b w:val="0"/>
           <w:i w:val="0"/>
-          <w:color w:val="0066CC"/>
+          <w:color w:val="0000FF"/>
           <w:sz w:val="24"/>
           <w:u w:val="single"/>
         </w:rPr>
@@ -204,7 +204,7 @@
           <w:rFonts w:ascii="Charis SIL Regular" w:hAnsi="Charis SIL Regular" w:eastAsia="Charis SIL Regular"/>
           <w:b w:val="0"/>
           <w:i w:val="0"/>
-          <w:color w:val="0066CC"/>
+          <w:color w:val="0000FF"/>
           <w:sz w:val="24"/>
           <w:u w:val="single"/>
         </w:rPr>
@@ -222,7 +222,7 @@
           <w:rFonts w:ascii="Charis SIL Regular" w:hAnsi="Charis SIL Regular" w:eastAsia="Charis SIL Regular"/>
           <w:b w:val="0"/>
           <w:i w:val="0"/>
-          <w:color w:val="0066CC"/>
+          <w:color w:val="0000FF"/>
           <w:sz w:val="24"/>
           <w:u w:val="single"/>
         </w:rPr>
@@ -233,7 +233,7 @@
           <w:rFonts w:ascii="Charis SIL Regular" w:hAnsi="Charis SIL Regular" w:eastAsia="Charis SIL Regular"/>
           <w:b w:val="0"/>
           <w:i w:val="0"/>
-          <w:color w:val="0066CC"/>
+          <w:color w:val="0000FF"/>
           <w:sz w:val="24"/>
           <w:u w:val="single"/>
         </w:rPr>
@@ -261,7 +261,7 @@
           <w:rFonts w:ascii="Charis SIL Regular" w:hAnsi="Charis SIL Regular" w:eastAsia="Charis SIL Regular"/>
           <w:b w:val="0"/>
           <w:i w:val="0"/>
-          <w:color w:val="0066CC"/>
+          <w:color w:val="0000FF"/>
           <w:sz w:val="24"/>
           <w:u w:val="single"/>
         </w:rPr>
@@ -279,7 +279,7 @@
           <w:rFonts w:ascii="Charis SIL Regular" w:hAnsi="Charis SIL Regular" w:eastAsia="Charis SIL Regular"/>
           <w:b w:val="0"/>
           <w:i w:val="0"/>
-          <w:color w:val="0066CC"/>
+          <w:color w:val="0000FF"/>
           <w:sz w:val="24"/>
           <w:u w:val="single"/>
         </w:rPr>
@@ -290,7 +290,7 @@
           <w:rFonts w:ascii="Charis SIL Regular" w:hAnsi="Charis SIL Regular" w:eastAsia="Charis SIL Regular"/>
           <w:b w:val="0"/>
           <w:i w:val="0"/>
-          <w:color w:val="0066CC"/>
+          <w:color w:val="0000FF"/>
           <w:sz w:val="24"/>
           <w:u w:val="single"/>
         </w:rPr>
@@ -308,7 +308,7 @@
           <w:rFonts w:ascii="Charis SIL Regular" w:hAnsi="Charis SIL Regular" w:eastAsia="Charis SIL Regular"/>
           <w:b w:val="0"/>
           <w:i w:val="0"/>
-          <w:color w:val="0066CC"/>
+          <w:color w:val="0000FF"/>
           <w:sz w:val="24"/>
           <w:u w:val="single"/>
         </w:rPr>
@@ -319,7 +319,7 @@
           <w:rFonts w:ascii="Charis SIL Regular" w:hAnsi="Charis SIL Regular" w:eastAsia="Charis SIL Regular"/>
           <w:b w:val="0"/>
           <w:i w:val="0"/>
-          <w:color w:val="0066CC"/>
+          <w:color w:val="0000FF"/>
           <w:sz w:val="24"/>
           <w:u w:val="single"/>
         </w:rPr>
@@ -337,7 +337,7 @@
           <w:rFonts w:ascii="Charis SIL Regular" w:hAnsi="Charis SIL Regular" w:eastAsia="Charis SIL Regular"/>
           <w:b w:val="0"/>
           <w:i w:val="0"/>
-          <w:color w:val="0066CC"/>
+          <w:color w:val="0000FF"/>
           <w:sz w:val="24"/>
           <w:u w:val="single"/>
         </w:rPr>
@@ -348,7 +348,7 @@
           <w:rFonts w:ascii="Charis SIL Regular" w:hAnsi="Charis SIL Regular" w:eastAsia="Charis SIL Regular"/>
           <w:b w:val="0"/>
           <w:i w:val="0"/>
-          <w:color w:val="0066CC"/>
+          <w:color w:val="0000FF"/>
           <w:sz w:val="24"/>
           <w:u w:val="single"/>
         </w:rPr>
@@ -366,7 +366,7 @@
           <w:rFonts w:ascii="Charis SIL Regular" w:hAnsi="Charis SIL Regular" w:eastAsia="Charis SIL Regular"/>
           <w:b w:val="0"/>
           <w:i w:val="0"/>
-          <w:color w:val="0066CC"/>
+          <w:color w:val="0000FF"/>
           <w:sz w:val="24"/>
           <w:u w:val="single"/>
         </w:rPr>
@@ -377,7 +377,7 @@
           <w:rFonts w:ascii="Charis SIL Regular" w:hAnsi="Charis SIL Regular" w:eastAsia="Charis SIL Regular"/>
           <w:b w:val="0"/>
           <w:i w:val="0"/>
-          <w:color w:val="0066CC"/>
+          <w:color w:val="0000FF"/>
           <w:sz w:val="24"/>
           <w:u w:val="single"/>
         </w:rPr>
@@ -412,7 +412,7 @@
       </w:r>
       <w:r>
         <w:rPr>
-          <w:u w:val="single" w:color="0066cc"/>
+          <w:u w:val="single" w:color="0000ff"/>
           <w:rFonts w:ascii="Charis SIL Regular" w:hAnsi="Charis SIL Regular" w:eastAsia="Charis SIL Regular"/>
           <w:b w:val="0"/>
           <w:i w:val="0"/>
@@ -430,7 +430,7 @@
       </w:r>
       <w:r>
         <w:rPr>
-          <w:u w:val="single" w:color="0066cc"/>
+          <w:u w:val="single" w:color="0000ff"/>
           <w:rFonts w:ascii="Charis SIL Regular" w:hAnsi="Charis SIL Regular" w:eastAsia="Charis SIL Regular"/>
           <w:b w:val="0"/>
           <w:i w:val="0"/>
@@ -441,7 +441,7 @@
       </w:r>
       <w:r>
         <w:rPr>
-          <w:u w:val="single" w:color="0066cc"/>
+          <w:u w:val="single" w:color="0000ff"/>
           <w:rFonts w:ascii="Charis SIL Regular" w:hAnsi="Charis SIL Regular" w:eastAsia="Charis SIL Regular"/>
           <w:b w:val="0"/>
           <w:i w:val="0"/>
@@ -469,7 +469,7 @@
       </w:r>
       <w:r>
         <w:rPr>
-          <w:u w:val="single" w:color="0066cc"/>
+          <w:u w:val="single" w:color="0000ff"/>
           <w:rFonts w:ascii="Charis SIL Regular" w:hAnsi="Charis SIL Regular" w:eastAsia="Charis SIL Regular"/>
           <w:b w:val="0"/>
           <w:i w:val="0"/>
@@ -487,7 +487,7 @@
       </w:r>
       <w:r>
         <w:rPr>
-          <w:u w:val="single" w:color="0066cc"/>
+          <w:u w:val="single" w:color="0000ff"/>
           <w:rFonts w:ascii="Charis SIL Regular" w:hAnsi="Charis SIL Regular" w:eastAsia="Charis SIL Regular"/>
           <w:b w:val="0"/>
           <w:i w:val="0"/>
@@ -505,7 +505,7 @@
       </w:r>
       <w:r>
         <w:rPr>
-          <w:u w:val="single" w:color="0066cc"/>
+          <w:u w:val="single" w:color="0000ff"/>
           <w:rFonts w:ascii="Charis SIL Regular" w:hAnsi="Charis SIL Regular" w:eastAsia="Charis SIL Regular"/>
           <w:b w:val="0"/>
           <w:i w:val="0"/>
@@ -523,7 +523,7 @@
       </w:r>
       <w:r>
         <w:rPr>
-          <w:u w:val="single" w:color="0066cc"/>
+          <w:u w:val="single" w:color="0000ff"/>
           <w:rFonts w:ascii="Charis SIL Regular" w:hAnsi="Charis SIL Regular" w:eastAsia="Charis SIL Regular"/>
           <w:b w:val="0"/>
           <w:i w:val="0"/>
@@ -541,7 +541,7 @@
       </w:r>
       <w:r>
         <w:rPr>
-          <w:u w:val="single" w:color="0066cc"/>
+          <w:u w:val="single" w:color="0000ff"/>
           <w:rFonts w:ascii="Charis SIL Regular" w:hAnsi="Charis SIL Regular" w:eastAsia="Charis SIL Regular"/>
           <w:b w:val="0"/>
           <w:i w:val="0"/>
@@ -559,7 +559,7 @@
       </w:r>
       <w:r>
         <w:rPr>
-          <w:u w:val="single" w:color="0066cc"/>
+          <w:u w:val="single" w:color="0000ff"/>
           <w:rFonts w:ascii="Charis SIL Regular" w:hAnsi="Charis SIL Regular" w:eastAsia="Charis SIL Regular"/>
           <w:b w:val="0"/>
           <w:i w:val="0"/>
@@ -577,7 +577,7 @@
       </w:r>
       <w:r>
         <w:rPr>
-          <w:u w:val="single" w:color="0066cc"/>
+          <w:u w:val="single" w:color="0000ff"/>
           <w:rFonts w:ascii="Charis SIL Regular" w:hAnsi="Charis SIL Regular" w:eastAsia="Charis SIL Regular"/>
           <w:b w:val="0"/>
           <w:i w:val="0"/>
@@ -595,7 +595,7 @@
       </w:r>
       <w:r>
         <w:rPr>
-          <w:u w:val="single" w:color="0066cc"/>
+          <w:u w:val="single" w:color="0000ff"/>
           <w:rFonts w:ascii="Charis SIL Regular" w:hAnsi="Charis SIL Regular" w:eastAsia="Charis SIL Regular"/>
           <w:b w:val="0"/>
           <w:i w:val="0"/>
@@ -656,7 +656,7 @@
           <w:rFonts w:ascii="Charis SIL Regular" w:hAnsi="Charis SIL Regular" w:eastAsia="Charis SIL Regular"/>
           <w:b w:val="0"/>
           <w:i w:val="0"/>
-          <w:color w:val="0066CC"/>
+          <w:color w:val="0000FF"/>
           <w:sz w:val="24"/>
           <w:u w:val="single"/>
         </w:rPr>
@@ -674,7 +674,7 @@
           <w:rFonts w:ascii="Charis SIL Regular" w:hAnsi="Charis SIL Regular" w:eastAsia="Charis SIL Regular"/>
           <w:b w:val="0"/>
           <w:i w:val="0"/>
-          <w:color w:val="0066CC"/>
+          <w:color w:val="0000FF"/>
           <w:sz w:val="24"/>
           <w:u w:val="single"/>
         </w:rPr>
@@ -685,7 +685,7 @@
           <w:rFonts w:ascii="Charis SIL Regular" w:hAnsi="Charis SIL Regular" w:eastAsia="Charis SIL Regular"/>
           <w:b w:val="0"/>
           <w:i w:val="0"/>
-          <w:color w:val="0066CC"/>
+          <w:color w:val="0000FF"/>
           <w:sz w:val="24"/>
           <w:u w:val="single"/>
         </w:rPr>
@@ -703,7 +703,7 @@
           <w:rFonts w:ascii="Charis SIL Regular" w:hAnsi="Charis SIL Regular" w:eastAsia="Charis SIL Regular"/>
           <w:b w:val="0"/>
           <w:i w:val="0"/>
-          <w:color w:val="0066CC"/>
+          <w:color w:val="0000FF"/>
           <w:sz w:val="24"/>
           <w:u w:val="single"/>
         </w:rPr>
@@ -714,7 +714,7 @@
           <w:rFonts w:ascii="Charis SIL Regular" w:hAnsi="Charis SIL Regular" w:eastAsia="Charis SIL Regular"/>
           <w:b w:val="0"/>
           <w:i w:val="0"/>
-          <w:color w:val="0066CC"/>
+          <w:color w:val="0000FF"/>
           <w:sz w:val="24"/>
           <w:u w:val="single"/>
         </w:rPr>
@@ -752,7 +752,7 @@
       </w:r>
       <w:r>
         <w:rPr>
-          <w:u w:val="single" w:color="0066cc"/>
+          <w:u w:val="single" w:color="0000ff"/>
           <w:rFonts w:ascii="Charis SIL Regular" w:hAnsi="Charis SIL Regular" w:eastAsia="Charis SIL Regular"/>
           <w:b w:val="0"/>
           <w:i w:val="0"/>
@@ -763,7 +763,7 @@
       </w:r>
       <w:r>
         <w:rPr>
-          <w:u w:val="single" w:color="0066cc"/>
+          <w:u w:val="single" w:color="0000ff"/>
           <w:rFonts w:ascii="Charis SIL Regular" w:hAnsi="Charis SIL Regular" w:eastAsia="Charis SIL Regular"/>
           <w:b w:val="0"/>
           <w:i w:val="0"/>
@@ -781,7 +781,7 @@
       </w:r>
       <w:r>
         <w:rPr>
-          <w:u w:val="single" w:color="0066cc"/>
+          <w:u w:val="single" w:color="0000ff"/>
           <w:rFonts w:ascii="Charis SIL Regular" w:hAnsi="Charis SIL Regular" w:eastAsia="Charis SIL Regular"/>
           <w:b w:val="0"/>
           <w:i w:val="0"/>
@@ -799,7 +799,7 @@
       </w:r>
       <w:r>
         <w:rPr>
-          <w:u w:val="single" w:color="0066cc"/>
+          <w:u w:val="single" w:color="0000ff"/>
           <w:rFonts w:ascii="Charis SIL Regular" w:hAnsi="Charis SIL Regular" w:eastAsia="Charis SIL Regular"/>
           <w:b w:val="0"/>
           <w:i w:val="0"/>
@@ -817,7 +817,7 @@
       </w:r>
       <w:r>
         <w:rPr>
-          <w:u w:val="single" w:color="0066cc"/>
+          <w:u w:val="single" w:color="0000ff"/>
           <w:rFonts w:ascii="Charis SIL Regular" w:hAnsi="Charis SIL Regular" w:eastAsia="Charis SIL Regular"/>
           <w:b w:val="0"/>
           <w:i w:val="0"/>
@@ -835,7 +835,7 @@
       </w:r>
       <w:r>
         <w:rPr>
-          <w:u w:val="single" w:color="0066cc"/>
+          <w:u w:val="single" w:color="0000ff"/>
           <w:rFonts w:ascii="Charis SIL Regular" w:hAnsi="Charis SIL Regular" w:eastAsia="Charis SIL Regular"/>
           <w:b w:val="0"/>
           <w:i w:val="0"/>
@@ -896,7 +896,7 @@
           <w:rFonts w:ascii="Charis SIL Regular" w:hAnsi="Charis SIL Regular" w:eastAsia="Charis SIL Regular"/>
           <w:b w:val="0"/>
           <w:i w:val="0"/>
-          <w:color w:val="0066CC"/>
+          <w:color w:val="0000FF"/>
           <w:sz w:val="24"/>
           <w:u w:val="single"/>
         </w:rPr>
@@ -914,7 +914,7 @@
           <w:rFonts w:ascii="Charis SIL Regular" w:hAnsi="Charis SIL Regular" w:eastAsia="Charis SIL Regular"/>
           <w:b w:val="0"/>
           <w:i w:val="0"/>
-          <w:color w:val="0066CC"/>
+          <w:color w:val="0000FF"/>
           <w:sz w:val="24"/>
           <w:u w:val="single"/>
         </w:rPr>
@@ -925,7 +925,7 @@
           <w:rFonts w:ascii="Charis SIL Regular" w:hAnsi="Charis SIL Regular" w:eastAsia="Charis SIL Regular"/>
           <w:b w:val="0"/>
           <w:i w:val="0"/>
-          <w:color w:val="0066CC"/>
+          <w:color w:val="0000FF"/>
           <w:sz w:val="24"/>
           <w:u w:val="single"/>
         </w:rPr>
@@ -943,7 +943,7 @@
           <w:rFonts w:ascii="Charis SIL Regular" w:hAnsi="Charis SIL Regular" w:eastAsia="Charis SIL Regular"/>
           <w:b w:val="0"/>
           <w:i w:val="0"/>
-          <w:color w:val="0066CC"/>
+          <w:color w:val="0000FF"/>
           <w:sz w:val="24"/>
           <w:u w:val="single"/>
         </w:rPr>
@@ -954,7 +954,7 @@
           <w:rFonts w:ascii="Charis SIL Regular" w:hAnsi="Charis SIL Regular" w:eastAsia="Charis SIL Regular"/>
           <w:b w:val="0"/>
           <w:i w:val="0"/>
-          <w:color w:val="0066CC"/>
+          <w:color w:val="0000FF"/>
           <w:sz w:val="24"/>
           <w:u w:val="single"/>
         </w:rPr>
@@ -972,7 +972,7 @@
           <w:rFonts w:ascii="Charis SIL Regular" w:hAnsi="Charis SIL Regular" w:eastAsia="Charis SIL Regular"/>
           <w:b w:val="0"/>
           <w:i w:val="0"/>
-          <w:color w:val="0066CC"/>
+          <w:color w:val="0000FF"/>
           <w:sz w:val="24"/>
           <w:u w:val="single"/>
         </w:rPr>
@@ -997,7 +997,7 @@
       </w:r>
       <w:r>
         <w:rPr>
-          <w:u w:val="single" w:color="0066cc"/>
+          <w:u w:val="single" w:color="0000ff"/>
           <w:rFonts w:ascii="Charis SIL Regular" w:hAnsi="Charis SIL Regular" w:eastAsia="Charis SIL Regular"/>
           <w:b w:val="0"/>
           <w:i w:val="0"/>
@@ -1018,7 +1018,7 @@
       </w:r>
       <w:r>
         <w:rPr>
-          <w:u w:val="single" w:color="0066cc"/>
+          <w:u w:val="single" w:color="0000ff"/>
           <w:rFonts w:ascii="Charis SIL Regular" w:hAnsi="Charis SIL Regular" w:eastAsia="Charis SIL Regular"/>
           <w:b w:val="0"/>
           <w:i w:val="0"/>
@@ -1079,7 +1079,7 @@
           <w:rFonts w:ascii="Charis SIL Regular" w:hAnsi="Charis SIL Regular" w:eastAsia="Charis SIL Regular"/>
           <w:b w:val="0"/>
           <w:i w:val="0"/>
-          <w:color w:val="0066CC"/>
+          <w:color w:val="0000FF"/>
           <w:sz w:val="24"/>
           <w:u w:val="single"/>
         </w:rPr>
@@ -1097,7 +1097,7 @@
           <w:rFonts w:ascii="Charis SIL Regular" w:hAnsi="Charis SIL Regular" w:eastAsia="Charis SIL Regular"/>
           <w:b w:val="0"/>
           <w:i w:val="0"/>
-          <w:color w:val="0066CC"/>
+          <w:color w:val="0000FF"/>
           <w:sz w:val="24"/>
           <w:u w:val="single"/>
         </w:rPr>
@@ -1115,7 +1115,7 @@
           <w:rFonts w:ascii="Charis SIL Regular" w:hAnsi="Charis SIL Regular" w:eastAsia="Charis SIL Regular"/>
           <w:b w:val="0"/>
           <w:i w:val="0"/>
-          <w:color w:val="0066CC"/>
+          <w:color w:val="0000FF"/>
           <w:sz w:val="24"/>
           <w:u w:val="single"/>
         </w:rPr>
@@ -1126,7 +1126,7 @@
           <w:rFonts w:ascii="Charis SIL Regular" w:hAnsi="Charis SIL Regular" w:eastAsia="Charis SIL Regular"/>
           <w:b w:val="0"/>
           <w:i w:val="0"/>
-          <w:color w:val="0066CC"/>
+          <w:color w:val="0000FF"/>
           <w:sz w:val="24"/>
           <w:u w:val="single"/>
         </w:rPr>
@@ -1144,7 +1144,7 @@
           <w:rFonts w:ascii="Charis SIL Regular" w:hAnsi="Charis SIL Regular" w:eastAsia="Charis SIL Regular"/>
           <w:b w:val="0"/>
           <w:i w:val="0"/>
-          <w:color w:val="0066CC"/>
+          <w:color w:val="0000FF"/>
           <w:sz w:val="24"/>
           <w:u w:val="single"/>
         </w:rPr>
@@ -1155,7 +1155,7 @@
           <w:rFonts w:ascii="Charis SIL Regular" w:hAnsi="Charis SIL Regular" w:eastAsia="Charis SIL Regular"/>
           <w:b w:val="0"/>
           <w:i w:val="0"/>
-          <w:color w:val="0066CC"/>
+          <w:color w:val="0000FF"/>
           <w:sz w:val="24"/>
           <w:u w:val="single"/>
         </w:rPr>
@@ -1173,7 +1173,7 @@
           <w:rFonts w:ascii="Charis SIL Regular" w:hAnsi="Charis SIL Regular" w:eastAsia="Charis SIL Regular"/>
           <w:b w:val="0"/>
           <w:i w:val="0"/>
-          <w:color w:val="0066CC"/>
+          <w:color w:val="0000FF"/>
           <w:sz w:val="24"/>
           <w:u w:val="single"/>
         </w:rPr>
@@ -1198,7 +1198,7 @@
       </w:r>
       <w:r>
         <w:rPr>
-          <w:u w:val="single" w:color="0066cc"/>
+          <w:u w:val="single" w:color="0000ff"/>
           <w:rFonts w:ascii="Charis SIL Regular" w:hAnsi="Charis SIL Regular" w:eastAsia="Charis SIL Regular"/>
           <w:b w:val="0"/>
           <w:i w:val="0"/>
@@ -1226,7 +1226,7 @@
       </w:r>
       <w:r>
         <w:rPr>
-          <w:u w:val="single" w:color="0066cc"/>
+          <w:u w:val="single" w:color="0000ff"/>
           <w:rFonts w:ascii="Charis SIL Regular" w:hAnsi="Charis SIL Regular" w:eastAsia="Charis SIL Regular"/>
           <w:b w:val="0"/>
           <w:i w:val="0"/>
@@ -1244,7 +1244,7 @@
       </w:r>
       <w:r>
         <w:rPr>
-          <w:u w:val="single" w:color="0066cc"/>
+          <w:u w:val="single" w:color="0000ff"/>
           <w:rFonts w:ascii="Charis SIL Regular" w:hAnsi="Charis SIL Regular" w:eastAsia="Charis SIL Regular"/>
           <w:b w:val="0"/>
           <w:i w:val="0"/>
@@ -1262,7 +1262,7 @@
       </w:r>
       <w:r>
         <w:rPr>
-          <w:u w:val="single" w:color="0066cc"/>
+          <w:u w:val="single" w:color="0000ff"/>
           <w:rFonts w:ascii="Charis SIL Regular" w:hAnsi="Charis SIL Regular" w:eastAsia="Charis SIL Regular"/>
           <w:b w:val="0"/>
           <w:i w:val="0"/>
@@ -1280,7 +1280,7 @@
       </w:r>
       <w:r>
         <w:rPr>
-          <w:u w:val="single" w:color="0066cc"/>
+          <w:u w:val="single" w:color="0000ff"/>
           <w:rFonts w:ascii="Charis SIL Regular" w:hAnsi="Charis SIL Regular" w:eastAsia="Charis SIL Regular"/>
           <w:b w:val="0"/>
           <w:i w:val="0"/>
@@ -1298,7 +1298,7 @@
       </w:r>
       <w:r>
         <w:rPr>
-          <w:u w:val="single" w:color="0066cc"/>
+          <w:u w:val="single" w:color="0000ff"/>
           <w:rFonts w:ascii="Charis SIL Regular" w:hAnsi="Charis SIL Regular" w:eastAsia="Charis SIL Regular"/>
           <w:b w:val="0"/>
           <w:i w:val="0"/>
@@ -1329,7 +1329,7 @@
           <w:rFonts w:ascii="Charis SIL Regular" w:hAnsi="Charis SIL Regular" w:eastAsia="Charis SIL Regular"/>
           <w:b w:val="0"/>
           <w:i w:val="0"/>
-          <w:color w:val="0066CC"/>
+          <w:color w:val="0000FF"/>
           <w:sz w:val="24"/>
           <w:u w:val="single"/>
         </w:rPr>
@@ -1347,7 +1347,7 @@
           <w:rFonts w:ascii="Charis SIL Regular" w:hAnsi="Charis SIL Regular" w:eastAsia="Charis SIL Regular"/>
           <w:b w:val="0"/>
           <w:i w:val="0"/>
-          <w:color w:val="0066CC"/>
+          <w:color w:val="0000FF"/>
           <w:sz w:val="24"/>
           <w:u w:val="single"/>
         </w:rPr>
@@ -1358,7 +1358,7 @@
           <w:rFonts w:ascii="Charis SIL Regular" w:hAnsi="Charis SIL Regular" w:eastAsia="Charis SIL Regular"/>
           <w:b w:val="0"/>
           <w:i w:val="0"/>
-          <w:color w:val="0066CC"/>
+          <w:color w:val="0000FF"/>
           <w:sz w:val="24"/>
           <w:u w:val="single"/>
         </w:rPr>
@@ -1376,7 +1376,7 @@
           <w:rFonts w:ascii="Charis SIL Regular" w:hAnsi="Charis SIL Regular" w:eastAsia="Charis SIL Regular"/>
           <w:b w:val="0"/>
           <w:i w:val="0"/>
-          <w:color w:val="0066CC"/>
+          <w:color w:val="0000FF"/>
           <w:sz w:val="24"/>
           <w:u w:val="single"/>
         </w:rPr>
@@ -1387,7 +1387,7 @@
           <w:rFonts w:ascii="Charis SIL Regular" w:hAnsi="Charis SIL Regular" w:eastAsia="Charis SIL Regular"/>
           <w:b w:val="0"/>
           <w:i w:val="0"/>
-          <w:color w:val="0066CC"/>
+          <w:color w:val="0000FF"/>
           <w:sz w:val="24"/>
           <w:u w:val="single"/>
         </w:rPr>
@@ -1422,7 +1422,7 @@
       </w:r>
       <w:r>
         <w:rPr>
-          <w:u w:val="single" w:color="0066cc"/>
+          <w:u w:val="single" w:color="0000ff"/>
           <w:rFonts w:ascii="Charis SIL Regular" w:hAnsi="Charis SIL Regular" w:eastAsia="Charis SIL Regular"/>
           <w:b w:val="0"/>
           <w:i w:val="0"/>
@@ -1440,7 +1440,7 @@
       </w:r>
       <w:r>
         <w:rPr>
-          <w:u w:val="single" w:color="0066cc"/>
+          <w:u w:val="single" w:color="0000ff"/>
           <w:rFonts w:ascii="Charis SIL Regular" w:hAnsi="Charis SIL Regular" w:eastAsia="Charis SIL Regular"/>
           <w:b w:val="0"/>
           <w:i w:val="0"/>
@@ -1458,7 +1458,7 @@
       </w:r>
       <w:r>
         <w:rPr>
-          <w:u w:val="single" w:color="0066cc"/>
+          <w:u w:val="single" w:color="0000ff"/>
           <w:rFonts w:ascii="Charis SIL Regular" w:hAnsi="Charis SIL Regular" w:eastAsia="Charis SIL Regular"/>
           <w:b w:val="0"/>
           <w:i w:val="0"/>
@@ -1476,7 +1476,7 @@
       </w:r>
       <w:r>
         <w:rPr>
-          <w:u w:val="single" w:color="0066cc"/>
+          <w:u w:val="single" w:color="0000ff"/>
           <w:rFonts w:ascii="Charis SIL Regular" w:hAnsi="Charis SIL Regular" w:eastAsia="Charis SIL Regular"/>
           <w:b w:val="0"/>
           <w:i w:val="0"/>
@@ -1487,7 +1487,7 @@
       </w:r>
       <w:r>
         <w:rPr>
-          <w:u w:val="single" w:color="0066cc"/>
+          <w:u w:val="single" w:color="0000ff"/>
           <w:rFonts w:ascii="Charis SIL Regular" w:hAnsi="Charis SIL Regular" w:eastAsia="Charis SIL Regular"/>
           <w:b w:val="0"/>
           <w:i w:val="0"/>
@@ -1505,7 +1505,7 @@
       </w:r>
       <w:r>
         <w:rPr>
-          <w:u w:val="single" w:color="0066cc"/>
+          <w:u w:val="single" w:color="0000ff"/>
           <w:rFonts w:ascii="Charis SIL Regular" w:hAnsi="Charis SIL Regular" w:eastAsia="Charis SIL Regular"/>
           <w:b w:val="0"/>
           <w:i w:val="0"/>
@@ -1659,7 +1659,7 @@
           <w:rFonts w:ascii="Charis SIL Regular" w:hAnsi="Charis SIL Regular" w:eastAsia="Charis SIL Regular"/>
           <w:b w:val="0"/>
           <w:i w:val="0"/>
-          <w:color w:val="0066CC"/>
+          <w:color w:val="0000FF"/>
           <w:sz w:val="24"/>
           <w:u w:val="single"/>
         </w:rPr>
@@ -1677,7 +1677,7 @@
           <w:rFonts w:ascii="Charis SIL Regular" w:hAnsi="Charis SIL Regular" w:eastAsia="Charis SIL Regular"/>
           <w:b w:val="0"/>
           <w:i w:val="0"/>
-          <w:color w:val="0066CC"/>
+          <w:color w:val="0000FF"/>
           <w:sz w:val="24"/>
           <w:u w:val="single"/>
         </w:rPr>
@@ -1688,7 +1688,7 @@
           <w:rFonts w:ascii="Charis SIL Regular" w:hAnsi="Charis SIL Regular" w:eastAsia="Charis SIL Regular"/>
           <w:b w:val="0"/>
           <w:i w:val="0"/>
-          <w:color w:val="0066CC"/>
+          <w:color w:val="0000FF"/>
           <w:sz w:val="24"/>
           <w:u w:val="single"/>
         </w:rPr>
@@ -1706,7 +1706,7 @@
           <w:rFonts w:ascii="Charis SIL Regular" w:hAnsi="Charis SIL Regular" w:eastAsia="Charis SIL Regular"/>
           <w:b w:val="0"/>
           <w:i w:val="0"/>
-          <w:color w:val="0066CC"/>
+          <w:color w:val="0000FF"/>
           <w:sz w:val="24"/>
           <w:u w:val="single"/>
         </w:rPr>
@@ -1717,7 +1717,7 @@
           <w:rFonts w:ascii="Charis SIL Regular" w:hAnsi="Charis SIL Regular" w:eastAsia="Charis SIL Regular"/>
           <w:b w:val="0"/>
           <w:i w:val="0"/>
-          <w:color w:val="0066CC"/>
+          <w:color w:val="0000FF"/>
           <w:sz w:val="24"/>
           <w:u w:val="single"/>
         </w:rPr>
@@ -1735,7 +1735,7 @@
           <w:rFonts w:ascii="Charis SIL Regular" w:hAnsi="Charis SIL Regular" w:eastAsia="Charis SIL Regular"/>
           <w:b w:val="0"/>
           <w:i w:val="0"/>
-          <w:color w:val="0066CC"/>
+          <w:color w:val="0000FF"/>
           <w:sz w:val="24"/>
           <w:u w:val="single"/>
         </w:rPr>
@@ -1746,7 +1746,7 @@
           <w:rFonts w:ascii="Charis SIL Regular" w:hAnsi="Charis SIL Regular" w:eastAsia="Charis SIL Regular"/>
           <w:b w:val="0"/>
           <w:i w:val="0"/>
-          <w:color w:val="0066CC"/>
+          <w:color w:val="0000FF"/>
           <w:sz w:val="24"/>
           <w:u w:val="single"/>
         </w:rPr>
@@ -1764,7 +1764,7 @@
           <w:rFonts w:ascii="Charis SIL Regular" w:hAnsi="Charis SIL Regular" w:eastAsia="Charis SIL Regular"/>
           <w:b w:val="0"/>
           <w:i w:val="0"/>
-          <w:color w:val="0066CC"/>
+          <w:color w:val="0000FF"/>
           <w:sz w:val="24"/>
           <w:u w:val="single"/>
         </w:rPr>
@@ -1775,7 +1775,7 @@
           <w:rFonts w:ascii="Charis SIL Regular" w:hAnsi="Charis SIL Regular" w:eastAsia="Charis SIL Regular"/>
           <w:b w:val="0"/>
           <w:i w:val="0"/>
-          <w:color w:val="0066CC"/>
+          <w:color w:val="0000FF"/>
           <w:sz w:val="24"/>
           <w:u w:val="single"/>
         </w:rPr>
@@ -1810,18 +1810,25 @@
       </w:r>
       <w:r>
         <w:rPr>
-          <w:u w:val="single" w:color="0066cc"/>
+          <w:u w:val="single" w:color="0000ff"/>
           <w:rFonts w:ascii="Charis SIL Regular" w:hAnsi="Charis SIL Regular" w:eastAsia="Charis SIL Regular"/>
           <w:b w:val="0"/>
           <w:i w:val="0"/>
           <w:color w:val="000000"/>
           <w:sz w:val="24"/>
         </w:rPr>
-        <w:t>Mineralogy w</w:t>
-      </w:r>
-      <w:r>
-        <w:rPr>
-          <w:u w:val="single" w:color="0066cc"/>
+        <w:hyperlink r:id="rId15" w:history="1">
+          <w:r>
+            <w:rPr>
+              <w:rStyle w:val="Hyperlink"/>
+            </w:rPr>
+            <w:t>Mineralogy w</w:t>
+          </w:r>
+        </w:hyperlink>
+      </w:r>
+      <w:r>
+        <w:rPr>
+          <w:u w:val="single" w:color="0000ff"/>
           <w:rFonts w:ascii="Charis SIL Regular" w:hAnsi="Charis SIL Regular" w:eastAsia="Charis SIL Regular"/>
           <w:b w:val="0"/>
           <w:i w:val="0"/>
@@ -1839,7 +1846,7 @@
       </w:r>
       <w:r>
         <w:rPr>
-          <w:u w:val="single" w:color="0066cc"/>
+          <w:u w:val="single" w:color="0000ff"/>
           <w:rFonts w:ascii="Charis SIL Regular" w:hAnsi="Charis SIL Regular" w:eastAsia="Charis SIL Regular"/>
           <w:b w:val="0"/>
           <w:i w:val="0"/>
@@ -1857,7 +1864,7 @@
       </w:r>
       <w:r>
         <w:rPr>
-          <w:u w:val="single" w:color="0066cc"/>
+          <w:u w:val="single" w:color="0000ff"/>
           <w:rFonts w:ascii="Charis SIL Regular" w:hAnsi="Charis SIL Regular" w:eastAsia="Charis SIL Regular"/>
           <w:b w:val="0"/>
           <w:i w:val="0"/>
@@ -1875,7 +1882,7 @@
       </w:r>
       <w:r>
         <w:rPr>
-          <w:u w:val="single" w:color="0066cc"/>
+          <w:u w:val="single" w:color="0000ff"/>
           <w:rFonts w:ascii="Charis SIL Regular" w:hAnsi="Charis SIL Regular" w:eastAsia="Charis SIL Regular"/>
           <w:b w:val="0"/>
           <w:i w:val="0"/>
@@ -1893,7 +1900,7 @@
       </w:r>
       <w:r>
         <w:rPr>
-          <w:u w:val="single" w:color="0066cc"/>
+          <w:u w:val="single" w:color="0000ff"/>
           <w:rFonts w:ascii="Charis SIL Regular" w:hAnsi="Charis SIL Regular" w:eastAsia="Charis SIL Regular"/>
           <w:b w:val="0"/>
           <w:i w:val="0"/>
@@ -1911,7 +1918,7 @@
       </w:r>
       <w:r>
         <w:rPr>
-          <w:u w:val="single" w:color="0066cc"/>
+          <w:u w:val="single" w:color="0000ff"/>
           <w:rFonts w:ascii="Charis SIL Regular" w:hAnsi="Charis SIL Regular" w:eastAsia="Charis SIL Regular"/>
           <w:b w:val="0"/>
           <w:i w:val="0"/>
@@ -1929,7 +1936,7 @@
       </w:r>
       <w:r>
         <w:rPr>
-          <w:u w:val="single" w:color="0066cc"/>
+          <w:u w:val="single" w:color="0000ff"/>
           <w:rFonts w:ascii="Charis SIL Regular" w:hAnsi="Charis SIL Regular" w:eastAsia="Charis SIL Regular"/>
           <w:b w:val="0"/>
           <w:i w:val="0"/>
@@ -1980,7 +1987,7 @@
           <w:rFonts w:ascii="Charis SIL Regular" w:hAnsi="Charis SIL Regular" w:eastAsia="Charis SIL Regular"/>
           <w:b w:val="0"/>
           <w:i w:val="0"/>
-          <w:color w:val="0066CC"/>
+          <w:color w:val="0000FF"/>
           <w:sz w:val="24"/>
           <w:u w:val="single"/>
         </w:rPr>
@@ -1998,7 +2005,7 @@
           <w:rFonts w:ascii="Charis SIL Regular" w:hAnsi="Charis SIL Regular" w:eastAsia="Charis SIL Regular"/>
           <w:b w:val="0"/>
           <w:i w:val="0"/>
-          <w:color w:val="0066CC"/>
+          <w:color w:val="0000FF"/>
           <w:sz w:val="24"/>
           <w:u w:val="single"/>
         </w:rPr>
@@ -2009,7 +2016,7 @@
           <w:rFonts w:ascii="Charis SIL Regular" w:hAnsi="Charis SIL Regular" w:eastAsia="Charis SIL Regular"/>
           <w:b w:val="0"/>
           <w:i w:val="0"/>
-          <w:color w:val="0066CC"/>
+          <w:color w:val="0000FF"/>
           <w:sz w:val="24"/>
           <w:u w:val="single"/>
         </w:rPr>
@@ -2044,7 +2051,7 @@
       </w:r>
       <w:r>
         <w:rPr>
-          <w:u w:val="single" w:color="0066cc"/>
+          <w:u w:val="single" w:color="0000ff"/>
           <w:rFonts w:ascii="Charis SIL Regular" w:hAnsi="Charis SIL Regular" w:eastAsia="Charis SIL Regular"/>
           <w:b w:val="0"/>
           <w:i w:val="0"/>
@@ -2055,7 +2062,7 @@
       </w:r>
       <w:r>
         <w:rPr>
-          <w:u w:val="single" w:color="0066cc"/>
+          <w:u w:val="single" w:color="0000ff"/>
           <w:rFonts w:ascii="Charis SIL Regular" w:hAnsi="Charis SIL Regular" w:eastAsia="Charis SIL Regular"/>
           <w:b w:val="0"/>
           <w:i w:val="0"/>
@@ -2073,7 +2080,7 @@
       </w:r>
       <w:r>
         <w:rPr>
-          <w:u w:val="single" w:color="0066cc"/>
+          <w:u w:val="single" w:color="0000ff"/>
           <w:rFonts w:ascii="Charis SIL Regular" w:hAnsi="Charis SIL Regular" w:eastAsia="Charis SIL Regular"/>
           <w:b w:val="0"/>
           <w:i w:val="0"/>
@@ -2084,7 +2091,7 @@
       </w:r>
       <w:r>
         <w:rPr>
-          <w:u w:val="single" w:color="0066cc"/>
+          <w:u w:val="single" w:color="0000ff"/>
           <w:rFonts w:ascii="Charis SIL Regular" w:hAnsi="Charis SIL Regular" w:eastAsia="Charis SIL Regular"/>
           <w:b w:val="0"/>
           <w:i w:val="0"/>
@@ -2196,7 +2203,7 @@
         <w:autoSpaceDE w:val="0"/>
         <w:widowControl/>
         <w:spacing w:line="288" w:lineRule="exact" w:before="64" w:after="0"/>
-        <w:ind w:left="20" w:right="144" w:firstLine="0"/>
+        <w:ind w:left="10" w:right="144" w:firstLine="0"/>
         <w:jc w:val="left"/>
       </w:pPr>
       <w:r>
@@ -2259,7 +2266,7 @@
         <w:autoSpaceDE w:val="0"/>
         <w:widowControl/>
         <w:spacing w:line="358" w:lineRule="exact" w:before="176" w:after="0"/>
-        <w:ind w:left="20" w:right="0" w:firstLine="0"/>
+        <w:ind w:left="10" w:right="0" w:firstLine="0"/>
         <w:jc w:val="left"/>
       </w:pPr>
       <w:r>
@@ -2279,7 +2286,7 @@
         <w:autoSpaceDE w:val="0"/>
         <w:widowControl/>
         <w:spacing w:line="352" w:lineRule="exact" w:before="170" w:after="0"/>
-        <w:ind w:left="20" w:right="0" w:firstLine="0"/>
+        <w:ind w:left="10" w:right="0" w:firstLine="0"/>
         <w:jc w:val="left"/>
       </w:pPr>
       <w:r>
@@ -2299,7 +2306,7 @@
         <w:autoSpaceDE w:val="0"/>
         <w:widowControl/>
         <w:spacing w:line="288" w:lineRule="exact" w:before="240" w:after="0"/>
-        <w:ind w:left="408" w:right="5040" w:firstLine="0"/>
+        <w:ind w:left="398" w:right="5040" w:firstLine="0"/>
         <w:jc w:val="left"/>
       </w:pPr>
       <w:r>
@@ -2410,7 +2417,7 @@
         <w:autoSpaceDE w:val="0"/>
         <w:widowControl/>
         <w:spacing w:line="352" w:lineRule="exact" w:before="176" w:after="0"/>
-        <w:ind w:left="20" w:right="0" w:firstLine="0"/>
+        <w:ind w:left="10" w:right="0" w:firstLine="0"/>
         <w:jc w:val="left"/>
       </w:pPr>
       <w:r>
@@ -2430,7 +2437,7 @@
         <w:autoSpaceDE w:val="0"/>
         <w:widowControl/>
         <w:spacing w:line="288" w:lineRule="exact" w:before="240" w:after="0"/>
-        <w:ind w:left="408" w:right="4896" w:firstLine="0"/>
+        <w:ind w:left="398" w:right="4896" w:firstLine="0"/>
         <w:jc w:val="left"/>
       </w:pPr>
       <w:r>
@@ -2489,7 +2496,7 @@
         <w:autoSpaceDE w:val="0"/>
         <w:widowControl/>
         <w:spacing w:line="288" w:lineRule="exact" w:before="240" w:after="0"/>
-        <w:ind w:left="20" w:right="0" w:firstLine="0"/>
+        <w:ind w:left="10" w:right="0" w:firstLine="0"/>
         <w:jc w:val="left"/>
       </w:pPr>
       <w:r>
@@ -2527,7 +2534,7 @@
           <w:rFonts w:ascii="Charis SIL Regular" w:hAnsi="Charis SIL Regular" w:eastAsia="Charis SIL Regular"/>
           <w:b w:val="0"/>
           <w:i w:val="0"/>
-          <w:color w:val="0066CC"/>
+          <w:color w:val="0000FF"/>
           <w:sz w:val="24"/>
           <w:u w:val="single"/>
         </w:rPr>
@@ -2545,7 +2552,7 @@
           <w:rFonts w:ascii="Charis SIL Regular" w:hAnsi="Charis SIL Regular" w:eastAsia="Charis SIL Regular"/>
           <w:b w:val="0"/>
           <w:i w:val="0"/>
-          <w:color w:val="0066CC"/>
+          <w:color w:val="0000FF"/>
           <w:sz w:val="24"/>
           <w:u w:val="single"/>
         </w:rPr>
@@ -2563,7 +2570,7 @@
           <w:rFonts w:ascii="Charis SIL Regular" w:hAnsi="Charis SIL Regular" w:eastAsia="Charis SIL Regular"/>
           <w:b w:val="0"/>
           <w:i w:val="0"/>
-          <w:color w:val="0066CC"/>
+          <w:color w:val="0000FF"/>
           <w:sz w:val="24"/>
           <w:u w:val="single"/>
         </w:rPr>
@@ -2574,7 +2581,7 @@
           <w:rFonts w:ascii="Charis SIL Regular" w:hAnsi="Charis SIL Regular" w:eastAsia="Charis SIL Regular"/>
           <w:b w:val="0"/>
           <w:i w:val="0"/>
-          <w:color w:val="0066CC"/>
+          <w:color w:val="0000FF"/>
           <w:sz w:val="24"/>
           <w:u w:val="single"/>
         </w:rPr>
@@ -2592,7 +2599,7 @@
           <w:rFonts w:ascii="Charis SIL Regular" w:hAnsi="Charis SIL Regular" w:eastAsia="Charis SIL Regular"/>
           <w:b w:val="0"/>
           <w:i w:val="0"/>
-          <w:color w:val="0066CC"/>
+          <w:color w:val="0000FF"/>
           <w:sz w:val="24"/>
           <w:u w:val="single"/>
         </w:rPr>
@@ -2603,7 +2610,7 @@
           <w:rFonts w:ascii="Charis SIL Regular" w:hAnsi="Charis SIL Regular" w:eastAsia="Charis SIL Regular"/>
           <w:b w:val="0"/>
           <w:i w:val="0"/>
-          <w:color w:val="0066CC"/>
+          <w:color w:val="0000FF"/>
           <w:sz w:val="24"/>
           <w:u w:val="single"/>
         </w:rPr>
@@ -2621,7 +2628,7 @@
           <w:rFonts w:ascii="Charis SIL Regular" w:hAnsi="Charis SIL Regular" w:eastAsia="Charis SIL Regular"/>
           <w:b w:val="0"/>
           <w:i w:val="0"/>
-          <w:color w:val="0066CC"/>
+          <w:color w:val="0000FF"/>
           <w:sz w:val="24"/>
           <w:u w:val="single"/>
         </w:rPr>
@@ -2632,7 +2639,7 @@
           <w:rFonts w:ascii="Charis SIL Regular" w:hAnsi="Charis SIL Regular" w:eastAsia="Charis SIL Regular"/>
           <w:b w:val="0"/>
           <w:i w:val="0"/>
-          <w:color w:val="0066CC"/>
+          <w:color w:val="0000FF"/>
           <w:sz w:val="24"/>
           <w:u w:val="single"/>
         </w:rPr>
@@ -2662,7 +2669,7 @@
         <w:autoSpaceDE w:val="0"/>
         <w:widowControl/>
         <w:spacing w:line="420" w:lineRule="exact" w:before="204" w:after="0"/>
-        <w:ind w:left="20" w:right="0" w:firstLine="0"/>
+        <w:ind w:left="10" w:right="0" w:firstLine="0"/>
         <w:jc w:val="left"/>
       </w:pPr>
       <w:r>
@@ -2682,7 +2689,7 @@
         <w:autoSpaceDE w:val="0"/>
         <w:widowControl/>
         <w:spacing w:line="288" w:lineRule="exact" w:before="274" w:after="0"/>
-        <w:ind w:left="20" w:right="0" w:firstLine="0"/>
+        <w:ind w:left="10" w:right="0" w:firstLine="0"/>
         <w:jc w:val="left"/>
       </w:pPr>
       <w:r>
@@ -2753,7 +2760,7 @@
           <w:rFonts w:ascii="Charis SIL Regular" w:hAnsi="Charis SIL Regular" w:eastAsia="Charis SIL Regular"/>
           <w:b w:val="0"/>
           <w:i w:val="0"/>
-          <w:color w:val="0066CC"/>
+          <w:color w:val="0000FF"/>
           <w:sz w:val="24"/>
           <w:u w:val="single"/>
         </w:rPr>
@@ -2771,7 +2778,7 @@
           <w:rFonts w:ascii="Charis SIL Regular" w:hAnsi="Charis SIL Regular" w:eastAsia="Charis SIL Regular"/>
           <w:b w:val="0"/>
           <w:i w:val="0"/>
-          <w:color w:val="0066CC"/>
+          <w:color w:val="0000FF"/>
           <w:sz w:val="24"/>
           <w:u w:val="single"/>
         </w:rPr>
@@ -2789,7 +2796,7 @@
           <w:rFonts w:ascii="Charis SIL Regular" w:hAnsi="Charis SIL Regular" w:eastAsia="Charis SIL Regular"/>
           <w:b w:val="0"/>
           <w:i w:val="0"/>
-          <w:color w:val="0066CC"/>
+          <w:color w:val="0000FF"/>
           <w:sz w:val="24"/>
           <w:u w:val="single"/>
         </w:rPr>
@@ -2800,7 +2807,7 @@
           <w:rFonts w:ascii="Charis SIL Regular" w:hAnsi="Charis SIL Regular" w:eastAsia="Charis SIL Regular"/>
           <w:b w:val="0"/>
           <w:i w:val="0"/>
-          <w:color w:val="0066CC"/>
+          <w:color w:val="0000FF"/>
           <w:sz w:val="24"/>
           <w:u w:val="single"/>
         </w:rPr>
@@ -2828,7 +2835,7 @@
           <w:rFonts w:ascii="Charis SIL Regular" w:hAnsi="Charis SIL Regular" w:eastAsia="Charis SIL Regular"/>
           <w:b w:val="0"/>
           <w:i w:val="0"/>
-          <w:color w:val="0066CC"/>
+          <w:color w:val="0000FF"/>
           <w:sz w:val="24"/>
           <w:u w:val="single"/>
         </w:rPr>
@@ -2846,7 +2853,7 @@
           <w:rFonts w:ascii="Charis SIL Regular" w:hAnsi="Charis SIL Regular" w:eastAsia="Charis SIL Regular"/>
           <w:b w:val="0"/>
           <w:i w:val="0"/>
-          <w:color w:val="0066CC"/>
+          <w:color w:val="0000FF"/>
           <w:sz w:val="24"/>
           <w:u w:val="single"/>
         </w:rPr>
@@ -2857,7 +2864,7 @@
           <w:rFonts w:ascii="Charis SIL Regular" w:hAnsi="Charis SIL Regular" w:eastAsia="Charis SIL Regular"/>
           <w:b w:val="0"/>
           <w:i w:val="0"/>
-          <w:color w:val="0066CC"/>
+          <w:color w:val="0000FF"/>
           <w:sz w:val="24"/>
           <w:u w:val="single"/>
         </w:rPr>
@@ -2882,7 +2889,7 @@
       </w:r>
       <w:r>
         <w:rPr>
-          <w:u w:val="single" w:color="0066cc"/>
+          <w:u w:val="single" w:color="0000ff"/>
           <w:rFonts w:ascii="Charis SIL Regular" w:hAnsi="Charis SIL Regular" w:eastAsia="Charis SIL Regular"/>
           <w:b w:val="0"/>
           <w:i w:val="0"/>
@@ -2900,7 +2907,7 @@
       </w:r>
       <w:r>
         <w:rPr>
-          <w:u w:val="single" w:color="0066cc"/>
+          <w:u w:val="single" w:color="0000ff"/>
           <w:rFonts w:ascii="Charis SIL Regular" w:hAnsi="Charis SIL Regular" w:eastAsia="Charis SIL Regular"/>
           <w:b w:val="0"/>
           <w:i w:val="0"/>
@@ -2918,7 +2925,7 @@
       </w:r>
       <w:r>
         <w:rPr>
-          <w:u w:val="single" w:color="0066cc"/>
+          <w:u w:val="single" w:color="0000ff"/>
           <w:rFonts w:ascii="Charis SIL Regular" w:hAnsi="Charis SIL Regular" w:eastAsia="Charis SIL Regular"/>
           <w:b w:val="0"/>
           <w:i w:val="0"/>
@@ -2929,7 +2936,7 @@
       </w:r>
       <w:r>
         <w:rPr>
-          <w:u w:val="single" w:color="0066cc"/>
+          <w:u w:val="single" w:color="0000ff"/>
           <w:rFonts w:ascii="Charis SIL Regular" w:hAnsi="Charis SIL Regular" w:eastAsia="Charis SIL Regular"/>
           <w:b w:val="0"/>
           <w:i w:val="0"/>
@@ -2957,7 +2964,7 @@
       </w:r>
       <w:r>
         <w:rPr>
-          <w:u w:val="single" w:color="0066cc"/>
+          <w:u w:val="single" w:color="0000ff"/>
           <w:rFonts w:ascii="Charis SIL Regular" w:hAnsi="Charis SIL Regular" w:eastAsia="Charis SIL Regular"/>
           <w:b w:val="0"/>
           <w:i w:val="0"/>
@@ -2975,7 +2982,7 @@
       </w:r>
       <w:r>
         <w:rPr>
-          <w:u w:val="single" w:color="0066cc"/>
+          <w:u w:val="single" w:color="0000ff"/>
           <w:rFonts w:ascii="Charis SIL Regular" w:hAnsi="Charis SIL Regular" w:eastAsia="Charis SIL Regular"/>
           <w:b w:val="0"/>
           <w:i w:val="0"/>
@@ -2993,7 +3000,7 @@
       </w:r>
       <w:r>
         <w:rPr>
-          <w:u w:val="single" w:color="0066cc"/>
+          <w:u w:val="single" w:color="0000ff"/>
           <w:rFonts w:ascii="Charis SIL Regular" w:hAnsi="Charis SIL Regular" w:eastAsia="Charis SIL Regular"/>
           <w:b w:val="0"/>
           <w:i w:val="0"/>
@@ -3034,7 +3041,7 @@
           <w:rFonts w:ascii="Charis SIL Regular" w:hAnsi="Charis SIL Regular" w:eastAsia="Charis SIL Regular"/>
           <w:b w:val="0"/>
           <w:i w:val="0"/>
-          <w:color w:val="0066CC"/>
+          <w:color w:val="0000FF"/>
           <w:sz w:val="24"/>
           <w:u w:val="single"/>
         </w:rPr>
@@ -3052,7 +3059,7 @@
           <w:rFonts w:ascii="Charis SIL Regular" w:hAnsi="Charis SIL Regular" w:eastAsia="Charis SIL Regular"/>
           <w:b w:val="0"/>
           <w:i w:val="0"/>
-          <w:color w:val="0066CC"/>
+          <w:color w:val="0000FF"/>
           <w:sz w:val="24"/>
           <w:u w:val="single"/>
         </w:rPr>
@@ -3063,7 +3070,7 @@
           <w:rFonts w:ascii="Charis SIL Regular" w:hAnsi="Charis SIL Regular" w:eastAsia="Charis SIL Regular"/>
           <w:b w:val="0"/>
           <w:i w:val="0"/>
-          <w:color w:val="0066CC"/>
+          <w:color w:val="0000FF"/>
           <w:sz w:val="24"/>
           <w:u w:val="single"/>
         </w:rPr>
@@ -3081,7 +3088,7 @@
           <w:rFonts w:ascii="Charis SIL Regular" w:hAnsi="Charis SIL Regular" w:eastAsia="Charis SIL Regular"/>
           <w:b w:val="0"/>
           <w:i w:val="0"/>
-          <w:color w:val="0066CC"/>
+          <w:color w:val="0000FF"/>
           <w:sz w:val="24"/>
           <w:u w:val="single"/>
         </w:rPr>
@@ -3092,7 +3099,7 @@
           <w:rFonts w:ascii="Charis SIL Regular" w:hAnsi="Charis SIL Regular" w:eastAsia="Charis SIL Regular"/>
           <w:b w:val="0"/>
           <w:i w:val="0"/>
-          <w:color w:val="0066CC"/>
+          <w:color w:val="0000FF"/>
           <w:sz w:val="24"/>
           <w:u w:val="single"/>
         </w:rPr>
@@ -3127,7 +3134,7 @@
       </w:r>
       <w:r>
         <w:rPr>
-          <w:u w:val="single" w:color="0066cc"/>
+          <w:u w:val="single" w:color="0000ff"/>
           <w:rFonts w:ascii="Charis SIL Regular" w:hAnsi="Charis SIL Regular" w:eastAsia="Charis SIL Regular"/>
           <w:b w:val="0"/>
           <w:i w:val="0"/>
@@ -3145,7 +3152,7 @@
       </w:r>
       <w:r>
         <w:rPr>
-          <w:u w:val="single" w:color="0066cc"/>
+          <w:u w:val="single" w:color="0000ff"/>
           <w:rFonts w:ascii="Charis SIL Regular" w:hAnsi="Charis SIL Regular" w:eastAsia="Charis SIL Regular"/>
           <w:b w:val="0"/>
           <w:i w:val="0"/>
@@ -3163,7 +3170,7 @@
       </w:r>
       <w:r>
         <w:rPr>
-          <w:u w:val="single" w:color="0066cc"/>
+          <w:u w:val="single" w:color="0000ff"/>
           <w:rFonts w:ascii="Charis SIL Regular" w:hAnsi="Charis SIL Regular" w:eastAsia="Charis SIL Regular"/>
           <w:b w:val="0"/>
           <w:i w:val="0"/>
@@ -3181,7 +3188,7 @@
       </w:r>
       <w:r>
         <w:rPr>
-          <w:u w:val="single" w:color="0066cc"/>
+          <w:u w:val="single" w:color="0000ff"/>
           <w:rFonts w:ascii="Charis SIL Regular" w:hAnsi="Charis SIL Regular" w:eastAsia="Charis SIL Regular"/>
           <w:b w:val="0"/>
           <w:i w:val="0"/>
@@ -3224,7 +3231,7 @@
         <w:autoSpaceDE w:val="0"/>
         <w:widowControl/>
         <w:spacing w:line="288" w:lineRule="exact" w:before="240" w:after="0"/>
-        <w:ind w:left="20" w:right="288" w:firstLine="0"/>
+        <w:ind w:left="10" w:right="288" w:firstLine="0"/>
         <w:jc w:val="left"/>
       </w:pPr>
       <w:r>
@@ -3242,7 +3249,7 @@
           <w:rFonts w:ascii="Charis SIL Regular" w:hAnsi="Charis SIL Regular" w:eastAsia="Charis SIL Regular"/>
           <w:b w:val="0"/>
           <w:i w:val="0"/>
-          <w:color w:val="0066CC"/>
+          <w:color w:val="0000FF"/>
           <w:sz w:val="24"/>
           <w:u w:val="single"/>
         </w:rPr>
@@ -3260,7 +3267,7 @@
           <w:rFonts w:ascii="Charis SIL Regular" w:hAnsi="Charis SIL Regular" w:eastAsia="Charis SIL Regular"/>
           <w:b w:val="0"/>
           <w:i w:val="0"/>
-          <w:color w:val="0066CC"/>
+          <w:color w:val="0000FF"/>
           <w:sz w:val="24"/>
           <w:u w:val="single"/>
         </w:rPr>
@@ -3271,7 +3278,7 @@
           <w:rFonts w:ascii="Charis SIL Regular" w:hAnsi="Charis SIL Regular" w:eastAsia="Charis SIL Regular"/>
           <w:b w:val="0"/>
           <w:i w:val="0"/>
-          <w:color w:val="0066CC"/>
+          <w:color w:val="0000FF"/>
           <w:sz w:val="24"/>
           <w:u w:val="single"/>
         </w:rPr>
@@ -3299,7 +3306,7 @@
           <w:rFonts w:ascii="Charis SIL Regular" w:hAnsi="Charis SIL Regular" w:eastAsia="Charis SIL Regular"/>
           <w:b w:val="0"/>
           <w:i w:val="0"/>
-          <w:color w:val="0066CC"/>
+          <w:color w:val="0000FF"/>
           <w:sz w:val="24"/>
           <w:u w:val="single"/>
         </w:rPr>
@@ -3330,11 +3337,75 @@
           <w:color w:val="000000"/>
           <w:sz w:val="24"/>
         </w:rPr>
-        <w:t>the physical library is now p</w:t>
-      </w:r>
-      <w:r>
-        <w:rPr>
-          <w:u w:val="single" w:color="0066cc"/>
+        <w:t xml:space="preserve">the </w:t>
+      </w:r>
+      <w:r>
+        <w:rPr>
+          <w:u w:val="single" w:color="0000ff"/>
+          <w:rFonts w:ascii="Charis SIL Regular" w:hAnsi="Charis SIL Regular" w:eastAsia="Charis SIL Regular"/>
+          <w:b w:val="0"/>
+          <w:i w:val="0"/>
+          <w:color w:val="000000"/>
+          <w:sz w:val="24"/>
+        </w:rPr>
+        <w:hyperlink r:id="rId21" w:history="1">
+          <w:r>
+            <w:rPr>
+              <w:rStyle w:val="Hyperlink"/>
+            </w:rPr>
+            <w:t xml:space="preserve">physical </w:t>
+          </w:r>
+        </w:hyperlink>
+      </w:r>
+      <w:r>
+        <w:rPr>
+          <w:u w:val="single" w:color="0000ff"/>
+          <w:rFonts w:ascii="Charis SIL Regular" w:hAnsi="Charis SIL Regular" w:eastAsia="Charis SIL Regular"/>
+          <w:b w:val="0"/>
+          <w:i w:val="0"/>
+          <w:color w:val="000000"/>
+          <w:sz w:val="24"/>
+        </w:rPr>
+        <w:hyperlink r:id="rId21" w:history="1">
+          <w:r>
+            <w:rPr>
+              <w:rStyle w:val="Hyperlink"/>
+            </w:rPr>
+            <w:t>l</w:t>
+          </w:r>
+        </w:hyperlink>
+      </w:r>
+      <w:r>
+        <w:rPr>
+          <w:u w:val="single" w:color="0000ff"/>
+          <w:rFonts w:ascii="Charis SIL Regular" w:hAnsi="Charis SIL Regular" w:eastAsia="Charis SIL Regular"/>
+          <w:b w:val="0"/>
+          <w:i w:val="0"/>
+          <w:color w:val="000000"/>
+          <w:sz w:val="24"/>
+        </w:rPr>
+        <w:hyperlink r:id="rId21" w:history="1">
+          <w:r>
+            <w:rPr>
+              <w:rStyle w:val="Hyperlink"/>
+            </w:rPr>
+            <w:t>ibrary is n</w:t>
+          </w:r>
+        </w:hyperlink>
+      </w:r>
+      <w:r>
+        <w:rPr>
+          <w:rFonts w:ascii="Charis SIL Regular" w:hAnsi="Charis SIL Regular" w:eastAsia="Charis SIL Regular"/>
+          <w:b w:val="0"/>
+          <w:i w:val="0"/>
+          <w:color w:val="000000"/>
+          <w:sz w:val="24"/>
+        </w:rPr>
+        <w:t>ow p</w:t>
+      </w:r>
+      <w:r>
+        <w:rPr>
+          <w:u w:val="single" w:color="0000ff"/>
           <w:rFonts w:ascii="Charis SIL Regular" w:hAnsi="Charis SIL Regular" w:eastAsia="Charis SIL Regular"/>
           <w:b w:val="0"/>
           <w:i w:val="0"/>
@@ -3365,7 +3436,7 @@
           <w:rFonts w:ascii="Charis SIL Regular" w:hAnsi="Charis SIL Regular" w:eastAsia="Charis SIL Regular"/>
           <w:b w:val="0"/>
           <w:i w:val="0"/>
-          <w:color w:val="0066CC"/>
+          <w:color w:val="0000FF"/>
           <w:sz w:val="24"/>
           <w:u w:val="single"/>
         </w:rPr>
@@ -3390,7 +3461,7 @@
       </w:r>
       <w:r>
         <w:rPr>
-          <w:u w:val="single" w:color="0066cc"/>
+          <w:u w:val="single" w:color="0000ff"/>
           <w:rFonts w:ascii="Charis SIL Regular" w:hAnsi="Charis SIL Regular" w:eastAsia="Charis SIL Regular"/>
           <w:b w:val="0"/>
           <w:i w:val="0"/>
@@ -3421,7 +3492,7 @@
           <w:rFonts w:ascii="Charis SIL Regular" w:hAnsi="Charis SIL Regular" w:eastAsia="Charis SIL Regular"/>
           <w:b w:val="0"/>
           <w:i w:val="0"/>
-          <w:color w:val="0066CC"/>
+          <w:color w:val="0000FF"/>
           <w:sz w:val="24"/>
           <w:u w:val="single"/>
         </w:rPr>
@@ -3439,7 +3510,7 @@
           <w:rFonts w:ascii="Charis SIL Regular" w:hAnsi="Charis SIL Regular" w:eastAsia="Charis SIL Regular"/>
           <w:b w:val="0"/>
           <w:i w:val="0"/>
-          <w:color w:val="0066CC"/>
+          <w:color w:val="0000FF"/>
           <w:sz w:val="24"/>
           <w:u w:val="single"/>
         </w:rPr>
@@ -3450,7 +3521,7 @@
           <w:rFonts w:ascii="Charis SIL Regular" w:hAnsi="Charis SIL Regular" w:eastAsia="Charis SIL Regular"/>
           <w:b w:val="0"/>
           <w:i w:val="0"/>
-          <w:color w:val="0066CC"/>
+          <w:color w:val="0000FF"/>
           <w:sz w:val="24"/>
           <w:u w:val="single"/>
         </w:rPr>
@@ -3468,7 +3539,7 @@
           <w:rFonts w:ascii="Charis SIL Regular" w:hAnsi="Charis SIL Regular" w:eastAsia="Charis SIL Regular"/>
           <w:b w:val="0"/>
           <w:i w:val="0"/>
-          <w:color w:val="0066CC"/>
+          <w:color w:val="0000FF"/>
           <w:sz w:val="24"/>
           <w:u w:val="single"/>
         </w:rPr>
@@ -3479,7 +3550,7 @@
           <w:rFonts w:ascii="Charis SIL Regular" w:hAnsi="Charis SIL Regular" w:eastAsia="Charis SIL Regular"/>
           <w:b w:val="0"/>
           <w:i w:val="0"/>
-          <w:color w:val="0066CC"/>
+          <w:color w:val="0000FF"/>
           <w:sz w:val="24"/>
           <w:u w:val="single"/>
         </w:rPr>
@@ -3509,7 +3580,7 @@
         <w:autoSpaceDE w:val="0"/>
         <w:widowControl/>
         <w:spacing w:line="288" w:lineRule="exact" w:before="240" w:after="0"/>
-        <w:ind w:left="20" w:right="288" w:firstLine="0"/>
+        <w:ind w:left="10" w:right="288" w:firstLine="0"/>
         <w:jc w:val="left"/>
       </w:pPr>
       <w:r>
@@ -3537,7 +3608,7 @@
           <w:rFonts w:ascii="Charis SIL Regular" w:hAnsi="Charis SIL Regular" w:eastAsia="Charis SIL Regular"/>
           <w:b w:val="0"/>
           <w:i w:val="0"/>
-          <w:color w:val="0066CC"/>
+          <w:color w:val="0000FF"/>
           <w:sz w:val="24"/>
           <w:u w:val="single"/>
         </w:rPr>
@@ -3567,7 +3638,7 @@
         <w:autoSpaceDE w:val="0"/>
         <w:widowControl/>
         <w:spacing w:line="540" w:lineRule="exact" w:before="198" w:after="0"/>
-        <w:ind w:left="20" w:right="0" w:firstLine="0"/>
+        <w:ind w:left="10" w:right="0" w:firstLine="0"/>
         <w:jc w:val="left"/>
       </w:pPr>
       <w:r>
@@ -3585,7 +3656,7 @@
       <w:pPr>
         <w:sectPr>
           <w:pgSz w:w="11900" w:h="16840"/>
-          <w:pgMar w:top="324" w:right="944" w:bottom="526" w:left="940" w:header="720" w:footer="720" w:gutter="0"/>
+          <w:pgMar w:top="324" w:right="944" w:bottom="526" w:left="950" w:header="720" w:footer="720" w:gutter="0"/>
           <w:cols/>
           <w:docGrid w:linePitch="360"/>
         </w:sectPr>
@@ -3624,7 +3695,7 @@
           <w:rFonts w:ascii="Charis SIL Regular" w:hAnsi="Charis SIL Regular" w:eastAsia="Charis SIL Regular"/>
           <w:b w:val="0"/>
           <w:i w:val="0"/>
-          <w:color w:val="0066CC"/>
+          <w:color w:val="0000FF"/>
           <w:sz w:val="24"/>
           <w:u w:val="single"/>
         </w:rPr>
@@ -3648,22 +3719,22 @@
           <w:rFonts w:ascii="Charis SIL Regular" w:hAnsi="Charis SIL Regular" w:eastAsia="Charis SIL Regular"/>
           <w:b w:val="0"/>
           <w:i w:val="0"/>
-          <w:color w:val="0066CC"/>
+          <w:color w:val="0000FF"/>
           <w:sz w:val="24"/>
           <w:u w:val="single"/>
         </w:rPr>
-        <w:t>Civil ser</w:t>
-      </w:r>
-      <w:r>
-        <w:rPr>
-          <w:rFonts w:ascii="Charis SIL Regular" w:hAnsi="Charis SIL Regular" w:eastAsia="Charis SIL Regular"/>
-          <w:b w:val="0"/>
-          <w:i w:val="0"/>
-          <w:color w:val="0066CC"/>
+        <w:t>Civil se</w:t>
+      </w:r>
+      <w:r>
+        <w:rPr>
+          <w:rFonts w:ascii="Charis SIL Regular" w:hAnsi="Charis SIL Regular" w:eastAsia="Charis SIL Regular"/>
+          <w:b w:val="0"/>
+          <w:i w:val="0"/>
+          <w:color w:val="0000FF"/>
           <w:sz w:val="24"/>
           <w:u w:val="single"/>
         </w:rPr>
-        <w:t>vants in colonised territories</w:t>
+        <w:t>rvants in colonised territories</w:t>
       </w:r>
       <w:r>
         <w:br/>
@@ -3683,7 +3754,7 @@
           <w:rFonts w:ascii="Charis SIL Regular" w:hAnsi="Charis SIL Regular" w:eastAsia="Charis SIL Regular"/>
           <w:b w:val="0"/>
           <w:i w:val="0"/>
-          <w:color w:val="0066CC"/>
+          <w:color w:val="0000FF"/>
           <w:sz w:val="24"/>
           <w:u w:val="single"/>
         </w:rPr>
@@ -3694,7 +3765,7 @@
           <w:rFonts w:ascii="Charis SIL Regular" w:hAnsi="Charis SIL Regular" w:eastAsia="Charis SIL Regular"/>
           <w:b w:val="0"/>
           <w:i w:val="0"/>
-          <w:color w:val="0066CC"/>
+          <w:color w:val="0000FF"/>
           <w:sz w:val="24"/>
           <w:u w:val="single"/>
         </w:rPr>
@@ -3705,7 +3776,7 @@
           <w:rFonts w:ascii="Charis SIL Regular" w:hAnsi="Charis SIL Regular" w:eastAsia="Charis SIL Regular"/>
           <w:b w:val="0"/>
           <w:i w:val="0"/>
-          <w:color w:val="0066CC"/>
+          <w:color w:val="0000FF"/>
           <w:sz w:val="24"/>
           <w:u w:val="single"/>
         </w:rPr>
@@ -3729,7 +3800,7 @@
           <w:rFonts w:ascii="Charis SIL Regular" w:hAnsi="Charis SIL Regular" w:eastAsia="Charis SIL Regular"/>
           <w:b w:val="0"/>
           <w:i w:val="0"/>
-          <w:color w:val="0066CC"/>
+          <w:color w:val="0000FF"/>
           <w:sz w:val="24"/>
           <w:u w:val="single"/>
         </w:rPr>
@@ -3753,7 +3824,7 @@
           <w:rFonts w:ascii="Charis SIL Regular" w:hAnsi="Charis SIL Regular" w:eastAsia="Charis SIL Regular"/>
           <w:b w:val="0"/>
           <w:i w:val="0"/>
-          <w:color w:val="0066CC"/>
+          <w:color w:val="0000FF"/>
           <w:sz w:val="24"/>
           <w:u w:val="single"/>
         </w:rPr>
@@ -3777,7 +3848,7 @@
           <w:rFonts w:ascii="Charis SIL Regular" w:hAnsi="Charis SIL Regular" w:eastAsia="Charis SIL Regular"/>
           <w:b w:val="0"/>
           <w:i w:val="0"/>
-          <w:color w:val="0066CC"/>
+          <w:color w:val="0000FF"/>
           <w:sz w:val="24"/>
           <w:u w:val="single"/>
         </w:rPr>
@@ -3788,7 +3859,7 @@
           <w:rFonts w:ascii="Charis SIL Regular" w:hAnsi="Charis SIL Regular" w:eastAsia="Charis SIL Regular"/>
           <w:b w:val="0"/>
           <w:i w:val="0"/>
-          <w:color w:val="0066CC"/>
+          <w:color w:val="0000FF"/>
           <w:sz w:val="24"/>
           <w:u w:val="single"/>
         </w:rPr>
@@ -3812,7 +3883,7 @@
           <w:rFonts w:ascii="Charis SIL Regular" w:hAnsi="Charis SIL Regular" w:eastAsia="Charis SIL Regular"/>
           <w:b w:val="0"/>
           <w:i w:val="0"/>
-          <w:color w:val="0066CC"/>
+          <w:color w:val="0000FF"/>
           <w:sz w:val="24"/>
           <w:u w:val="single"/>
         </w:rPr>
@@ -3823,7 +3894,7 @@
           <w:rFonts w:ascii="Charis SIL Regular" w:hAnsi="Charis SIL Regular" w:eastAsia="Charis SIL Regular"/>
           <w:b w:val="0"/>
           <w:i w:val="0"/>
-          <w:color w:val="0066CC"/>
+          <w:color w:val="0000FF"/>
           <w:sz w:val="24"/>
           <w:u w:val="single"/>
         </w:rPr>
@@ -3844,7 +3915,7 @@
           <w:rFonts w:ascii="Charis SIL Regular" w:hAnsi="Charis SIL Regular" w:eastAsia="Charis SIL Regular"/>
           <w:b w:val="0"/>
           <w:i w:val="0"/>
-          <w:color w:val="0066CC"/>
+          <w:color w:val="0000FF"/>
           <w:sz w:val="24"/>
           <w:u w:val="single"/>
         </w:rPr>
@@ -3868,7 +3939,7 @@
           <w:rFonts w:ascii="Charis SIL Regular" w:hAnsi="Charis SIL Regular" w:eastAsia="Charis SIL Regular"/>
           <w:b w:val="0"/>
           <w:i w:val="0"/>
-          <w:color w:val="0066CC"/>
+          <w:color w:val="0000FF"/>
           <w:sz w:val="24"/>
           <w:u w:val="single"/>
         </w:rPr>
@@ -3879,7 +3950,7 @@
           <w:rFonts w:ascii="Charis SIL Regular" w:hAnsi="Charis SIL Regular" w:eastAsia="Charis SIL Regular"/>
           <w:b w:val="0"/>
           <w:i w:val="0"/>
-          <w:color w:val="0066CC"/>
+          <w:color w:val="0000FF"/>
           <w:sz w:val="24"/>
           <w:u w:val="single"/>
         </w:rPr>
@@ -3903,7 +3974,7 @@
           <w:rFonts w:ascii="Charis SIL Regular" w:hAnsi="Charis SIL Regular" w:eastAsia="Charis SIL Regular"/>
           <w:b w:val="0"/>
           <w:i w:val="0"/>
-          <w:color w:val="0066CC"/>
+          <w:color w:val="0000FF"/>
           <w:sz w:val="24"/>
           <w:u w:val="single"/>
         </w:rPr>
@@ -3914,7 +3985,7 @@
           <w:rFonts w:ascii="Charis SIL Regular" w:hAnsi="Charis SIL Regular" w:eastAsia="Charis SIL Regular"/>
           <w:b w:val="0"/>
           <w:i w:val="0"/>
-          <w:color w:val="0066CC"/>
+          <w:color w:val="0000FF"/>
           <w:sz w:val="24"/>
           <w:u w:val="single"/>
         </w:rPr>
@@ -3938,7 +4009,7 @@
           <w:rFonts w:ascii="Charis SIL Regular" w:hAnsi="Charis SIL Regular" w:eastAsia="Charis SIL Regular"/>
           <w:b w:val="0"/>
           <w:i w:val="0"/>
-          <w:color w:val="0066CC"/>
+          <w:color w:val="0000FF"/>
           <w:sz w:val="24"/>
           <w:u w:val="single"/>
         </w:rPr>
@@ -3949,7 +4020,7 @@
           <w:rFonts w:ascii="Charis SIL Regular" w:hAnsi="Charis SIL Regular" w:eastAsia="Charis SIL Regular"/>
           <w:b w:val="0"/>
           <w:i w:val="0"/>
-          <w:color w:val="0066CC"/>
+          <w:color w:val="0000FF"/>
           <w:sz w:val="24"/>
           <w:u w:val="single"/>
         </w:rPr>
@@ -3973,7 +4044,7 @@
           <w:rFonts w:ascii="Charis SIL Regular" w:hAnsi="Charis SIL Regular" w:eastAsia="Charis SIL Regular"/>
           <w:b w:val="0"/>
           <w:i w:val="0"/>
-          <w:color w:val="0066CC"/>
+          <w:color w:val="0000FF"/>
           <w:sz w:val="24"/>
           <w:u w:val="single"/>
         </w:rPr>
@@ -3984,7 +4055,7 @@
           <w:rFonts w:ascii="Charis SIL Regular" w:hAnsi="Charis SIL Regular" w:eastAsia="Charis SIL Regular"/>
           <w:b w:val="0"/>
           <w:i w:val="0"/>
-          <w:color w:val="0066CC"/>
+          <w:color w:val="0000FF"/>
           <w:sz w:val="24"/>
           <w:u w:val="single"/>
         </w:rPr>
@@ -3995,7 +4066,7 @@
           <w:rFonts w:ascii="Charis SIL Regular" w:hAnsi="Charis SIL Regular" w:eastAsia="Charis SIL Regular"/>
           <w:b w:val="0"/>
           <w:i w:val="0"/>
-          <w:color w:val="0066CC"/>
+          <w:color w:val="0000FF"/>
           <w:sz w:val="24"/>
         </w:rPr>
         <w:t>y</w:t>
@@ -4158,7 +4229,7 @@
           <w:rFonts w:ascii="Charis SIL Regular" w:hAnsi="Charis SIL Regular" w:eastAsia="Charis SIL Regular"/>
           <w:b w:val="0"/>
           <w:i w:val="0"/>
-          <w:color w:val="0066CC"/>
+          <w:color w:val="0000FF"/>
           <w:sz w:val="24"/>
           <w:u w:val="single"/>
         </w:rPr>
@@ -4176,7 +4247,7 @@
           <w:rFonts w:ascii="Charis SIL Regular" w:hAnsi="Charis SIL Regular" w:eastAsia="Charis SIL Regular"/>
           <w:b w:val="0"/>
           <w:i w:val="0"/>
-          <w:color w:val="0066CC"/>
+          <w:color w:val="0000FF"/>
           <w:sz w:val="24"/>
           <w:u w:val="single"/>
         </w:rPr>
@@ -4194,7 +4265,7 @@
           <w:rFonts w:ascii="Charis SIL Regular" w:hAnsi="Charis SIL Regular" w:eastAsia="Charis SIL Regular"/>
           <w:b w:val="0"/>
           <w:i w:val="0"/>
-          <w:color w:val="0066CC"/>
+          <w:color w:val="0000FF"/>
           <w:sz w:val="24"/>
           <w:u w:val="single"/>
         </w:rPr>
@@ -4219,7 +4290,7 @@
       </w:r>
       <w:r>
         <w:rPr>
-          <w:u w:val="single" w:color="0066cc"/>
+          <w:u w:val="single" w:color="0000ff"/>
           <w:rFonts w:ascii="Charis SIL Regular" w:hAnsi="Charis SIL Regular" w:eastAsia="Charis SIL Regular"/>
           <w:b w:val="0"/>
           <w:i w:val="0"/>
@@ -4237,7 +4308,7 @@
       </w:r>
       <w:r>
         <w:rPr>
-          <w:u w:val="single" w:color="0066cc"/>
+          <w:u w:val="single" w:color="0000ff"/>
           <w:rFonts w:ascii="Charis SIL Regular" w:hAnsi="Charis SIL Regular" w:eastAsia="Charis SIL Regular"/>
           <w:b w:val="0"/>
           <w:i w:val="0"/>
@@ -4255,7 +4326,7 @@
       </w:r>
       <w:r>
         <w:rPr>
-          <w:u w:val="single" w:color="0066cc"/>
+          <w:u w:val="single" w:color="0000ff"/>
           <w:rFonts w:ascii="Charis SIL Regular" w:hAnsi="Charis SIL Regular" w:eastAsia="Charis SIL Regular"/>
           <w:b w:val="0"/>
           <w:i w:val="0"/>
@@ -4416,7 +4487,7 @@
           <w:rFonts w:ascii="Charis SIL Regular" w:hAnsi="Charis SIL Regular" w:eastAsia="Charis SIL Regular"/>
           <w:b w:val="0"/>
           <w:i w:val="0"/>
-          <w:color w:val="0066CC"/>
+          <w:color w:val="0000FF"/>
           <w:sz w:val="24"/>
           <w:u w:val="single"/>
         </w:rPr>
@@ -4434,7 +4505,7 @@
           <w:rFonts w:ascii="Charis SIL Regular" w:hAnsi="Charis SIL Regular" w:eastAsia="Charis SIL Regular"/>
           <w:b w:val="0"/>
           <w:i w:val="0"/>
-          <w:color w:val="0066CC"/>
+          <w:color w:val="0000FF"/>
           <w:sz w:val="24"/>
           <w:u w:val="single"/>
         </w:rPr>
@@ -4452,7 +4523,7 @@
           <w:rFonts w:ascii="Charis SIL Regular" w:hAnsi="Charis SIL Regular" w:eastAsia="Charis SIL Regular"/>
           <w:b w:val="0"/>
           <w:i w:val="0"/>
-          <w:color w:val="0066CC"/>
+          <w:color w:val="0000FF"/>
           <w:sz w:val="24"/>
           <w:u w:val="single"/>
         </w:rPr>
@@ -4480,7 +4551,7 @@
           <w:rFonts w:ascii="Charis SIL Regular" w:hAnsi="Charis SIL Regular" w:eastAsia="Charis SIL Regular"/>
           <w:b w:val="0"/>
           <w:i w:val="0"/>
-          <w:color w:val="0066CC"/>
+          <w:color w:val="0000FF"/>
           <w:sz w:val="24"/>
           <w:u w:val="single"/>
         </w:rPr>
@@ -4498,11 +4569,11 @@
           <w:rFonts w:ascii="Charis SIL Regular" w:hAnsi="Charis SIL Regular" w:eastAsia="Charis SIL Regular"/>
           <w:b w:val="0"/>
           <w:i w:val="0"/>
-          <w:color w:val="0066CC"/>
+          <w:color w:val="0000FF"/>
           <w:sz w:val="24"/>
           <w:u w:val="single"/>
         </w:rPr>
-        <w:hyperlink r:id="rId28" w:history="1">
+        <w:hyperlink r:id="rId27" w:history="1">
           <w:r>
             <w:rPr>
               <w:rStyle w:val="Hyperlink"/>
@@ -4516,11 +4587,11 @@
           <w:rFonts w:ascii="Charis SIL Regular" w:hAnsi="Charis SIL Regular" w:eastAsia="Charis SIL Regular"/>
           <w:b w:val="0"/>
           <w:i w:val="0"/>
-          <w:color w:val="0066CC"/>
+          <w:color w:val="0000FF"/>
           <w:sz w:val="24"/>
           <w:u w:val="single"/>
         </w:rPr>
-        <w:hyperlink r:id="rId28" w:history="1">
+        <w:hyperlink r:id="rId27" w:history="1">
           <w:r>
             <w:rPr>
               <w:rStyle w:val="Hyperlink"/>
@@ -4624,7 +4695,7 @@
           <w:rFonts w:ascii="Charis SIL Regular" w:hAnsi="Charis SIL Regular" w:eastAsia="Charis SIL Regular"/>
           <w:b w:val="0"/>
           <w:i w:val="0"/>
-          <w:color w:val="0066CC"/>
+          <w:color w:val="0000FF"/>
           <w:sz w:val="24"/>
           <w:u w:val="single"/>
         </w:rPr>
@@ -4642,7 +4713,7 @@
           <w:rFonts w:ascii="Charis SIL Regular" w:hAnsi="Charis SIL Regular" w:eastAsia="Charis SIL Regular"/>
           <w:b w:val="0"/>
           <w:i w:val="0"/>
-          <w:color w:val="0066CC"/>
+          <w:color w:val="0000FF"/>
           <w:sz w:val="24"/>
           <w:u w:val="single"/>
         </w:rPr>
@@ -4660,7 +4731,7 @@
           <w:rFonts w:ascii="Charis SIL Regular" w:hAnsi="Charis SIL Regular" w:eastAsia="Charis SIL Regular"/>
           <w:b w:val="0"/>
           <w:i w:val="0"/>
-          <w:color w:val="0066CC"/>
+          <w:color w:val="0000FF"/>
           <w:sz w:val="24"/>
           <w:u w:val="single"/>
         </w:rPr>
@@ -4688,7 +4759,7 @@
           <w:rFonts w:ascii="Charis SIL Regular" w:hAnsi="Charis SIL Regular" w:eastAsia="Charis SIL Regular"/>
           <w:b w:val="0"/>
           <w:i w:val="0"/>
-          <w:color w:val="0066CC"/>
+          <w:color w:val="0000FF"/>
           <w:sz w:val="24"/>
           <w:u w:val="single"/>
         </w:rPr>
@@ -4706,7 +4777,7 @@
           <w:rFonts w:ascii="Charis SIL Regular" w:hAnsi="Charis SIL Regular" w:eastAsia="Charis SIL Regular"/>
           <w:b w:val="0"/>
           <w:i w:val="0"/>
-          <w:color w:val="0066CC"/>
+          <w:color w:val="0000FF"/>
           <w:sz w:val="24"/>
           <w:u w:val="single"/>
         </w:rPr>
@@ -4717,7 +4788,7 @@
           <w:rFonts w:ascii="Charis SIL Regular" w:hAnsi="Charis SIL Regular" w:eastAsia="Charis SIL Regular"/>
           <w:b w:val="0"/>
           <w:i w:val="0"/>
-          <w:color w:val="0066CC"/>
+          <w:color w:val="0000FF"/>
           <w:sz w:val="24"/>
           <w:u w:val="single"/>
         </w:rPr>
@@ -4745,7 +4816,7 @@
           <w:rFonts w:ascii="Charis SIL Regular" w:hAnsi="Charis SIL Regular" w:eastAsia="Charis SIL Regular"/>
           <w:b w:val="0"/>
           <w:i w:val="0"/>
-          <w:color w:val="0066CC"/>
+          <w:color w:val="0000FF"/>
           <w:sz w:val="24"/>
           <w:u w:val="single"/>
         </w:rPr>
@@ -4763,7 +4834,7 @@
           <w:rFonts w:ascii="Charis SIL Regular" w:hAnsi="Charis SIL Regular" w:eastAsia="Charis SIL Regular"/>
           <w:b w:val="0"/>
           <w:i w:val="0"/>
-          <w:color w:val="0066CC"/>
+          <w:color w:val="0000FF"/>
           <w:sz w:val="24"/>
           <w:u w:val="single"/>
         </w:rPr>
@@ -4774,7 +4845,7 @@
           <w:rFonts w:ascii="Charis SIL Regular" w:hAnsi="Charis SIL Regular" w:eastAsia="Charis SIL Regular"/>
           <w:b w:val="0"/>
           <w:i w:val="0"/>
-          <w:color w:val="0066CC"/>
+          <w:color w:val="0000FF"/>
           <w:sz w:val="24"/>
           <w:u w:val="single"/>
         </w:rPr>
@@ -4941,7 +5012,7 @@
           <w:rFonts w:ascii="Charis SIL Regular" w:hAnsi="Charis SIL Regular" w:eastAsia="Charis SIL Regular"/>
           <w:b w:val="0"/>
           <w:i w:val="0"/>
-          <w:color w:val="0066CC"/>
+          <w:color w:val="0000FF"/>
           <w:sz w:val="24"/>
           <w:u w:val="single"/>
         </w:rPr>
@@ -4959,7 +5030,7 @@
           <w:rFonts w:ascii="Charis SIL Regular" w:hAnsi="Charis SIL Regular" w:eastAsia="Charis SIL Regular"/>
           <w:b w:val="0"/>
           <w:i w:val="0"/>
-          <w:color w:val="0066CC"/>
+          <w:color w:val="0000FF"/>
           <w:sz w:val="24"/>
           <w:u w:val="single"/>
         </w:rPr>
@@ -4970,7 +5041,7 @@
           <w:rFonts w:ascii="Charis SIL Regular" w:hAnsi="Charis SIL Regular" w:eastAsia="Charis SIL Regular"/>
           <w:b w:val="0"/>
           <w:i w:val="0"/>
-          <w:color w:val="0066CC"/>
+          <w:color w:val="0000FF"/>
           <w:sz w:val="24"/>
           <w:u w:val="single"/>
         </w:rPr>
@@ -4998,7 +5069,7 @@
           <w:rFonts w:ascii="Charis SIL Regular" w:hAnsi="Charis SIL Regular" w:eastAsia="Charis SIL Regular"/>
           <w:b w:val="0"/>
           <w:i w:val="0"/>
-          <w:color w:val="0066CC"/>
+          <w:color w:val="0000FF"/>
           <w:sz w:val="24"/>
           <w:u w:val="single"/>
         </w:rPr>
@@ -5016,7 +5087,7 @@
           <w:rFonts w:ascii="Charis SIL Regular" w:hAnsi="Charis SIL Regular" w:eastAsia="Charis SIL Regular"/>
           <w:b w:val="0"/>
           <w:i w:val="0"/>
-          <w:color w:val="0066CC"/>
+          <w:color w:val="0000FF"/>
           <w:sz w:val="24"/>
           <w:u w:val="single"/>
         </w:rPr>
@@ -5034,7 +5105,7 @@
           <w:rFonts w:ascii="Charis SIL Regular" w:hAnsi="Charis SIL Regular" w:eastAsia="Charis SIL Regular"/>
           <w:b w:val="0"/>
           <w:i w:val="0"/>
-          <w:color w:val="0066CC"/>
+          <w:color w:val="0000FF"/>
           <w:sz w:val="24"/>
           <w:u w:val="single"/>
         </w:rPr>
@@ -5132,7 +5203,7 @@
           <w:rFonts w:ascii="Charis SIL Regular" w:hAnsi="Charis SIL Regular" w:eastAsia="Charis SIL Regular"/>
           <w:b w:val="0"/>
           <w:i w:val="0"/>
-          <w:color w:val="0066CC"/>
+          <w:color w:val="0000FF"/>
           <w:sz w:val="24"/>
           <w:u w:val="single"/>
         </w:rPr>
@@ -5150,7 +5221,7 @@
           <w:rFonts w:ascii="Charis SIL Regular" w:hAnsi="Charis SIL Regular" w:eastAsia="Charis SIL Regular"/>
           <w:b w:val="0"/>
           <w:i w:val="0"/>
-          <w:color w:val="0066CC"/>
+          <w:color w:val="0000FF"/>
           <w:sz w:val="24"/>
           <w:u w:val="single"/>
         </w:rPr>
@@ -5161,7 +5232,7 @@
           <w:rFonts w:ascii="Charis SIL Regular" w:hAnsi="Charis SIL Regular" w:eastAsia="Charis SIL Regular"/>
           <w:b w:val="0"/>
           <w:i w:val="0"/>
-          <w:color w:val="0066CC"/>
+          <w:color w:val="0000FF"/>
           <w:sz w:val="24"/>
           <w:u w:val="single"/>
         </w:rPr>
@@ -5189,7 +5260,7 @@
           <w:rFonts w:ascii="Charis SIL Regular" w:hAnsi="Charis SIL Regular" w:eastAsia="Charis SIL Regular"/>
           <w:b w:val="0"/>
           <w:i w:val="0"/>
-          <w:color w:val="0066CC"/>
+          <w:color w:val="0000FF"/>
           <w:sz w:val="24"/>
           <w:u w:val="single"/>
         </w:rPr>
@@ -5207,7 +5278,7 @@
           <w:rFonts w:ascii="Charis SIL Regular" w:hAnsi="Charis SIL Regular" w:eastAsia="Charis SIL Regular"/>
           <w:b w:val="0"/>
           <w:i w:val="0"/>
-          <w:color w:val="0066CC"/>
+          <w:color w:val="0000FF"/>
           <w:sz w:val="24"/>
           <w:u w:val="single"/>
         </w:rPr>
@@ -5225,7 +5296,7 @@
           <w:rFonts w:ascii="Charis SIL Regular" w:hAnsi="Charis SIL Regular" w:eastAsia="Charis SIL Regular"/>
           <w:b w:val="0"/>
           <w:i w:val="0"/>
-          <w:color w:val="0066CC"/>
+          <w:color w:val="0000FF"/>
           <w:sz w:val="24"/>
           <w:u w:val="single"/>
         </w:rPr>
@@ -5333,7 +5404,7 @@
           <w:rFonts w:ascii="Charis SIL Regular" w:hAnsi="Charis SIL Regular" w:eastAsia="Charis SIL Regular"/>
           <w:b w:val="0"/>
           <w:i w:val="0"/>
-          <w:color w:val="0066CC"/>
+          <w:color w:val="0000FF"/>
           <w:sz w:val="24"/>
           <w:u w:val="single"/>
         </w:rPr>
@@ -5351,7 +5422,7 @@
           <w:rFonts w:ascii="Charis SIL Regular" w:hAnsi="Charis SIL Regular" w:eastAsia="Charis SIL Regular"/>
           <w:b w:val="0"/>
           <w:i w:val="0"/>
-          <w:color w:val="0066CC"/>
+          <w:color w:val="0000FF"/>
           <w:sz w:val="24"/>
           <w:u w:val="single"/>
         </w:rPr>
@@ -5362,7 +5433,7 @@
           <w:rFonts w:ascii="Charis SIL Regular" w:hAnsi="Charis SIL Regular" w:eastAsia="Charis SIL Regular"/>
           <w:b w:val="0"/>
           <w:i w:val="0"/>
-          <w:color w:val="0066CC"/>
+          <w:color w:val="0000FF"/>
           <w:sz w:val="24"/>
           <w:u w:val="single"/>
         </w:rPr>
@@ -5390,7 +5461,7 @@
           <w:rFonts w:ascii="Charis SIL Regular" w:hAnsi="Charis SIL Regular" w:eastAsia="Charis SIL Regular"/>
           <w:b w:val="0"/>
           <w:i w:val="0"/>
-          <w:color w:val="0066CC"/>
+          <w:color w:val="0000FF"/>
           <w:sz w:val="24"/>
           <w:u w:val="single"/>
         </w:rPr>
@@ -5408,7 +5479,7 @@
           <w:rFonts w:ascii="Charis SIL Regular" w:hAnsi="Charis SIL Regular" w:eastAsia="Charis SIL Regular"/>
           <w:b w:val="0"/>
           <w:i w:val="0"/>
-          <w:color w:val="0066CC"/>
+          <w:color w:val="0000FF"/>
           <w:sz w:val="24"/>
           <w:u w:val="single"/>
         </w:rPr>
@@ -5426,7 +5497,7 @@
           <w:rFonts w:ascii="Charis SIL Regular" w:hAnsi="Charis SIL Regular" w:eastAsia="Charis SIL Regular"/>
           <w:b w:val="0"/>
           <w:i w:val="0"/>
-          <w:color w:val="0066CC"/>
+          <w:color w:val="0000FF"/>
           <w:sz w:val="24"/>
           <w:u w:val="single"/>
         </w:rPr>
@@ -5557,7 +5628,7 @@
           <w:rFonts w:ascii="Charis SIL Regular" w:hAnsi="Charis SIL Regular" w:eastAsia="Charis SIL Regular"/>
           <w:b w:val="0"/>
           <w:i w:val="0"/>
-          <w:color w:val="0066CC"/>
+          <w:color w:val="0000FF"/>
           <w:sz w:val="24"/>
           <w:u w:val="single"/>
         </w:rPr>
@@ -5575,7 +5646,7 @@
           <w:rFonts w:ascii="Charis SIL Regular" w:hAnsi="Charis SIL Regular" w:eastAsia="Charis SIL Regular"/>
           <w:b w:val="0"/>
           <w:i w:val="0"/>
-          <w:color w:val="0066CC"/>
+          <w:color w:val="0000FF"/>
           <w:sz w:val="24"/>
           <w:u w:val="single"/>
         </w:rPr>
@@ -5586,7 +5657,7 @@
           <w:rFonts w:ascii="Charis SIL Regular" w:hAnsi="Charis SIL Regular" w:eastAsia="Charis SIL Regular"/>
           <w:b w:val="0"/>
           <w:i w:val="0"/>
-          <w:color w:val="0066CC"/>
+          <w:color w:val="0000FF"/>
           <w:sz w:val="24"/>
           <w:u w:val="single"/>
         </w:rPr>
@@ -5614,7 +5685,7 @@
           <w:rFonts w:ascii="Charis SIL Regular" w:hAnsi="Charis SIL Regular" w:eastAsia="Charis SIL Regular"/>
           <w:b w:val="0"/>
           <w:i w:val="0"/>
-          <w:color w:val="0066CC"/>
+          <w:color w:val="0000FF"/>
           <w:sz w:val="24"/>
           <w:u w:val="single"/>
         </w:rPr>
@@ -5632,7 +5703,7 @@
           <w:rFonts w:ascii="Charis SIL Regular" w:hAnsi="Charis SIL Regular" w:eastAsia="Charis SIL Regular"/>
           <w:b w:val="0"/>
           <w:i w:val="0"/>
-          <w:color w:val="0066CC"/>
+          <w:color w:val="0000FF"/>
           <w:sz w:val="24"/>
           <w:u w:val="single"/>
         </w:rPr>
@@ -5650,7 +5721,7 @@
           <w:rFonts w:ascii="Charis SIL Regular" w:hAnsi="Charis SIL Regular" w:eastAsia="Charis SIL Regular"/>
           <w:b w:val="0"/>
           <w:i w:val="0"/>
-          <w:color w:val="0066CC"/>
+          <w:color w:val="0000FF"/>
           <w:sz w:val="24"/>
           <w:u w:val="single"/>
         </w:rPr>
@@ -5758,7 +5829,7 @@
           <w:rFonts w:ascii="Charis SIL Regular" w:hAnsi="Charis SIL Regular" w:eastAsia="Charis SIL Regular"/>
           <w:b w:val="0"/>
           <w:i w:val="0"/>
-          <w:color w:val="0066CC"/>
+          <w:color w:val="0000FF"/>
           <w:sz w:val="24"/>
           <w:u w:val="single"/>
         </w:rPr>
@@ -5776,7 +5847,7 @@
           <w:rFonts w:ascii="Charis SIL Regular" w:hAnsi="Charis SIL Regular" w:eastAsia="Charis SIL Regular"/>
           <w:b w:val="0"/>
           <w:i w:val="0"/>
-          <w:color w:val="0066CC"/>
+          <w:color w:val="0000FF"/>
           <w:sz w:val="24"/>
           <w:u w:val="single"/>
         </w:rPr>
@@ -5787,7 +5858,7 @@
           <w:rFonts w:ascii="Charis SIL Regular" w:hAnsi="Charis SIL Regular" w:eastAsia="Charis SIL Regular"/>
           <w:b w:val="0"/>
           <w:i w:val="0"/>
-          <w:color w:val="0066CC"/>
+          <w:color w:val="0000FF"/>
           <w:sz w:val="24"/>
           <w:u w:val="single"/>
         </w:rPr>
@@ -5815,7 +5886,7 @@
           <w:rFonts w:ascii="Charis SIL Regular" w:hAnsi="Charis SIL Regular" w:eastAsia="Charis SIL Regular"/>
           <w:b w:val="0"/>
           <w:i w:val="0"/>
-          <w:color w:val="0066CC"/>
+          <w:color w:val="0000FF"/>
           <w:sz w:val="24"/>
           <w:u w:val="single"/>
         </w:rPr>
@@ -5833,7 +5904,7 @@
           <w:rFonts w:ascii="Charis SIL Regular" w:hAnsi="Charis SIL Regular" w:eastAsia="Charis SIL Regular"/>
           <w:b w:val="0"/>
           <w:i w:val="0"/>
-          <w:color w:val="0066CC"/>
+          <w:color w:val="0000FF"/>
           <w:sz w:val="24"/>
           <w:u w:val="single"/>
         </w:rPr>
@@ -5851,7 +5922,7 @@
           <w:rFonts w:ascii="Charis SIL Regular" w:hAnsi="Charis SIL Regular" w:eastAsia="Charis SIL Regular"/>
           <w:b w:val="0"/>
           <w:i w:val="0"/>
-          <w:color w:val="0066CC"/>
+          <w:color w:val="0000FF"/>
           <w:sz w:val="24"/>
           <w:u w:val="single"/>
         </w:rPr>
@@ -5869,7 +5940,7 @@
           <w:rFonts w:ascii="Charis SIL Regular" w:hAnsi="Charis SIL Regular" w:eastAsia="Charis SIL Regular"/>
           <w:b w:val="0"/>
           <w:i w:val="0"/>
-          <w:color w:val="0066CC"/>
+          <w:color w:val="0000FF"/>
           <w:sz w:val="24"/>
           <w:u w:val="single"/>
         </w:rPr>

--- a/EXPORTS/DOCX/published/niveau3/English/Naturalis.docx
+++ b/EXPORTS/DOCX/published/niveau3/English/Naturalis.docx
@@ -408,7 +408,35 @@
           <w:color w:val="000000"/>
           <w:sz w:val="24"/>
         </w:rPr>
-        <w:t>Decree. The m</w:t>
+        <w:t xml:space="preserve">Decree. </w:t>
+      </w:r>
+      <w:r>
+        <w:rPr>
+          <w:u w:val="single" w:color="0000ff"/>
+          <w:rFonts w:ascii="Charis SIL Regular" w:hAnsi="Charis SIL Regular" w:eastAsia="Charis SIL Regular"/>
+          <w:b w:val="0"/>
+          <w:i w:val="0"/>
+          <w:color w:val="000000"/>
+          <w:sz w:val="24"/>
+        </w:rPr>
+        <w:hyperlink r:id="rId9" w:history="1">
+          <w:r>
+            <w:rPr>
+              <w:rStyle w:val="Hyperlink"/>
+            </w:rPr>
+            <w:t xml:space="preserve">The </w:t>
+          </w:r>
+        </w:hyperlink>
+      </w:r>
+      <w:r>
+        <w:rPr>
+          <w:rFonts w:ascii="Charis SIL Regular" w:hAnsi="Charis SIL Regular" w:eastAsia="Charis SIL Regular"/>
+          <w:b w:val="0"/>
+          <w:i w:val="0"/>
+          <w:color w:val="000000"/>
+          <w:sz w:val="24"/>
+        </w:rPr>
+        <w:t>m</w:t>
       </w:r>
       <w:r>
         <w:rPr>
@@ -1806,25 +1834,7 @@
           <w:color w:val="000000"/>
           <w:sz w:val="24"/>
         </w:rPr>
-        <w:t xml:space="preserve">Geology and </w:t>
-      </w:r>
-      <w:r>
-        <w:rPr>
-          <w:u w:val="single" w:color="0000ff"/>
-          <w:rFonts w:ascii="Charis SIL Regular" w:hAnsi="Charis SIL Regular" w:eastAsia="Charis SIL Regular"/>
-          <w:b w:val="0"/>
-          <w:i w:val="0"/>
-          <w:color w:val="000000"/>
-          <w:sz w:val="24"/>
-        </w:rPr>
-        <w:hyperlink r:id="rId15" w:history="1">
-          <w:r>
-            <w:rPr>
-              <w:rStyle w:val="Hyperlink"/>
-            </w:rPr>
-            <w:t>Mineralogy w</w:t>
-          </w:r>
-        </w:hyperlink>
+        <w:t>Geology and Mineralogy w</w:t>
       </w:r>
       <w:r>
         <w:rPr>
@@ -4573,7 +4583,7 @@
           <w:sz w:val="24"/>
           <w:u w:val="single"/>
         </w:rPr>
-        <w:hyperlink r:id="rId27" w:history="1">
+        <w:hyperlink r:id="rId28" w:history="1">
           <w:r>
             <w:rPr>
               <w:rStyle w:val="Hyperlink"/>
@@ -4591,7 +4601,7 @@
           <w:sz w:val="24"/>
           <w:u w:val="single"/>
         </w:rPr>
-        <w:hyperlink r:id="rId27" w:history="1">
+        <w:hyperlink r:id="rId28" w:history="1">
           <w:r>
             <w:rPr>
               <w:rStyle w:val="Hyperlink"/>

--- a/EXPORTS/DOCX/published/niveau3/English/Naturalis.docx
+++ b/EXPORTS/DOCX/published/niveau3/English/Naturalis.docx
@@ -419,24 +419,7 @@
           <w:color w:val="000000"/>
           <w:sz w:val="24"/>
         </w:rPr>
-        <w:hyperlink r:id="rId9" w:history="1">
-          <w:r>
-            <w:rPr>
-              <w:rStyle w:val="Hyperlink"/>
-            </w:rPr>
-            <w:t xml:space="preserve">The </w:t>
-          </w:r>
-        </w:hyperlink>
-      </w:r>
-      <w:r>
-        <w:rPr>
-          <w:rFonts w:ascii="Charis SIL Regular" w:hAnsi="Charis SIL Regular" w:eastAsia="Charis SIL Regular"/>
-          <w:b w:val="0"/>
-          <w:i w:val="0"/>
-          <w:color w:val="000000"/>
-          <w:sz w:val="24"/>
-        </w:rPr>
-        <w:t>m</w:t>
+        <w:t>The m</w:t>
       </w:r>
       <w:r>
         <w:rPr>
@@ -1222,53 +1205,17 @@
           <w:color w:val="000000"/>
           <w:sz w:val="24"/>
         </w:rPr>
-        <w:t xml:space="preserve"> (Natural Sciences Commission for the Net</w:t>
-      </w:r>
-      <w:r>
-        <w:rPr>
-          <w:u w:val="single" w:color="0000ff"/>
+        <w:t xml:space="preserve"> (Natural Sciences Commission for the Netherlands Indies) </w:t>
+      </w:r>
+      <w:r>
+        <w:rPr>
           <w:rFonts w:ascii="Charis SIL Regular" w:hAnsi="Charis SIL Regular" w:eastAsia="Charis SIL Regular"/>
           <w:b w:val="0"/>
           <w:i w:val="0"/>
           <w:color w:val="000000"/>
           <w:sz w:val="24"/>
         </w:rPr>
-        <w:hyperlink r:id="rId13" w:history="1">
-          <w:r>
-            <w:rPr>
-              <w:rStyle w:val="Hyperlink"/>
-            </w:rPr>
-            <w:t>herlands Indies</w:t>
-          </w:r>
-        </w:hyperlink>
-      </w:r>
-      <w:r>
-        <w:rPr>
-          <w:rFonts w:ascii="Charis SIL Regular" w:hAnsi="Charis SIL Regular" w:eastAsia="Charis SIL Regular"/>
-          <w:b w:val="0"/>
-          <w:i w:val="0"/>
-          <w:color w:val="000000"/>
-          <w:sz w:val="24"/>
-        </w:rPr>
-        <w:t xml:space="preserve">) </w:t>
-      </w:r>
-      <w:r>
-        <w:rPr>
-          <w:u w:val="single" w:color="0000ff"/>
-          <w:rFonts w:ascii="Charis SIL Regular" w:hAnsi="Charis SIL Regular" w:eastAsia="Charis SIL Regular"/>
-          <w:b w:val="0"/>
-          <w:i w:val="0"/>
-          <w:color w:val="000000"/>
-          <w:sz w:val="24"/>
-        </w:rPr>
-        <w:hyperlink r:id="rId13" w:history="1">
-          <w:r>
-            <w:rPr>
-              <w:rStyle w:val="Hyperlink"/>
-            </w:rPr>
-            <w:t>was establi</w:t>
-          </w:r>
-        </w:hyperlink>
+        <w:t>was establi</w:t>
       </w:r>
       <w:r>
         <w:rPr>

--- a/EXPORTS/DOCX/published/niveau3/English/Naturalis.docx
+++ b/EXPORTS/DOCX/published/niveau3/English/Naturalis.docx
@@ -419,7 +419,25 @@
           <w:color w:val="000000"/>
           <w:sz w:val="24"/>
         </w:rPr>
-        <w:t>The m</w:t>
+        <w:hyperlink r:id="rId9" w:history="1">
+          <w:r>
+            <w:rPr>
+              <w:rStyle w:val="Hyperlink"/>
+            </w:rPr>
+            <w:t xml:space="preserve">The </w:t>
+          </w:r>
+        </w:hyperlink>
+      </w:r>
+      <w:r>
+        <w:rPr>
+          <w:u w:val="single" w:color="0000ff"/>
+          <w:rFonts w:ascii="Charis SIL Regular" w:hAnsi="Charis SIL Regular" w:eastAsia="Charis SIL Regular"/>
+          <w:b w:val="0"/>
+          <w:i w:val="0"/>
+          <w:color w:val="000000"/>
+          <w:sz w:val="24"/>
+        </w:rPr>
+        <w:t>m</w:t>
       </w:r>
       <w:r>
         <w:rPr>
@@ -1205,17 +1223,53 @@
           <w:color w:val="000000"/>
           <w:sz w:val="24"/>
         </w:rPr>
-        <w:t xml:space="preserve"> (Natural Sciences Commission for the Netherlands Indies) </w:t>
-      </w:r>
-      <w:r>
-        <w:rPr>
+        <w:t xml:space="preserve"> (Natural Sciences Commission for the Net</w:t>
+      </w:r>
+      <w:r>
+        <w:rPr>
+          <w:u w:val="single" w:color="0000ff"/>
           <w:rFonts w:ascii="Charis SIL Regular" w:hAnsi="Charis SIL Regular" w:eastAsia="Charis SIL Regular"/>
           <w:b w:val="0"/>
           <w:i w:val="0"/>
           <w:color w:val="000000"/>
           <w:sz w:val="24"/>
         </w:rPr>
-        <w:t>was establi</w:t>
+        <w:hyperlink r:id="rId13" w:history="1">
+          <w:r>
+            <w:rPr>
+              <w:rStyle w:val="Hyperlink"/>
+            </w:rPr>
+            <w:t>herlands Indies</w:t>
+          </w:r>
+        </w:hyperlink>
+      </w:r>
+      <w:r>
+        <w:rPr>
+          <w:rFonts w:ascii="Charis SIL Regular" w:hAnsi="Charis SIL Regular" w:eastAsia="Charis SIL Regular"/>
+          <w:b w:val="0"/>
+          <w:i w:val="0"/>
+          <w:color w:val="000000"/>
+          <w:sz w:val="24"/>
+        </w:rPr>
+        <w:t xml:space="preserve">) </w:t>
+      </w:r>
+      <w:r>
+        <w:rPr>
+          <w:u w:val="single" w:color="0000ff"/>
+          <w:rFonts w:ascii="Charis SIL Regular" w:hAnsi="Charis SIL Regular" w:eastAsia="Charis SIL Regular"/>
+          <w:b w:val="0"/>
+          <w:i w:val="0"/>
+          <w:color w:val="000000"/>
+          <w:sz w:val="24"/>
+        </w:rPr>
+        <w:hyperlink r:id="rId13" w:history="1">
+          <w:r>
+            <w:rPr>
+              <w:rStyle w:val="Hyperlink"/>
+            </w:rPr>
+            <w:t>was establi</w:t>
+          </w:r>
+        </w:hyperlink>
       </w:r>
       <w:r>
         <w:rPr>
@@ -1480,6 +1534,23 @@
       </w:r>
       <w:r>
         <w:rPr>
+          <w:rFonts w:ascii="Charis SIL Regular" w:hAnsi="Charis SIL Regular" w:eastAsia="Charis SIL Regular"/>
+          <w:b w:val="0"/>
+          <w:i w:val="0"/>
+          <w:color w:val="000000"/>
+          <w:sz w:val="24"/>
+        </w:rPr>
+        <w:hyperlink r:id="rId14" w:history="1">
+          <w:r>
+            <w:rPr>
+              <w:rStyle w:val="Hyperlink"/>
+            </w:rPr>
+            <w:t>l</w:t>
+          </w:r>
+        </w:hyperlink>
+      </w:r>
+      <w:r>
+        <w:rPr>
           <w:u w:val="single" w:color="0000ff"/>
           <w:rFonts w:ascii="Charis SIL Regular" w:hAnsi="Charis SIL Regular" w:eastAsia="Charis SIL Regular"/>
           <w:b w:val="0"/>
@@ -1487,7 +1558,7 @@
           <w:color w:val="000000"/>
           <w:sz w:val="24"/>
         </w:rPr>
-        <w:t>l</w:t>
+        <w:t>o</w:t>
       </w:r>
       <w:r>
         <w:rPr>
@@ -1497,7 +1568,7 @@
           <w:color w:val="000000"/>
           <w:sz w:val="24"/>
         </w:rPr>
-        <w:t xml:space="preserve">ora and fauna. From </w:t>
+        <w:t xml:space="preserve">ra and fauna. From </w:t>
       </w:r>
       <w:r>
         <w:rPr>
@@ -1781,7 +1852,25 @@
           <w:color w:val="000000"/>
           <w:sz w:val="24"/>
         </w:rPr>
-        <w:t>Geology and Mineralogy w</w:t>
+        <w:t xml:space="preserve">Geology and </w:t>
+      </w:r>
+      <w:r>
+        <w:rPr>
+          <w:u w:val="single" w:color="0000ff"/>
+          <w:rFonts w:ascii="Charis SIL Regular" w:hAnsi="Charis SIL Regular" w:eastAsia="Charis SIL Regular"/>
+          <w:b w:val="0"/>
+          <w:i w:val="0"/>
+          <w:color w:val="000000"/>
+          <w:sz w:val="24"/>
+        </w:rPr>
+        <w:hyperlink r:id="rId15" w:history="1">
+          <w:r>
+            <w:rPr>
+              <w:rStyle w:val="Hyperlink"/>
+            </w:rPr>
+            <w:t>Mineralogy w</w:t>
+          </w:r>
+        </w:hyperlink>
       </w:r>
       <w:r>
         <w:rPr>
@@ -3715,7 +3804,7 @@
           <w:sz w:val="24"/>
           <w:u w:val="single"/>
         </w:rPr>
-        <w:t>Scientific research in colonised terr</w:t>
+        <w:t>Scientific research in colonised terri</w:t>
       </w:r>
       <w:r>
         <w:rPr>
@@ -3726,7 +3815,7 @@
           <w:sz w:val="24"/>
           <w:u w:val="single"/>
         </w:rPr>
-        <w:t>i</w:t>
+        <w:t>torie</w:t>
       </w:r>
       <w:r>
         <w:rPr>
@@ -3735,9 +3824,8 @@
           <w:i w:val="0"/>
           <w:color w:val="0000FF"/>
           <w:sz w:val="24"/>
-          <w:u w:val="single"/>
-        </w:rPr>
-        <w:t>tories</w:t>
+        </w:rPr>
+        <w:t>s</w:t>
       </w:r>
       <w:r>
         <w:br/>
@@ -4530,7 +4618,7 @@
           <w:sz w:val="24"/>
           <w:u w:val="single"/>
         </w:rPr>
-        <w:hyperlink r:id="rId28" w:history="1">
+        <w:hyperlink r:id="rId27" w:history="1">
           <w:r>
             <w:rPr>
               <w:rStyle w:val="Hyperlink"/>
@@ -4548,7 +4636,7 @@
           <w:sz w:val="24"/>
           <w:u w:val="single"/>
         </w:rPr>
-        <w:hyperlink r:id="rId28" w:history="1">
+        <w:hyperlink r:id="rId27" w:history="1">
           <w:r>
             <w:rPr>
               <w:rStyle w:val="Hyperlink"/>

--- a/EXPORTS/DOCX/published/niveau3/English/Naturalis.docx
+++ b/EXPORTS/DOCX/published/niveau3/English/Naturalis.docx
@@ -3804,7 +3804,7 @@
           <w:sz w:val="24"/>
           <w:u w:val="single"/>
         </w:rPr>
-        <w:t>Scientific research in colonised terri</w:t>
+        <w:t>Scientific research in colonised terr</w:t>
       </w:r>
       <w:r>
         <w:rPr>
@@ -3815,7 +3815,7 @@
           <w:sz w:val="24"/>
           <w:u w:val="single"/>
         </w:rPr>
-        <w:t>torie</w:t>
+        <w:t>i</w:t>
       </w:r>
       <w:r>
         <w:rPr>
@@ -3824,8 +3824,9 @@
           <w:i w:val="0"/>
           <w:color w:val="0000FF"/>
           <w:sz w:val="24"/>
-        </w:rPr>
-        <w:t>s</w:t>
+          <w:u w:val="single"/>
+        </w:rPr>
+        <w:t>tories</w:t>
       </w:r>
       <w:r>
         <w:br/>
@@ -4618,7 +4619,7 @@
           <w:sz w:val="24"/>
           <w:u w:val="single"/>
         </w:rPr>
-        <w:hyperlink r:id="rId27" w:history="1">
+        <w:hyperlink r:id="rId28" w:history="1">
           <w:r>
             <w:rPr>
               <w:rStyle w:val="Hyperlink"/>

--- a/EXPORTS/DOCX/published/niveau3/English/Naturalis.docx
+++ b/EXPORTS/DOCX/published/niveau3/English/Naturalis.docx
@@ -430,7 +430,6 @@
       </w:r>
       <w:r>
         <w:rPr>
-          <w:u w:val="single" w:color="0000ff"/>
           <w:rFonts w:ascii="Charis SIL Regular" w:hAnsi="Charis SIL Regular" w:eastAsia="Charis SIL Regular"/>
           <w:b w:val="0"/>
           <w:i w:val="0"/>
@@ -4619,7 +4618,7 @@
           <w:sz w:val="24"/>
           <w:u w:val="single"/>
         </w:rPr>
-        <w:hyperlink r:id="rId28" w:history="1">
+        <w:hyperlink r:id="rId27" w:history="1">
           <w:r>
             <w:rPr>
               <w:rStyle w:val="Hyperlink"/>

--- a/EXPORTS/DOCX/published/niveau3/English/Naturalis.docx
+++ b/EXPORTS/DOCX/published/niveau3/English/Naturalis.docx
@@ -408,110 +408,7 @@
           <w:color w:val="000000"/>
           <w:sz w:val="24"/>
         </w:rPr>
-        <w:t xml:space="preserve">Decree. </w:t>
-      </w:r>
-      <w:r>
-        <w:rPr>
-          <w:u w:val="single" w:color="0000ff"/>
-          <w:rFonts w:ascii="Charis SIL Regular" w:hAnsi="Charis SIL Regular" w:eastAsia="Charis SIL Regular"/>
-          <w:b w:val="0"/>
-          <w:i w:val="0"/>
-          <w:color w:val="000000"/>
-          <w:sz w:val="24"/>
-        </w:rPr>
-        <w:hyperlink r:id="rId9" w:history="1">
-          <w:r>
-            <w:rPr>
-              <w:rStyle w:val="Hyperlink"/>
-            </w:rPr>
-            <w:t xml:space="preserve">The </w:t>
-          </w:r>
-        </w:hyperlink>
-      </w:r>
-      <w:r>
-        <w:rPr>
-          <w:rFonts w:ascii="Charis SIL Regular" w:hAnsi="Charis SIL Regular" w:eastAsia="Charis SIL Regular"/>
-          <w:b w:val="0"/>
-          <w:i w:val="0"/>
-          <w:color w:val="000000"/>
-          <w:sz w:val="24"/>
-        </w:rPr>
-        <w:t>m</w:t>
-      </w:r>
-      <w:r>
-        <w:rPr>
-          <w:u w:val="single" w:color="0000ff"/>
-          <w:rFonts w:ascii="Charis SIL Regular" w:hAnsi="Charis SIL Regular" w:eastAsia="Charis SIL Regular"/>
-          <w:b w:val="0"/>
-          <w:i w:val="0"/>
-          <w:color w:val="000000"/>
-          <w:sz w:val="24"/>
-        </w:rPr>
-        <w:hyperlink r:id="rId9" w:history="1">
-          <w:r>
-            <w:rPr>
-              <w:rStyle w:val="Hyperlink"/>
-            </w:rPr>
-            <w:t>useum</w:t>
-          </w:r>
-        </w:hyperlink>
-      </w:r>
-      <w:r>
-        <w:rPr>
-          <w:u w:val="single" w:color="0000ff"/>
-          <w:rFonts w:ascii="Charis SIL Regular" w:hAnsi="Charis SIL Regular" w:eastAsia="Charis SIL Regular"/>
-          <w:b w:val="0"/>
-          <w:i w:val="0"/>
-          <w:color w:val="000000"/>
-          <w:sz w:val="24"/>
-        </w:rPr>
-        <w:t xml:space="preserve"> </w:t>
-      </w:r>
-      <w:r>
-        <w:rPr>
-          <w:u w:val="single" w:color="0000ff"/>
-          <w:rFonts w:ascii="Charis SIL Regular" w:hAnsi="Charis SIL Regular" w:eastAsia="Charis SIL Regular"/>
-          <w:b w:val="0"/>
-          <w:i w:val="0"/>
-          <w:color w:val="000000"/>
-          <w:sz w:val="24"/>
-        </w:rPr>
-        <w:hyperlink r:id="rId9" w:history="1">
-          <w:r>
-            <w:rPr>
-              <w:rStyle w:val="Hyperlink"/>
-            </w:rPr>
-            <w:t>h</w:t>
-          </w:r>
-        </w:hyperlink>
-      </w:r>
-      <w:r>
-        <w:rPr>
-          <w:rFonts w:ascii="Charis SIL Regular" w:hAnsi="Charis SIL Regular" w:eastAsia="Charis SIL Regular"/>
-          <w:b w:val="0"/>
-          <w:i w:val="0"/>
-          <w:color w:val="000000"/>
-          <w:sz w:val="24"/>
-        </w:rPr>
-        <w:t>as been called N</w:t>
-      </w:r>
-      <w:r>
-        <w:rPr>
-          <w:u w:val="single" w:color="0000ff"/>
-          <w:rFonts w:ascii="Charis SIL Regular" w:hAnsi="Charis SIL Regular" w:eastAsia="Charis SIL Regular"/>
-          <w:b w:val="0"/>
-          <w:i w:val="0"/>
-          <w:color w:val="000000"/>
-          <w:sz w:val="24"/>
-        </w:rPr>
-        <w:hyperlink r:id="rId10" w:history="1">
-          <w:r>
-            <w:rPr>
-              <w:rStyle w:val="Hyperlink"/>
-            </w:rPr>
-            <w:t>a</w:t>
-          </w:r>
-        </w:hyperlink>
+        <w:t>Decree. The museum has been called Na</w:t>
       </w:r>
       <w:r>
         <w:rPr>
@@ -3803,7 +3700,7 @@
           <w:sz w:val="24"/>
           <w:u w:val="single"/>
         </w:rPr>
-        <w:t>Scientific research in colonised terr</w:t>
+        <w:t>Scientific research in colonised terri</w:t>
       </w:r>
       <w:r>
         <w:rPr>
@@ -3814,7 +3711,7 @@
           <w:sz w:val="24"/>
           <w:u w:val="single"/>
         </w:rPr>
-        <w:t>i</w:t>
+        <w:t>torie</w:t>
       </w:r>
       <w:r>
         <w:rPr>
@@ -3823,9 +3720,8 @@
           <w:i w:val="0"/>
           <w:color w:val="0000FF"/>
           <w:sz w:val="24"/>
-          <w:u w:val="single"/>
-        </w:rPr>
-        <w:t>tories</w:t>
+        </w:rPr>
+        <w:t>s</w:t>
       </w:r>
       <w:r>
         <w:br/>

--- a/EXPORTS/DOCX/published/niveau3/English/Naturalis.docx
+++ b/EXPORTS/DOCX/published/niveau3/English/Naturalis.docx
@@ -408,7 +408,111 @@
           <w:color w:val="000000"/>
           <w:sz w:val="24"/>
         </w:rPr>
-        <w:t>Decree. The museum has been called Na</w:t>
+        <w:t xml:space="preserve">Decree. </w:t>
+      </w:r>
+      <w:r>
+        <w:rPr>
+          <w:u w:val="single" w:color="0000ff"/>
+          <w:rFonts w:ascii="Charis SIL Regular" w:hAnsi="Charis SIL Regular" w:eastAsia="Charis SIL Regular"/>
+          <w:b w:val="0"/>
+          <w:i w:val="0"/>
+          <w:color w:val="000000"/>
+          <w:sz w:val="24"/>
+        </w:rPr>
+        <w:hyperlink r:id="rId9" w:history="1">
+          <w:r>
+            <w:rPr>
+              <w:rStyle w:val="Hyperlink"/>
+            </w:rPr>
+            <w:t xml:space="preserve">The </w:t>
+          </w:r>
+        </w:hyperlink>
+      </w:r>
+      <w:r>
+        <w:rPr>
+          <w:u w:val="single" w:color="0000ff"/>
+          <w:rFonts w:ascii="Charis SIL Regular" w:hAnsi="Charis SIL Regular" w:eastAsia="Charis SIL Regular"/>
+          <w:b w:val="0"/>
+          <w:i w:val="0"/>
+          <w:color w:val="000000"/>
+          <w:sz w:val="24"/>
+        </w:rPr>
+        <w:t>m</w:t>
+      </w:r>
+      <w:r>
+        <w:rPr>
+          <w:u w:val="single" w:color="0000ff"/>
+          <w:rFonts w:ascii="Charis SIL Regular" w:hAnsi="Charis SIL Regular" w:eastAsia="Charis SIL Regular"/>
+          <w:b w:val="0"/>
+          <w:i w:val="0"/>
+          <w:color w:val="000000"/>
+          <w:sz w:val="24"/>
+        </w:rPr>
+        <w:hyperlink r:id="rId9" w:history="1">
+          <w:r>
+            <w:rPr>
+              <w:rStyle w:val="Hyperlink"/>
+            </w:rPr>
+            <w:t>useum</w:t>
+          </w:r>
+        </w:hyperlink>
+      </w:r>
+      <w:r>
+        <w:rPr>
+          <w:u w:val="single" w:color="0000ff"/>
+          <w:rFonts w:ascii="Charis SIL Regular" w:hAnsi="Charis SIL Regular" w:eastAsia="Charis SIL Regular"/>
+          <w:b w:val="0"/>
+          <w:i w:val="0"/>
+          <w:color w:val="000000"/>
+          <w:sz w:val="24"/>
+        </w:rPr>
+        <w:t xml:space="preserve"> </w:t>
+      </w:r>
+      <w:r>
+        <w:rPr>
+          <w:u w:val="single" w:color="0000ff"/>
+          <w:rFonts w:ascii="Charis SIL Regular" w:hAnsi="Charis SIL Regular" w:eastAsia="Charis SIL Regular"/>
+          <w:b w:val="0"/>
+          <w:i w:val="0"/>
+          <w:color w:val="000000"/>
+          <w:sz w:val="24"/>
+        </w:rPr>
+        <w:hyperlink r:id="rId9" w:history="1">
+          <w:r>
+            <w:rPr>
+              <w:rStyle w:val="Hyperlink"/>
+            </w:rPr>
+            <w:t>h</w:t>
+          </w:r>
+        </w:hyperlink>
+      </w:r>
+      <w:r>
+        <w:rPr>
+          <w:rFonts w:ascii="Charis SIL Regular" w:hAnsi="Charis SIL Regular" w:eastAsia="Charis SIL Regular"/>
+          <w:b w:val="0"/>
+          <w:i w:val="0"/>
+          <w:color w:val="000000"/>
+          <w:sz w:val="24"/>
+        </w:rPr>
+        <w:t>as been called N</w:t>
+      </w:r>
+      <w:r>
+        <w:rPr>
+          <w:u w:val="single" w:color="0000ff"/>
+          <w:rFonts w:ascii="Charis SIL Regular" w:hAnsi="Charis SIL Regular" w:eastAsia="Charis SIL Regular"/>
+          <w:b w:val="0"/>
+          <w:i w:val="0"/>
+          <w:color w:val="000000"/>
+          <w:sz w:val="24"/>
+        </w:rPr>
+        <w:hyperlink r:id="rId10" w:history="1">
+          <w:r>
+            <w:rPr>
+              <w:rStyle w:val="Hyperlink"/>
+            </w:rPr>
+            <w:t>a</w:t>
+          </w:r>
+        </w:hyperlink>
       </w:r>
       <w:r>
         <w:rPr>
@@ -3700,7 +3804,7 @@
           <w:sz w:val="24"/>
           <w:u w:val="single"/>
         </w:rPr>
-        <w:t>Scientific research in colonised terri</w:t>
+        <w:t>Scientific research in colonised terr</w:t>
       </w:r>
       <w:r>
         <w:rPr>
@@ -3711,7 +3815,7 @@
           <w:sz w:val="24"/>
           <w:u w:val="single"/>
         </w:rPr>
-        <w:t>torie</w:t>
+        <w:t>i</w:t>
       </w:r>
       <w:r>
         <w:rPr>
@@ -3720,8 +3824,9 @@
           <w:i w:val="0"/>
           <w:color w:val="0000FF"/>
           <w:sz w:val="24"/>
-        </w:rPr>
-        <w:t>s</w:t>
+          <w:u w:val="single"/>
+        </w:rPr>
+        <w:t>tories</w:t>
       </w:r>
       <w:r>
         <w:br/>
@@ -4514,7 +4619,7 @@
           <w:sz w:val="24"/>
           <w:u w:val="single"/>
         </w:rPr>
-        <w:hyperlink r:id="rId27" w:history="1">
+        <w:hyperlink r:id="rId28" w:history="1">
           <w:r>
             <w:rPr>
               <w:rStyle w:val="Hyperlink"/>

--- a/EXPORTS/DOCX/published/niveau3/English/Naturalis.docx
+++ b/EXPORTS/DOCX/published/niveau3/English/Naturalis.docx
@@ -408,36 +408,7 @@
           <w:color w:val="000000"/>
           <w:sz w:val="24"/>
         </w:rPr>
-        <w:t xml:space="preserve">Decree. </w:t>
-      </w:r>
-      <w:r>
-        <w:rPr>
-          <w:u w:val="single" w:color="0000ff"/>
-          <w:rFonts w:ascii="Charis SIL Regular" w:hAnsi="Charis SIL Regular" w:eastAsia="Charis SIL Regular"/>
-          <w:b w:val="0"/>
-          <w:i w:val="0"/>
-          <w:color w:val="000000"/>
-          <w:sz w:val="24"/>
-        </w:rPr>
-        <w:hyperlink r:id="rId9" w:history="1">
-          <w:r>
-            <w:rPr>
-              <w:rStyle w:val="Hyperlink"/>
-            </w:rPr>
-            <w:t xml:space="preserve">The </w:t>
-          </w:r>
-        </w:hyperlink>
-      </w:r>
-      <w:r>
-        <w:rPr>
-          <w:u w:val="single" w:color="0000ff"/>
-          <w:rFonts w:ascii="Charis SIL Regular" w:hAnsi="Charis SIL Regular" w:eastAsia="Charis SIL Regular"/>
-          <w:b w:val="0"/>
-          <w:i w:val="0"/>
-          <w:color w:val="000000"/>
-          <w:sz w:val="24"/>
-        </w:rPr>
-        <w:t>m</w:t>
+        <w:t>Decree. The m</w:t>
       </w:r>
       <w:r>
         <w:rPr>
@@ -1255,21 +1226,13 @@
       </w:r>
       <w:r>
         <w:rPr>
-          <w:u w:val="single" w:color="0000ff"/>
           <w:rFonts w:ascii="Charis SIL Regular" w:hAnsi="Charis SIL Regular" w:eastAsia="Charis SIL Regular"/>
           <w:b w:val="0"/>
           <w:i w:val="0"/>
           <w:color w:val="000000"/>
           <w:sz w:val="24"/>
         </w:rPr>
-        <w:hyperlink r:id="rId13" w:history="1">
-          <w:r>
-            <w:rPr>
-              <w:rStyle w:val="Hyperlink"/>
-            </w:rPr>
-            <w:t>was establi</w:t>
-          </w:r>
-        </w:hyperlink>
+        <w:t>was establi</w:t>
       </w:r>
       <w:r>
         <w:rPr>
@@ -1534,41 +1497,24 @@
       </w:r>
       <w:r>
         <w:rPr>
+          <w:u w:val="single" w:color="0000ff"/>
           <w:rFonts w:ascii="Charis SIL Regular" w:hAnsi="Charis SIL Regular" w:eastAsia="Charis SIL Regular"/>
           <w:b w:val="0"/>
           <w:i w:val="0"/>
           <w:color w:val="000000"/>
           <w:sz w:val="24"/>
         </w:rPr>
-        <w:hyperlink r:id="rId14" w:history="1">
-          <w:r>
-            <w:rPr>
-              <w:rStyle w:val="Hyperlink"/>
-            </w:rPr>
-            <w:t>l</w:t>
-          </w:r>
-        </w:hyperlink>
-      </w:r>
-      <w:r>
-        <w:rPr>
-          <w:u w:val="single" w:color="0000ff"/>
+        <w:t>l</w:t>
+      </w:r>
+      <w:r>
+        <w:rPr>
           <w:rFonts w:ascii="Charis SIL Regular" w:hAnsi="Charis SIL Regular" w:eastAsia="Charis SIL Regular"/>
           <w:b w:val="0"/>
           <w:i w:val="0"/>
           <w:color w:val="000000"/>
           <w:sz w:val="24"/>
         </w:rPr>
-        <w:t>o</w:t>
-      </w:r>
-      <w:r>
-        <w:rPr>
-          <w:rFonts w:ascii="Charis SIL Regular" w:hAnsi="Charis SIL Regular" w:eastAsia="Charis SIL Regular"/>
-          <w:b w:val="0"/>
-          <w:i w:val="0"/>
-          <w:color w:val="000000"/>
-          <w:sz w:val="24"/>
-        </w:rPr>
-        <w:t xml:space="preserve">ra and fauna. From </w:t>
+        <w:t xml:space="preserve">ora and fauna. From </w:t>
       </w:r>
       <w:r>
         <w:rPr>
@@ -3804,7 +3750,7 @@
           <w:sz w:val="24"/>
           <w:u w:val="single"/>
         </w:rPr>
-        <w:t>Scientific research in colonised terr</w:t>
+        <w:t>Scientific research in colonised terri</w:t>
       </w:r>
       <w:r>
         <w:rPr>
@@ -3815,7 +3761,7 @@
           <w:sz w:val="24"/>
           <w:u w:val="single"/>
         </w:rPr>
-        <w:t>i</w:t>
+        <w:t>torie</w:t>
       </w:r>
       <w:r>
         <w:rPr>
@@ -3824,9 +3770,8 @@
           <w:i w:val="0"/>
           <w:color w:val="0000FF"/>
           <w:sz w:val="24"/>
-          <w:u w:val="single"/>
-        </w:rPr>
-        <w:t>tories</w:t>
+        </w:rPr>
+        <w:t>s</w:t>
       </w:r>
       <w:r>
         <w:br/>
@@ -4637,7 +4582,7 @@
           <w:sz w:val="24"/>
           <w:u w:val="single"/>
         </w:rPr>
-        <w:hyperlink r:id="rId27" w:history="1">
+        <w:hyperlink r:id="rId28" w:history="1">
           <w:r>
             <w:rPr>
               <w:rStyle w:val="Hyperlink"/>

--- a/EXPORTS/DOCX/published/niveau3/English/Naturalis.docx
+++ b/EXPORTS/DOCX/published/niveau3/English/Naturalis.docx
@@ -408,7 +408,36 @@
           <w:color w:val="000000"/>
           <w:sz w:val="24"/>
         </w:rPr>
-        <w:t>Decree. The m</w:t>
+        <w:t xml:space="preserve">Decree. </w:t>
+      </w:r>
+      <w:r>
+        <w:rPr>
+          <w:u w:val="single" w:color="0000ff"/>
+          <w:rFonts w:ascii="Charis SIL Regular" w:hAnsi="Charis SIL Regular" w:eastAsia="Charis SIL Regular"/>
+          <w:b w:val="0"/>
+          <w:i w:val="0"/>
+          <w:color w:val="000000"/>
+          <w:sz w:val="24"/>
+        </w:rPr>
+        <w:hyperlink r:id="rId9" w:history="1">
+          <w:r>
+            <w:rPr>
+              <w:rStyle w:val="Hyperlink"/>
+            </w:rPr>
+            <w:t xml:space="preserve">The </w:t>
+          </w:r>
+        </w:hyperlink>
+      </w:r>
+      <w:r>
+        <w:rPr>
+          <w:u w:val="single" w:color="0000ff"/>
+          <w:rFonts w:ascii="Charis SIL Regular" w:hAnsi="Charis SIL Regular" w:eastAsia="Charis SIL Regular"/>
+          <w:b w:val="0"/>
+          <w:i w:val="0"/>
+          <w:color w:val="000000"/>
+          <w:sz w:val="24"/>
+        </w:rPr>
+        <w:t>m</w:t>
       </w:r>
       <w:r>
         <w:rPr>
@@ -1226,13 +1255,21 @@
       </w:r>
       <w:r>
         <w:rPr>
+          <w:u w:val="single" w:color="0000ff"/>
           <w:rFonts w:ascii="Charis SIL Regular" w:hAnsi="Charis SIL Regular" w:eastAsia="Charis SIL Regular"/>
           <w:b w:val="0"/>
           <w:i w:val="0"/>
           <w:color w:val="000000"/>
           <w:sz w:val="24"/>
         </w:rPr>
-        <w:t>was establi</w:t>
+        <w:hyperlink r:id="rId13" w:history="1">
+          <w:r>
+            <w:rPr>
+              <w:rStyle w:val="Hyperlink"/>
+            </w:rPr>
+            <w:t>was establi</w:t>
+          </w:r>
+        </w:hyperlink>
       </w:r>
       <w:r>
         <w:rPr>
@@ -1497,6 +1534,23 @@
       </w:r>
       <w:r>
         <w:rPr>
+          <w:rFonts w:ascii="Charis SIL Regular" w:hAnsi="Charis SIL Regular" w:eastAsia="Charis SIL Regular"/>
+          <w:b w:val="0"/>
+          <w:i w:val="0"/>
+          <w:color w:val="000000"/>
+          <w:sz w:val="24"/>
+        </w:rPr>
+        <w:hyperlink r:id="rId14" w:history="1">
+          <w:r>
+            <w:rPr>
+              <w:rStyle w:val="Hyperlink"/>
+            </w:rPr>
+            <w:t>l</w:t>
+          </w:r>
+        </w:hyperlink>
+      </w:r>
+      <w:r>
+        <w:rPr>
           <w:u w:val="single" w:color="0000ff"/>
           <w:rFonts w:ascii="Charis SIL Regular" w:hAnsi="Charis SIL Regular" w:eastAsia="Charis SIL Regular"/>
           <w:b w:val="0"/>
@@ -1504,7 +1558,7 @@
           <w:color w:val="000000"/>
           <w:sz w:val="24"/>
         </w:rPr>
-        <w:t>l</w:t>
+        <w:t>o</w:t>
       </w:r>
       <w:r>
         <w:rPr>
@@ -1514,7 +1568,7 @@
           <w:color w:val="000000"/>
           <w:sz w:val="24"/>
         </w:rPr>
-        <w:t xml:space="preserve">ora and fauna. From </w:t>
+        <w:t xml:space="preserve">ra and fauna. From </w:t>
       </w:r>
       <w:r>
         <w:rPr>
@@ -3750,7 +3804,7 @@
           <w:sz w:val="24"/>
           <w:u w:val="single"/>
         </w:rPr>
-        <w:t>Scientific research in colonised terri</w:t>
+        <w:t>Scientific research in colonised terr</w:t>
       </w:r>
       <w:r>
         <w:rPr>
@@ -3761,7 +3815,7 @@
           <w:sz w:val="24"/>
           <w:u w:val="single"/>
         </w:rPr>
-        <w:t>torie</w:t>
+        <w:t>i</w:t>
       </w:r>
       <w:r>
         <w:rPr>
@@ -3770,8 +3824,9 @@
           <w:i w:val="0"/>
           <w:color w:val="0000FF"/>
           <w:sz w:val="24"/>
-        </w:rPr>
-        <w:t>s</w:t>
+          <w:u w:val="single"/>
+        </w:rPr>
+        <w:t>tories</w:t>
       </w:r>
       <w:r>
         <w:br/>
@@ -4564,7 +4619,7 @@
           <w:sz w:val="24"/>
           <w:u w:val="single"/>
         </w:rPr>
-        <w:hyperlink r:id="rId28" w:history="1">
+        <w:hyperlink r:id="rId27" w:history="1">
           <w:r>
             <w:rPr>
               <w:rStyle w:val="Hyperlink"/>
@@ -4582,7 +4637,7 @@
           <w:sz w:val="24"/>
           <w:u w:val="single"/>
         </w:rPr>
-        <w:hyperlink r:id="rId28" w:history="1">
+        <w:hyperlink r:id="rId27" w:history="1">
           <w:r>
             <w:rPr>
               <w:rStyle w:val="Hyperlink"/>

--- a/EXPORTS/DOCX/published/niveau3/English/Naturalis.docx
+++ b/EXPORTS/DOCX/published/niveau3/English/Naturalis.docx
@@ -430,7 +430,6 @@
       </w:r>
       <w:r>
         <w:rPr>
-          <w:u w:val="single" w:color="0000ff"/>
           <w:rFonts w:ascii="Charis SIL Regular" w:hAnsi="Charis SIL Regular" w:eastAsia="Charis SIL Regular"/>
           <w:b w:val="0"/>
           <w:i w:val="0"/>
@@ -1223,35 +1222,7 @@
           <w:color w:val="000000"/>
           <w:sz w:val="24"/>
         </w:rPr>
-        <w:t xml:space="preserve"> (Natural Sciences Commission for the Net</w:t>
-      </w:r>
-      <w:r>
-        <w:rPr>
-          <w:u w:val="single" w:color="0000ff"/>
-          <w:rFonts w:ascii="Charis SIL Regular" w:hAnsi="Charis SIL Regular" w:eastAsia="Charis SIL Regular"/>
-          <w:b w:val="0"/>
-          <w:i w:val="0"/>
-          <w:color w:val="000000"/>
-          <w:sz w:val="24"/>
-        </w:rPr>
-        <w:hyperlink r:id="rId13" w:history="1">
-          <w:r>
-            <w:rPr>
-              <w:rStyle w:val="Hyperlink"/>
-            </w:rPr>
-            <w:t>herlands Indies</w:t>
-          </w:r>
-        </w:hyperlink>
-      </w:r>
-      <w:r>
-        <w:rPr>
-          <w:rFonts w:ascii="Charis SIL Regular" w:hAnsi="Charis SIL Regular" w:eastAsia="Charis SIL Regular"/>
-          <w:b w:val="0"/>
-          <w:i w:val="0"/>
-          <w:color w:val="000000"/>
-          <w:sz w:val="24"/>
-        </w:rPr>
-        <w:t xml:space="preserve">) </w:t>
+        <w:t xml:space="preserve"> (Natural Sciences Commission for the Netherlands Indies) </w:t>
       </w:r>
       <w:r>
         <w:rPr>
@@ -1534,41 +1505,24 @@
       </w:r>
       <w:r>
         <w:rPr>
+          <w:u w:val="single" w:color="0000ff"/>
           <w:rFonts w:ascii="Charis SIL Regular" w:hAnsi="Charis SIL Regular" w:eastAsia="Charis SIL Regular"/>
           <w:b w:val="0"/>
           <w:i w:val="0"/>
           <w:color w:val="000000"/>
           <w:sz w:val="24"/>
         </w:rPr>
-        <w:hyperlink r:id="rId14" w:history="1">
-          <w:r>
-            <w:rPr>
-              <w:rStyle w:val="Hyperlink"/>
-            </w:rPr>
-            <w:t>l</w:t>
-          </w:r>
-        </w:hyperlink>
-      </w:r>
-      <w:r>
-        <w:rPr>
-          <w:u w:val="single" w:color="0000ff"/>
+        <w:t>l</w:t>
+      </w:r>
+      <w:r>
+        <w:rPr>
           <w:rFonts w:ascii="Charis SIL Regular" w:hAnsi="Charis SIL Regular" w:eastAsia="Charis SIL Regular"/>
           <w:b w:val="0"/>
           <w:i w:val="0"/>
           <w:color w:val="000000"/>
           <w:sz w:val="24"/>
         </w:rPr>
-        <w:t>o</w:t>
-      </w:r>
-      <w:r>
-        <w:rPr>
-          <w:rFonts w:ascii="Charis SIL Regular" w:hAnsi="Charis SIL Regular" w:eastAsia="Charis SIL Regular"/>
-          <w:b w:val="0"/>
-          <w:i w:val="0"/>
-          <w:color w:val="000000"/>
-          <w:sz w:val="24"/>
-        </w:rPr>
-        <w:t xml:space="preserve">ra and fauna. From </w:t>
+        <w:t xml:space="preserve">ora and fauna. From </w:t>
       </w:r>
       <w:r>
         <w:rPr>
@@ -1852,25 +1806,7 @@
           <w:color w:val="000000"/>
           <w:sz w:val="24"/>
         </w:rPr>
-        <w:t xml:space="preserve">Geology and </w:t>
-      </w:r>
-      <w:r>
-        <w:rPr>
-          <w:u w:val="single" w:color="0000ff"/>
-          <w:rFonts w:ascii="Charis SIL Regular" w:hAnsi="Charis SIL Regular" w:eastAsia="Charis SIL Regular"/>
-          <w:b w:val="0"/>
-          <w:i w:val="0"/>
-          <w:color w:val="000000"/>
-          <w:sz w:val="24"/>
-        </w:rPr>
-        <w:hyperlink r:id="rId15" w:history="1">
-          <w:r>
-            <w:rPr>
-              <w:rStyle w:val="Hyperlink"/>
-            </w:rPr>
-            <w:t>Mineralogy w</w:t>
-          </w:r>
-        </w:hyperlink>
+        <w:t>Geology and Mineralogy w</w:t>
       </w:r>
       <w:r>
         <w:rPr>

--- a/EXPORTS/DOCX/published/niveau3/English/Naturalis.docx
+++ b/EXPORTS/DOCX/published/niveau3/English/Naturalis.docx
@@ -430,6 +430,7 @@
       </w:r>
       <w:r>
         <w:rPr>
+          <w:u w:val="single" w:color="0000ff"/>
           <w:rFonts w:ascii="Charis SIL Regular" w:hAnsi="Charis SIL Regular" w:eastAsia="Charis SIL Regular"/>
           <w:b w:val="0"/>
           <w:i w:val="0"/>
@@ -1222,7 +1223,35 @@
           <w:color w:val="000000"/>
           <w:sz w:val="24"/>
         </w:rPr>
-        <w:t xml:space="preserve"> (Natural Sciences Commission for the Netherlands Indies) </w:t>
+        <w:t xml:space="preserve"> (Natural Sciences Commission for the Net</w:t>
+      </w:r>
+      <w:r>
+        <w:rPr>
+          <w:u w:val="single" w:color="0000ff"/>
+          <w:rFonts w:ascii="Charis SIL Regular" w:hAnsi="Charis SIL Regular" w:eastAsia="Charis SIL Regular"/>
+          <w:b w:val="0"/>
+          <w:i w:val="0"/>
+          <w:color w:val="000000"/>
+          <w:sz w:val="24"/>
+        </w:rPr>
+        <w:hyperlink r:id="rId13" w:history="1">
+          <w:r>
+            <w:rPr>
+              <w:rStyle w:val="Hyperlink"/>
+            </w:rPr>
+            <w:t>herlands Indies</w:t>
+          </w:r>
+        </w:hyperlink>
+      </w:r>
+      <w:r>
+        <w:rPr>
+          <w:rFonts w:ascii="Charis SIL Regular" w:hAnsi="Charis SIL Regular" w:eastAsia="Charis SIL Regular"/>
+          <w:b w:val="0"/>
+          <w:i w:val="0"/>
+          <w:color w:val="000000"/>
+          <w:sz w:val="24"/>
+        </w:rPr>
+        <w:t xml:space="preserve">) </w:t>
       </w:r>
       <w:r>
         <w:rPr>
@@ -1505,6 +1534,23 @@
       </w:r>
       <w:r>
         <w:rPr>
+          <w:rFonts w:ascii="Charis SIL Regular" w:hAnsi="Charis SIL Regular" w:eastAsia="Charis SIL Regular"/>
+          <w:b w:val="0"/>
+          <w:i w:val="0"/>
+          <w:color w:val="000000"/>
+          <w:sz w:val="24"/>
+        </w:rPr>
+        <w:hyperlink r:id="rId14" w:history="1">
+          <w:r>
+            <w:rPr>
+              <w:rStyle w:val="Hyperlink"/>
+            </w:rPr>
+            <w:t>l</w:t>
+          </w:r>
+        </w:hyperlink>
+      </w:r>
+      <w:r>
+        <w:rPr>
           <w:u w:val="single" w:color="0000ff"/>
           <w:rFonts w:ascii="Charis SIL Regular" w:hAnsi="Charis SIL Regular" w:eastAsia="Charis SIL Regular"/>
           <w:b w:val="0"/>
@@ -1512,7 +1558,7 @@
           <w:color w:val="000000"/>
           <w:sz w:val="24"/>
         </w:rPr>
-        <w:t>l</w:t>
+        <w:t>o</w:t>
       </w:r>
       <w:r>
         <w:rPr>
@@ -1522,7 +1568,7 @@
           <w:color w:val="000000"/>
           <w:sz w:val="24"/>
         </w:rPr>
-        <w:t xml:space="preserve">ora and fauna. From </w:t>
+        <w:t xml:space="preserve">ra and fauna. From </w:t>
       </w:r>
       <w:r>
         <w:rPr>
@@ -1806,7 +1852,25 @@
           <w:color w:val="000000"/>
           <w:sz w:val="24"/>
         </w:rPr>
-        <w:t>Geology and Mineralogy w</w:t>
+        <w:t xml:space="preserve">Geology and </w:t>
+      </w:r>
+      <w:r>
+        <w:rPr>
+          <w:u w:val="single" w:color="0000ff"/>
+          <w:rFonts w:ascii="Charis SIL Regular" w:hAnsi="Charis SIL Regular" w:eastAsia="Charis SIL Regular"/>
+          <w:b w:val="0"/>
+          <w:i w:val="0"/>
+          <w:color w:val="000000"/>
+          <w:sz w:val="24"/>
+        </w:rPr>
+        <w:hyperlink r:id="rId15" w:history="1">
+          <w:r>
+            <w:rPr>
+              <w:rStyle w:val="Hyperlink"/>
+            </w:rPr>
+            <w:t>Mineralogy w</w:t>
+          </w:r>
+        </w:hyperlink>
       </w:r>
       <w:r>
         <w:rPr>
@@ -3740,7 +3804,7 @@
           <w:sz w:val="24"/>
           <w:u w:val="single"/>
         </w:rPr>
-        <w:t>Scientific research in colonised terr</w:t>
+        <w:t>Scientific research in colonised terri</w:t>
       </w:r>
       <w:r>
         <w:rPr>
@@ -3751,7 +3815,7 @@
           <w:sz w:val="24"/>
           <w:u w:val="single"/>
         </w:rPr>
-        <w:t>i</w:t>
+        <w:t>torie</w:t>
       </w:r>
       <w:r>
         <w:rPr>
@@ -3760,9 +3824,8 @@
           <w:i w:val="0"/>
           <w:color w:val="0000FF"/>
           <w:sz w:val="24"/>
-          <w:u w:val="single"/>
-        </w:rPr>
-        <w:t>tories</w:t>
+        </w:rPr>
+        <w:t>s</w:t>
       </w:r>
       <w:r>
         <w:br/>

--- a/EXPORTS/DOCX/published/niveau3/English/Naturalis.docx
+++ b/EXPORTS/DOCX/published/niveau3/English/Naturalis.docx
@@ -408,36 +408,7 @@
           <w:color w:val="000000"/>
           <w:sz w:val="24"/>
         </w:rPr>
-        <w:t xml:space="preserve">Decree. </w:t>
-      </w:r>
-      <w:r>
-        <w:rPr>
-          <w:u w:val="single" w:color="0000ff"/>
-          <w:rFonts w:ascii="Charis SIL Regular" w:hAnsi="Charis SIL Regular" w:eastAsia="Charis SIL Regular"/>
-          <w:b w:val="0"/>
-          <w:i w:val="0"/>
-          <w:color w:val="000000"/>
-          <w:sz w:val="24"/>
-        </w:rPr>
-        <w:hyperlink r:id="rId9" w:history="1">
-          <w:r>
-            <w:rPr>
-              <w:rStyle w:val="Hyperlink"/>
-            </w:rPr>
-            <w:t xml:space="preserve">The </w:t>
-          </w:r>
-        </w:hyperlink>
-      </w:r>
-      <w:r>
-        <w:rPr>
-          <w:u w:val="single" w:color="0000ff"/>
-          <w:rFonts w:ascii="Charis SIL Regular" w:hAnsi="Charis SIL Regular" w:eastAsia="Charis SIL Regular"/>
-          <w:b w:val="0"/>
-          <w:i w:val="0"/>
-          <w:color w:val="000000"/>
-          <w:sz w:val="24"/>
-        </w:rPr>
-        <w:t>m</w:t>
+        <w:t>Decree. The m</w:t>
       </w:r>
       <w:r>
         <w:rPr>
@@ -1534,41 +1505,24 @@
       </w:r>
       <w:r>
         <w:rPr>
+          <w:u w:val="single" w:color="0000ff"/>
           <w:rFonts w:ascii="Charis SIL Regular" w:hAnsi="Charis SIL Regular" w:eastAsia="Charis SIL Regular"/>
           <w:b w:val="0"/>
           <w:i w:val="0"/>
           <w:color w:val="000000"/>
           <w:sz w:val="24"/>
         </w:rPr>
-        <w:hyperlink r:id="rId14" w:history="1">
-          <w:r>
-            <w:rPr>
-              <w:rStyle w:val="Hyperlink"/>
-            </w:rPr>
-            <w:t>l</w:t>
-          </w:r>
-        </w:hyperlink>
-      </w:r>
-      <w:r>
-        <w:rPr>
-          <w:u w:val="single" w:color="0000ff"/>
+        <w:t>l</w:t>
+      </w:r>
+      <w:r>
+        <w:rPr>
           <w:rFonts w:ascii="Charis SIL Regular" w:hAnsi="Charis SIL Regular" w:eastAsia="Charis SIL Regular"/>
           <w:b w:val="0"/>
           <w:i w:val="0"/>
           <w:color w:val="000000"/>
           <w:sz w:val="24"/>
         </w:rPr>
-        <w:t>o</w:t>
-      </w:r>
-      <w:r>
-        <w:rPr>
-          <w:rFonts w:ascii="Charis SIL Regular" w:hAnsi="Charis SIL Regular" w:eastAsia="Charis SIL Regular"/>
-          <w:b w:val="0"/>
-          <w:i w:val="0"/>
-          <w:color w:val="000000"/>
-          <w:sz w:val="24"/>
-        </w:rPr>
-        <w:t xml:space="preserve">ra and fauna. From </w:t>
+        <w:t xml:space="preserve">ora and fauna. From </w:t>
       </w:r>
       <w:r>
         <w:rPr>
@@ -3804,7 +3758,7 @@
           <w:sz w:val="24"/>
           <w:u w:val="single"/>
         </w:rPr>
-        <w:t>Scientific research in colonised terri</w:t>
+        <w:t>Scientific research in colonised terr</w:t>
       </w:r>
       <w:r>
         <w:rPr>
@@ -3815,7 +3769,7 @@
           <w:sz w:val="24"/>
           <w:u w:val="single"/>
         </w:rPr>
-        <w:t>torie</w:t>
+        <w:t>i</w:t>
       </w:r>
       <w:r>
         <w:rPr>
@@ -3824,8 +3778,9 @@
           <w:i w:val="0"/>
           <w:color w:val="0000FF"/>
           <w:sz w:val="24"/>
-        </w:rPr>
-        <w:t>s</w:t>
+          <w:u w:val="single"/>
+        </w:rPr>
+        <w:t>tories</w:t>
       </w:r>
       <w:r>
         <w:br/>
@@ -4618,7 +4573,7 @@
           <w:sz w:val="24"/>
           <w:u w:val="single"/>
         </w:rPr>
-        <w:hyperlink r:id="rId27" w:history="1">
+        <w:hyperlink r:id="rId28" w:history="1">
           <w:r>
             <w:rPr>
               <w:rStyle w:val="Hyperlink"/>
@@ -4636,7 +4591,7 @@
           <w:sz w:val="24"/>
           <w:u w:val="single"/>
         </w:rPr>
-        <w:hyperlink r:id="rId27" w:history="1">
+        <w:hyperlink r:id="rId28" w:history="1">
           <w:r>
             <w:rPr>
               <w:rStyle w:val="Hyperlink"/>

--- a/EXPORTS/DOCX/published/niveau3/English/Naturalis.docx
+++ b/EXPORTS/DOCX/published/niveau3/English/Naturalis.docx
@@ -408,82 +408,7 @@
           <w:color w:val="000000"/>
           <w:sz w:val="24"/>
         </w:rPr>
-        <w:t>Decree. The m</w:t>
-      </w:r>
-      <w:r>
-        <w:rPr>
-          <w:u w:val="single" w:color="0000ff"/>
-          <w:rFonts w:ascii="Charis SIL Regular" w:hAnsi="Charis SIL Regular" w:eastAsia="Charis SIL Regular"/>
-          <w:b w:val="0"/>
-          <w:i w:val="0"/>
-          <w:color w:val="000000"/>
-          <w:sz w:val="24"/>
-        </w:rPr>
-        <w:hyperlink r:id="rId9" w:history="1">
-          <w:r>
-            <w:rPr>
-              <w:rStyle w:val="Hyperlink"/>
-            </w:rPr>
-            <w:t>useum</w:t>
-          </w:r>
-        </w:hyperlink>
-      </w:r>
-      <w:r>
-        <w:rPr>
-          <w:u w:val="single" w:color="0000ff"/>
-          <w:rFonts w:ascii="Charis SIL Regular" w:hAnsi="Charis SIL Regular" w:eastAsia="Charis SIL Regular"/>
-          <w:b w:val="0"/>
-          <w:i w:val="0"/>
-          <w:color w:val="000000"/>
-          <w:sz w:val="24"/>
-        </w:rPr>
-        <w:t xml:space="preserve"> </w:t>
-      </w:r>
-      <w:r>
-        <w:rPr>
-          <w:u w:val="single" w:color="0000ff"/>
-          <w:rFonts w:ascii="Charis SIL Regular" w:hAnsi="Charis SIL Regular" w:eastAsia="Charis SIL Regular"/>
-          <w:b w:val="0"/>
-          <w:i w:val="0"/>
-          <w:color w:val="000000"/>
-          <w:sz w:val="24"/>
-        </w:rPr>
-        <w:hyperlink r:id="rId9" w:history="1">
-          <w:r>
-            <w:rPr>
-              <w:rStyle w:val="Hyperlink"/>
-            </w:rPr>
-            <w:t>h</w:t>
-          </w:r>
-        </w:hyperlink>
-      </w:r>
-      <w:r>
-        <w:rPr>
-          <w:rFonts w:ascii="Charis SIL Regular" w:hAnsi="Charis SIL Regular" w:eastAsia="Charis SIL Regular"/>
-          <w:b w:val="0"/>
-          <w:i w:val="0"/>
-          <w:color w:val="000000"/>
-          <w:sz w:val="24"/>
-        </w:rPr>
-        <w:t>as been called N</w:t>
-      </w:r>
-      <w:r>
-        <w:rPr>
-          <w:u w:val="single" w:color="0000ff"/>
-          <w:rFonts w:ascii="Charis SIL Regular" w:hAnsi="Charis SIL Regular" w:eastAsia="Charis SIL Regular"/>
-          <w:b w:val="0"/>
-          <w:i w:val="0"/>
-          <w:color w:val="000000"/>
-          <w:sz w:val="24"/>
-        </w:rPr>
-        <w:hyperlink r:id="rId10" w:history="1">
-          <w:r>
-            <w:rPr>
-              <w:rStyle w:val="Hyperlink"/>
-            </w:rPr>
-            <w:t>a</w:t>
-          </w:r>
-        </w:hyperlink>
+        <w:t>Decree. The museum has been called Na</w:t>
       </w:r>
       <w:r>
         <w:rPr>
@@ -3758,7 +3683,7 @@
           <w:sz w:val="24"/>
           <w:u w:val="single"/>
         </w:rPr>
-        <w:t>Scientific research in colonised terr</w:t>
+        <w:t>Scientific research in colonised terri</w:t>
       </w:r>
       <w:r>
         <w:rPr>
@@ -3769,7 +3694,7 @@
           <w:sz w:val="24"/>
           <w:u w:val="single"/>
         </w:rPr>
-        <w:t>i</w:t>
+        <w:t>torie</w:t>
       </w:r>
       <w:r>
         <w:rPr>
@@ -3778,9 +3703,8 @@
           <w:i w:val="0"/>
           <w:color w:val="0000FF"/>
           <w:sz w:val="24"/>
-          <w:u w:val="single"/>
-        </w:rPr>
-        <w:t>tories</w:t>
+        </w:rPr>
+        <w:t>s</w:t>
       </w:r>
       <w:r>
         <w:br/>
@@ -4573,7 +4497,7 @@
           <w:sz w:val="24"/>
           <w:u w:val="single"/>
         </w:rPr>
-        <w:hyperlink r:id="rId28" w:history="1">
+        <w:hyperlink r:id="rId27" w:history="1">
           <w:r>
             <w:rPr>
               <w:rStyle w:val="Hyperlink"/>
@@ -4591,7 +4515,7 @@
           <w:sz w:val="24"/>
           <w:u w:val="single"/>
         </w:rPr>
-        <w:hyperlink r:id="rId28" w:history="1">
+        <w:hyperlink r:id="rId27" w:history="1">
           <w:r>
             <w:rPr>
               <w:rStyle w:val="Hyperlink"/>

--- a/EXPORTS/DOCX/published/niveau3/English/Naturalis.docx
+++ b/EXPORTS/DOCX/published/niveau3/English/Naturalis.docx
@@ -408,7 +408,111 @@
           <w:color w:val="000000"/>
           <w:sz w:val="24"/>
         </w:rPr>
-        <w:t>Decree. The museum has been called Na</w:t>
+        <w:t xml:space="preserve">Decree. </w:t>
+      </w:r>
+      <w:r>
+        <w:rPr>
+          <w:u w:val="single" w:color="0000ff"/>
+          <w:rFonts w:ascii="Charis SIL Regular" w:hAnsi="Charis SIL Regular" w:eastAsia="Charis SIL Regular"/>
+          <w:b w:val="0"/>
+          <w:i w:val="0"/>
+          <w:color w:val="000000"/>
+          <w:sz w:val="24"/>
+        </w:rPr>
+        <w:hyperlink r:id="rId9" w:history="1">
+          <w:r>
+            <w:rPr>
+              <w:rStyle w:val="Hyperlink"/>
+            </w:rPr>
+            <w:t xml:space="preserve">The </w:t>
+          </w:r>
+        </w:hyperlink>
+      </w:r>
+      <w:r>
+        <w:rPr>
+          <w:u w:val="single" w:color="0000ff"/>
+          <w:rFonts w:ascii="Charis SIL Regular" w:hAnsi="Charis SIL Regular" w:eastAsia="Charis SIL Regular"/>
+          <w:b w:val="0"/>
+          <w:i w:val="0"/>
+          <w:color w:val="000000"/>
+          <w:sz w:val="24"/>
+        </w:rPr>
+        <w:t>m</w:t>
+      </w:r>
+      <w:r>
+        <w:rPr>
+          <w:u w:val="single" w:color="0000ff"/>
+          <w:rFonts w:ascii="Charis SIL Regular" w:hAnsi="Charis SIL Regular" w:eastAsia="Charis SIL Regular"/>
+          <w:b w:val="0"/>
+          <w:i w:val="0"/>
+          <w:color w:val="000000"/>
+          <w:sz w:val="24"/>
+        </w:rPr>
+        <w:hyperlink r:id="rId9" w:history="1">
+          <w:r>
+            <w:rPr>
+              <w:rStyle w:val="Hyperlink"/>
+            </w:rPr>
+            <w:t>useum</w:t>
+          </w:r>
+        </w:hyperlink>
+      </w:r>
+      <w:r>
+        <w:rPr>
+          <w:u w:val="single" w:color="0000ff"/>
+          <w:rFonts w:ascii="Charis SIL Regular" w:hAnsi="Charis SIL Regular" w:eastAsia="Charis SIL Regular"/>
+          <w:b w:val="0"/>
+          <w:i w:val="0"/>
+          <w:color w:val="000000"/>
+          <w:sz w:val="24"/>
+        </w:rPr>
+        <w:t xml:space="preserve"> </w:t>
+      </w:r>
+      <w:r>
+        <w:rPr>
+          <w:u w:val="single" w:color="0000ff"/>
+          <w:rFonts w:ascii="Charis SIL Regular" w:hAnsi="Charis SIL Regular" w:eastAsia="Charis SIL Regular"/>
+          <w:b w:val="0"/>
+          <w:i w:val="0"/>
+          <w:color w:val="000000"/>
+          <w:sz w:val="24"/>
+        </w:rPr>
+        <w:hyperlink r:id="rId9" w:history="1">
+          <w:r>
+            <w:rPr>
+              <w:rStyle w:val="Hyperlink"/>
+            </w:rPr>
+            <w:t>h</w:t>
+          </w:r>
+        </w:hyperlink>
+      </w:r>
+      <w:r>
+        <w:rPr>
+          <w:rFonts w:ascii="Charis SIL Regular" w:hAnsi="Charis SIL Regular" w:eastAsia="Charis SIL Regular"/>
+          <w:b w:val="0"/>
+          <w:i w:val="0"/>
+          <w:color w:val="000000"/>
+          <w:sz w:val="24"/>
+        </w:rPr>
+        <w:t>as been called N</w:t>
+      </w:r>
+      <w:r>
+        <w:rPr>
+          <w:u w:val="single" w:color="0000ff"/>
+          <w:rFonts w:ascii="Charis SIL Regular" w:hAnsi="Charis SIL Regular" w:eastAsia="Charis SIL Regular"/>
+          <w:b w:val="0"/>
+          <w:i w:val="0"/>
+          <w:color w:val="000000"/>
+          <w:sz w:val="24"/>
+        </w:rPr>
+        <w:hyperlink r:id="rId10" w:history="1">
+          <w:r>
+            <w:rPr>
+              <w:rStyle w:val="Hyperlink"/>
+            </w:rPr>
+            <w:t>a</w:t>
+          </w:r>
+        </w:hyperlink>
       </w:r>
       <w:r>
         <w:rPr>
@@ -1430,6 +1534,23 @@
       </w:r>
       <w:r>
         <w:rPr>
+          <w:rFonts w:ascii="Charis SIL Regular" w:hAnsi="Charis SIL Regular" w:eastAsia="Charis SIL Regular"/>
+          <w:b w:val="0"/>
+          <w:i w:val="0"/>
+          <w:color w:val="000000"/>
+          <w:sz w:val="24"/>
+        </w:rPr>
+        <w:hyperlink r:id="rId14" w:history="1">
+          <w:r>
+            <w:rPr>
+              <w:rStyle w:val="Hyperlink"/>
+            </w:rPr>
+            <w:t>l</w:t>
+          </w:r>
+        </w:hyperlink>
+      </w:r>
+      <w:r>
+        <w:rPr>
           <w:u w:val="single" w:color="0000ff"/>
           <w:rFonts w:ascii="Charis SIL Regular" w:hAnsi="Charis SIL Regular" w:eastAsia="Charis SIL Regular"/>
           <w:b w:val="0"/>
@@ -1437,7 +1558,7 @@
           <w:color w:val="000000"/>
           <w:sz w:val="24"/>
         </w:rPr>
-        <w:t>l</w:t>
+        <w:t>o</w:t>
       </w:r>
       <w:r>
         <w:rPr>
@@ -1447,7 +1568,7 @@
           <w:color w:val="000000"/>
           <w:sz w:val="24"/>
         </w:rPr>
-        <w:t xml:space="preserve">ora and fauna. From </w:t>
+        <w:t xml:space="preserve">ra and fauna. From </w:t>
       </w:r>
       <w:r>
         <w:rPr>
@@ -3683,7 +3804,7 @@
           <w:sz w:val="24"/>
           <w:u w:val="single"/>
         </w:rPr>
-        <w:t>Scientific research in colonised terri</w:t>
+        <w:t>Scientific research in colonised terr</w:t>
       </w:r>
       <w:r>
         <w:rPr>
@@ -3694,7 +3815,7 @@
           <w:sz w:val="24"/>
           <w:u w:val="single"/>
         </w:rPr>
-        <w:t>torie</w:t>
+        <w:t>i</w:t>
       </w:r>
       <w:r>
         <w:rPr>
@@ -3703,8 +3824,9 @@
           <w:i w:val="0"/>
           <w:color w:val="0000FF"/>
           <w:sz w:val="24"/>
-        </w:rPr>
-        <w:t>s</w:t>
+          <w:u w:val="single"/>
+        </w:rPr>
+        <w:t>tories</w:t>
       </w:r>
       <w:r>
         <w:br/>

--- a/EXPORTS/DOCX/published/niveau3/English/Naturalis.docx
+++ b/EXPORTS/DOCX/published/niveau3/English/Naturalis.docx
@@ -3176,25 +3176,7 @@
           <w:color w:val="000000"/>
           <w:sz w:val="24"/>
         </w:rPr>
-        <w:t>drawings of the former Dutch East Indies showing panoramas an</w:t>
-      </w:r>
-      <w:r>
-        <w:rPr>
-          <w:u w:val="single" w:color="0000ff"/>
-          <w:rFonts w:ascii="Charis SIL Regular" w:hAnsi="Charis SIL Regular" w:eastAsia="Charis SIL Regular"/>
-          <w:b w:val="0"/>
-          <w:i w:val="0"/>
-          <w:color w:val="000000"/>
-          <w:sz w:val="24"/>
-        </w:rPr>
-        <w:hyperlink r:id="rId20" w:history="1">
-          <w:r>
-            <w:rPr>
-              <w:rStyle w:val="Hyperlink"/>
-            </w:rPr>
-            <w:t>d house</w:t>
-          </w:r>
-        </w:hyperlink>
+        <w:t>drawings of the former Dutch East Indies showing panoramas and house</w:t>
       </w:r>
       <w:r>
         <w:rPr>

--- a/EXPORTS/DOCX/published/niveau3/English/Naturalis.docx
+++ b/EXPORTS/DOCX/published/niveau3/English/Naturalis.docx
@@ -408,111 +408,7 @@
           <w:color w:val="000000"/>
           <w:sz w:val="24"/>
         </w:rPr>
-        <w:t xml:space="preserve">Decree. </w:t>
-      </w:r>
-      <w:r>
-        <w:rPr>
-          <w:u w:val="single" w:color="0000ff"/>
-          <w:rFonts w:ascii="Charis SIL Regular" w:hAnsi="Charis SIL Regular" w:eastAsia="Charis SIL Regular"/>
-          <w:b w:val="0"/>
-          <w:i w:val="0"/>
-          <w:color w:val="000000"/>
-          <w:sz w:val="24"/>
-        </w:rPr>
-        <w:hyperlink r:id="rId9" w:history="1">
-          <w:r>
-            <w:rPr>
-              <w:rStyle w:val="Hyperlink"/>
-            </w:rPr>
-            <w:t xml:space="preserve">The </w:t>
-          </w:r>
-        </w:hyperlink>
-      </w:r>
-      <w:r>
-        <w:rPr>
-          <w:u w:val="single" w:color="0000ff"/>
-          <w:rFonts w:ascii="Charis SIL Regular" w:hAnsi="Charis SIL Regular" w:eastAsia="Charis SIL Regular"/>
-          <w:b w:val="0"/>
-          <w:i w:val="0"/>
-          <w:color w:val="000000"/>
-          <w:sz w:val="24"/>
-        </w:rPr>
-        <w:t>m</w:t>
-      </w:r>
-      <w:r>
-        <w:rPr>
-          <w:u w:val="single" w:color="0000ff"/>
-          <w:rFonts w:ascii="Charis SIL Regular" w:hAnsi="Charis SIL Regular" w:eastAsia="Charis SIL Regular"/>
-          <w:b w:val="0"/>
-          <w:i w:val="0"/>
-          <w:color w:val="000000"/>
-          <w:sz w:val="24"/>
-        </w:rPr>
-        <w:hyperlink r:id="rId9" w:history="1">
-          <w:r>
-            <w:rPr>
-              <w:rStyle w:val="Hyperlink"/>
-            </w:rPr>
-            <w:t>useum</w:t>
-          </w:r>
-        </w:hyperlink>
-      </w:r>
-      <w:r>
-        <w:rPr>
-          <w:u w:val="single" w:color="0000ff"/>
-          <w:rFonts w:ascii="Charis SIL Regular" w:hAnsi="Charis SIL Regular" w:eastAsia="Charis SIL Regular"/>
-          <w:b w:val="0"/>
-          <w:i w:val="0"/>
-          <w:color w:val="000000"/>
-          <w:sz w:val="24"/>
-        </w:rPr>
-        <w:t xml:space="preserve"> </w:t>
-      </w:r>
-      <w:r>
-        <w:rPr>
-          <w:u w:val="single" w:color="0000ff"/>
-          <w:rFonts w:ascii="Charis SIL Regular" w:hAnsi="Charis SIL Regular" w:eastAsia="Charis SIL Regular"/>
-          <w:b w:val="0"/>
-          <w:i w:val="0"/>
-          <w:color w:val="000000"/>
-          <w:sz w:val="24"/>
-        </w:rPr>
-        <w:hyperlink r:id="rId9" w:history="1">
-          <w:r>
-            <w:rPr>
-              <w:rStyle w:val="Hyperlink"/>
-            </w:rPr>
-            <w:t>h</w:t>
-          </w:r>
-        </w:hyperlink>
-      </w:r>
-      <w:r>
-        <w:rPr>
-          <w:rFonts w:ascii="Charis SIL Regular" w:hAnsi="Charis SIL Regular" w:eastAsia="Charis SIL Regular"/>
-          <w:b w:val="0"/>
-          <w:i w:val="0"/>
-          <w:color w:val="000000"/>
-          <w:sz w:val="24"/>
-        </w:rPr>
-        <w:t>as been called N</w:t>
-      </w:r>
-      <w:r>
-        <w:rPr>
-          <w:u w:val="single" w:color="0000ff"/>
-          <w:rFonts w:ascii="Charis SIL Regular" w:hAnsi="Charis SIL Regular" w:eastAsia="Charis SIL Regular"/>
-          <w:b w:val="0"/>
-          <w:i w:val="0"/>
-          <w:color w:val="000000"/>
-          <w:sz w:val="24"/>
-        </w:rPr>
-        <w:hyperlink r:id="rId10" w:history="1">
-          <w:r>
-            <w:rPr>
-              <w:rStyle w:val="Hyperlink"/>
-            </w:rPr>
-            <w:t>a</w:t>
-          </w:r>
-        </w:hyperlink>
+        <w:t>Decree. The museum has been called Na</w:t>
       </w:r>
       <w:r>
         <w:rPr>
@@ -3786,7 +3682,7 @@
           <w:sz w:val="24"/>
           <w:u w:val="single"/>
         </w:rPr>
-        <w:t>Scientific research in colonised terr</w:t>
+        <w:t>Scientific research in colonised terri</w:t>
       </w:r>
       <w:r>
         <w:rPr>
@@ -3797,7 +3693,7 @@
           <w:sz w:val="24"/>
           <w:u w:val="single"/>
         </w:rPr>
-        <w:t>i</w:t>
+        <w:t>torie</w:t>
       </w:r>
       <w:r>
         <w:rPr>
@@ -3806,9 +3702,8 @@
           <w:i w:val="0"/>
           <w:color w:val="0000FF"/>
           <w:sz w:val="24"/>
-          <w:u w:val="single"/>
-        </w:rPr>
-        <w:t>tories</w:t>
+        </w:rPr>
+        <w:t>s</w:t>
       </w:r>
       <w:r>
         <w:br/>
@@ -4601,7 +4496,7 @@
           <w:sz w:val="24"/>
           <w:u w:val="single"/>
         </w:rPr>
-        <w:hyperlink r:id="rId27" w:history="1">
+        <w:hyperlink r:id="rId28" w:history="1">
           <w:r>
             <w:rPr>
               <w:rStyle w:val="Hyperlink"/>
@@ -4619,7 +4514,7 @@
           <w:sz w:val="24"/>
           <w:u w:val="single"/>
         </w:rPr>
-        <w:hyperlink r:id="rId27" w:history="1">
+        <w:hyperlink r:id="rId28" w:history="1">
           <w:r>
             <w:rPr>
               <w:rStyle w:val="Hyperlink"/>

--- a/EXPORTS/DOCX/published/niveau3/English/Naturalis.docx
+++ b/EXPORTS/DOCX/published/niveau3/English/Naturalis.docx
@@ -408,7 +408,111 @@
           <w:color w:val="000000"/>
           <w:sz w:val="24"/>
         </w:rPr>
-        <w:t>Decree. The museum has been called Na</w:t>
+        <w:t xml:space="preserve">Decree. </w:t>
+      </w:r>
+      <w:r>
+        <w:rPr>
+          <w:u w:val="single" w:color="0000ff"/>
+          <w:rFonts w:ascii="Charis SIL Regular" w:hAnsi="Charis SIL Regular" w:eastAsia="Charis SIL Regular"/>
+          <w:b w:val="0"/>
+          <w:i w:val="0"/>
+          <w:color w:val="000000"/>
+          <w:sz w:val="24"/>
+        </w:rPr>
+        <w:hyperlink r:id="rId9" w:history="1">
+          <w:r>
+            <w:rPr>
+              <w:rStyle w:val="Hyperlink"/>
+            </w:rPr>
+            <w:t xml:space="preserve">The </w:t>
+          </w:r>
+        </w:hyperlink>
+      </w:r>
+      <w:r>
+        <w:rPr>
+          <w:u w:val="single" w:color="0000ff"/>
+          <w:rFonts w:ascii="Charis SIL Regular" w:hAnsi="Charis SIL Regular" w:eastAsia="Charis SIL Regular"/>
+          <w:b w:val="0"/>
+          <w:i w:val="0"/>
+          <w:color w:val="000000"/>
+          <w:sz w:val="24"/>
+        </w:rPr>
+        <w:t>m</w:t>
+      </w:r>
+      <w:r>
+        <w:rPr>
+          <w:u w:val="single" w:color="0000ff"/>
+          <w:rFonts w:ascii="Charis SIL Regular" w:hAnsi="Charis SIL Regular" w:eastAsia="Charis SIL Regular"/>
+          <w:b w:val="0"/>
+          <w:i w:val="0"/>
+          <w:color w:val="000000"/>
+          <w:sz w:val="24"/>
+        </w:rPr>
+        <w:hyperlink r:id="rId9" w:history="1">
+          <w:r>
+            <w:rPr>
+              <w:rStyle w:val="Hyperlink"/>
+            </w:rPr>
+            <w:t>useum</w:t>
+          </w:r>
+        </w:hyperlink>
+      </w:r>
+      <w:r>
+        <w:rPr>
+          <w:u w:val="single" w:color="0000ff"/>
+          <w:rFonts w:ascii="Charis SIL Regular" w:hAnsi="Charis SIL Regular" w:eastAsia="Charis SIL Regular"/>
+          <w:b w:val="0"/>
+          <w:i w:val="0"/>
+          <w:color w:val="000000"/>
+          <w:sz w:val="24"/>
+        </w:rPr>
+        <w:t xml:space="preserve"> </w:t>
+      </w:r>
+      <w:r>
+        <w:rPr>
+          <w:u w:val="single" w:color="0000ff"/>
+          <w:rFonts w:ascii="Charis SIL Regular" w:hAnsi="Charis SIL Regular" w:eastAsia="Charis SIL Regular"/>
+          <w:b w:val="0"/>
+          <w:i w:val="0"/>
+          <w:color w:val="000000"/>
+          <w:sz w:val="24"/>
+        </w:rPr>
+        <w:hyperlink r:id="rId9" w:history="1">
+          <w:r>
+            <w:rPr>
+              <w:rStyle w:val="Hyperlink"/>
+            </w:rPr>
+            <w:t>h</w:t>
+          </w:r>
+        </w:hyperlink>
+      </w:r>
+      <w:r>
+        <w:rPr>
+          <w:rFonts w:ascii="Charis SIL Regular" w:hAnsi="Charis SIL Regular" w:eastAsia="Charis SIL Regular"/>
+          <w:b w:val="0"/>
+          <w:i w:val="0"/>
+          <w:color w:val="000000"/>
+          <w:sz w:val="24"/>
+        </w:rPr>
+        <w:t>as been called N</w:t>
+      </w:r>
+      <w:r>
+        <w:rPr>
+          <w:u w:val="single" w:color="0000ff"/>
+          <w:rFonts w:ascii="Charis SIL Regular" w:hAnsi="Charis SIL Regular" w:eastAsia="Charis SIL Regular"/>
+          <w:b w:val="0"/>
+          <w:i w:val="0"/>
+          <w:color w:val="000000"/>
+          <w:sz w:val="24"/>
+        </w:rPr>
+        <w:hyperlink r:id="rId10" w:history="1">
+          <w:r>
+            <w:rPr>
+              <w:rStyle w:val="Hyperlink"/>
+            </w:rPr>
+            <w:t>a</w:t>
+          </w:r>
+        </w:hyperlink>
       </w:r>
       <w:r>
         <w:rPr>
@@ -3072,7 +3176,25 @@
           <w:color w:val="000000"/>
           <w:sz w:val="24"/>
         </w:rPr>
-        <w:t>drawings of the former Dutch East Indies showing panoramas and house</w:t>
+        <w:t>drawings of the former Dutch East Indies showing panoramas an</w:t>
+      </w:r>
+      <w:r>
+        <w:rPr>
+          <w:u w:val="single" w:color="0000ff"/>
+          <w:rFonts w:ascii="Charis SIL Regular" w:hAnsi="Charis SIL Regular" w:eastAsia="Charis SIL Regular"/>
+          <w:b w:val="0"/>
+          <w:i w:val="0"/>
+          <w:color w:val="000000"/>
+          <w:sz w:val="24"/>
+        </w:rPr>
+        <w:hyperlink r:id="rId20" w:history="1">
+          <w:r>
+            <w:rPr>
+              <w:rStyle w:val="Hyperlink"/>
+            </w:rPr>
+            <w:t>d house</w:t>
+          </w:r>
+        </w:hyperlink>
       </w:r>
       <w:r>
         <w:rPr>
@@ -3682,7 +3804,7 @@
           <w:sz w:val="24"/>
           <w:u w:val="single"/>
         </w:rPr>
-        <w:t>Scientific research in colonised terri</w:t>
+        <w:t>Scientific research in colonised terr</w:t>
       </w:r>
       <w:r>
         <w:rPr>
@@ -3693,7 +3815,7 @@
           <w:sz w:val="24"/>
           <w:u w:val="single"/>
         </w:rPr>
-        <w:t>torie</w:t>
+        <w:t>i</w:t>
       </w:r>
       <w:r>
         <w:rPr>
@@ -3702,8 +3824,9 @@
           <w:i w:val="0"/>
           <w:color w:val="0000FF"/>
           <w:sz w:val="24"/>
-        </w:rPr>
-        <w:t>s</w:t>
+          <w:u w:val="single"/>
+        </w:rPr>
+        <w:t>tories</w:t>
       </w:r>
       <w:r>
         <w:br/>

--- a/EXPORTS/DOCX/published/niveau3/English/Naturalis.docx
+++ b/EXPORTS/DOCX/published/niveau3/English/Naturalis.docx
@@ -4619,7 +4619,7 @@
           <w:sz w:val="24"/>
           <w:u w:val="single"/>
         </w:rPr>
-        <w:hyperlink r:id="rId28" w:history="1">
+        <w:hyperlink r:id="rId27" w:history="1">
           <w:r>
             <w:rPr>
               <w:rStyle w:val="Hyperlink"/>
@@ -4637,7 +4637,7 @@
           <w:sz w:val="24"/>
           <w:u w:val="single"/>
         </w:rPr>
-        <w:hyperlink r:id="rId28" w:history="1">
+        <w:hyperlink r:id="rId27" w:history="1">
           <w:r>
             <w:rPr>
               <w:rStyle w:val="Hyperlink"/>

--- a/EXPORTS/DOCX/published/niveau3/English/Naturalis.docx
+++ b/EXPORTS/DOCX/published/niveau3/English/Naturalis.docx
@@ -408,111 +408,7 @@
           <w:color w:val="000000"/>
           <w:sz w:val="24"/>
         </w:rPr>
-        <w:t xml:space="preserve">Decree. </w:t>
-      </w:r>
-      <w:r>
-        <w:rPr>
-          <w:u w:val="single" w:color="0000ff"/>
-          <w:rFonts w:ascii="Charis SIL Regular" w:hAnsi="Charis SIL Regular" w:eastAsia="Charis SIL Regular"/>
-          <w:b w:val="0"/>
-          <w:i w:val="0"/>
-          <w:color w:val="000000"/>
-          <w:sz w:val="24"/>
-        </w:rPr>
-        <w:hyperlink r:id="rId9" w:history="1">
-          <w:r>
-            <w:rPr>
-              <w:rStyle w:val="Hyperlink"/>
-            </w:rPr>
-            <w:t xml:space="preserve">The </w:t>
-          </w:r>
-        </w:hyperlink>
-      </w:r>
-      <w:r>
-        <w:rPr>
-          <w:u w:val="single" w:color="0000ff"/>
-          <w:rFonts w:ascii="Charis SIL Regular" w:hAnsi="Charis SIL Regular" w:eastAsia="Charis SIL Regular"/>
-          <w:b w:val="0"/>
-          <w:i w:val="0"/>
-          <w:color w:val="000000"/>
-          <w:sz w:val="24"/>
-        </w:rPr>
-        <w:t>m</w:t>
-      </w:r>
-      <w:r>
-        <w:rPr>
-          <w:u w:val="single" w:color="0000ff"/>
-          <w:rFonts w:ascii="Charis SIL Regular" w:hAnsi="Charis SIL Regular" w:eastAsia="Charis SIL Regular"/>
-          <w:b w:val="0"/>
-          <w:i w:val="0"/>
-          <w:color w:val="000000"/>
-          <w:sz w:val="24"/>
-        </w:rPr>
-        <w:hyperlink r:id="rId9" w:history="1">
-          <w:r>
-            <w:rPr>
-              <w:rStyle w:val="Hyperlink"/>
-            </w:rPr>
-            <w:t>useum</w:t>
-          </w:r>
-        </w:hyperlink>
-      </w:r>
-      <w:r>
-        <w:rPr>
-          <w:u w:val="single" w:color="0000ff"/>
-          <w:rFonts w:ascii="Charis SIL Regular" w:hAnsi="Charis SIL Regular" w:eastAsia="Charis SIL Regular"/>
-          <w:b w:val="0"/>
-          <w:i w:val="0"/>
-          <w:color w:val="000000"/>
-          <w:sz w:val="24"/>
-        </w:rPr>
-        <w:t xml:space="preserve"> </w:t>
-      </w:r>
-      <w:r>
-        <w:rPr>
-          <w:u w:val="single" w:color="0000ff"/>
-          <w:rFonts w:ascii="Charis SIL Regular" w:hAnsi="Charis SIL Regular" w:eastAsia="Charis SIL Regular"/>
-          <w:b w:val="0"/>
-          <w:i w:val="0"/>
-          <w:color w:val="000000"/>
-          <w:sz w:val="24"/>
-        </w:rPr>
-        <w:hyperlink r:id="rId9" w:history="1">
-          <w:r>
-            <w:rPr>
-              <w:rStyle w:val="Hyperlink"/>
-            </w:rPr>
-            <w:t>h</w:t>
-          </w:r>
-        </w:hyperlink>
-      </w:r>
-      <w:r>
-        <w:rPr>
-          <w:rFonts w:ascii="Charis SIL Regular" w:hAnsi="Charis SIL Regular" w:eastAsia="Charis SIL Regular"/>
-          <w:b w:val="0"/>
-          <w:i w:val="0"/>
-          <w:color w:val="000000"/>
-          <w:sz w:val="24"/>
-        </w:rPr>
-        <w:t>as been called N</w:t>
-      </w:r>
-      <w:r>
-        <w:rPr>
-          <w:u w:val="single" w:color="0000ff"/>
-          <w:rFonts w:ascii="Charis SIL Regular" w:hAnsi="Charis SIL Regular" w:eastAsia="Charis SIL Regular"/>
-          <w:b w:val="0"/>
-          <w:i w:val="0"/>
-          <w:color w:val="000000"/>
-          <w:sz w:val="24"/>
-        </w:rPr>
-        <w:hyperlink r:id="rId10" w:history="1">
-          <w:r>
-            <w:rPr>
-              <w:rStyle w:val="Hyperlink"/>
-            </w:rPr>
-            <w:t>a</w:t>
-          </w:r>
-        </w:hyperlink>
+        <w:t>Decree. The museum has been called Na</w:t>
       </w:r>
       <w:r>
         <w:rPr>

--- a/EXPORTS/DOCX/published/niveau3/English/Naturalis.docx
+++ b/EXPORTS/DOCX/published/niveau3/English/Naturalis.docx
@@ -408,7 +408,111 @@
           <w:color w:val="000000"/>
           <w:sz w:val="24"/>
         </w:rPr>
-        <w:t>Decree. The museum has been called Na</w:t>
+        <w:t xml:space="preserve">Decree. </w:t>
+      </w:r>
+      <w:r>
+        <w:rPr>
+          <w:u w:val="single" w:color="0000ff"/>
+          <w:rFonts w:ascii="Charis SIL Regular" w:hAnsi="Charis SIL Regular" w:eastAsia="Charis SIL Regular"/>
+          <w:b w:val="0"/>
+          <w:i w:val="0"/>
+          <w:color w:val="000000"/>
+          <w:sz w:val="24"/>
+        </w:rPr>
+        <w:hyperlink r:id="rId9" w:history="1">
+          <w:r>
+            <w:rPr>
+              <w:rStyle w:val="Hyperlink"/>
+            </w:rPr>
+            <w:t xml:space="preserve">The </w:t>
+          </w:r>
+        </w:hyperlink>
+      </w:r>
+      <w:r>
+        <w:rPr>
+          <w:u w:val="single" w:color="0000ff"/>
+          <w:rFonts w:ascii="Charis SIL Regular" w:hAnsi="Charis SIL Regular" w:eastAsia="Charis SIL Regular"/>
+          <w:b w:val="0"/>
+          <w:i w:val="0"/>
+          <w:color w:val="000000"/>
+          <w:sz w:val="24"/>
+        </w:rPr>
+        <w:t>m</w:t>
+      </w:r>
+      <w:r>
+        <w:rPr>
+          <w:u w:val="single" w:color="0000ff"/>
+          <w:rFonts w:ascii="Charis SIL Regular" w:hAnsi="Charis SIL Regular" w:eastAsia="Charis SIL Regular"/>
+          <w:b w:val="0"/>
+          <w:i w:val="0"/>
+          <w:color w:val="000000"/>
+          <w:sz w:val="24"/>
+        </w:rPr>
+        <w:hyperlink r:id="rId9" w:history="1">
+          <w:r>
+            <w:rPr>
+              <w:rStyle w:val="Hyperlink"/>
+            </w:rPr>
+            <w:t>useum</w:t>
+          </w:r>
+        </w:hyperlink>
+      </w:r>
+      <w:r>
+        <w:rPr>
+          <w:u w:val="single" w:color="0000ff"/>
+          <w:rFonts w:ascii="Charis SIL Regular" w:hAnsi="Charis SIL Regular" w:eastAsia="Charis SIL Regular"/>
+          <w:b w:val="0"/>
+          <w:i w:val="0"/>
+          <w:color w:val="000000"/>
+          <w:sz w:val="24"/>
+        </w:rPr>
+        <w:t xml:space="preserve"> </w:t>
+      </w:r>
+      <w:r>
+        <w:rPr>
+          <w:u w:val="single" w:color="0000ff"/>
+          <w:rFonts w:ascii="Charis SIL Regular" w:hAnsi="Charis SIL Regular" w:eastAsia="Charis SIL Regular"/>
+          <w:b w:val="0"/>
+          <w:i w:val="0"/>
+          <w:color w:val="000000"/>
+          <w:sz w:val="24"/>
+        </w:rPr>
+        <w:hyperlink r:id="rId9" w:history="1">
+          <w:r>
+            <w:rPr>
+              <w:rStyle w:val="Hyperlink"/>
+            </w:rPr>
+            <w:t>h</w:t>
+          </w:r>
+        </w:hyperlink>
+      </w:r>
+      <w:r>
+        <w:rPr>
+          <w:rFonts w:ascii="Charis SIL Regular" w:hAnsi="Charis SIL Regular" w:eastAsia="Charis SIL Regular"/>
+          <w:b w:val="0"/>
+          <w:i w:val="0"/>
+          <w:color w:val="000000"/>
+          <w:sz w:val="24"/>
+        </w:rPr>
+        <w:t>as been called N</w:t>
+      </w:r>
+      <w:r>
+        <w:rPr>
+          <w:u w:val="single" w:color="0000ff"/>
+          <w:rFonts w:ascii="Charis SIL Regular" w:hAnsi="Charis SIL Regular" w:eastAsia="Charis SIL Regular"/>
+          <w:b w:val="0"/>
+          <w:i w:val="0"/>
+          <w:color w:val="000000"/>
+          <w:sz w:val="24"/>
+        </w:rPr>
+        <w:hyperlink r:id="rId10" w:history="1">
+          <w:r>
+            <w:rPr>
+              <w:rStyle w:val="Hyperlink"/>
+            </w:rPr>
+            <w:t>a</w:t>
+          </w:r>
+        </w:hyperlink>
       </w:r>
       <w:r>
         <w:rPr>

--- a/EXPORTS/DOCX/published/niveau3/English/Naturalis.docx
+++ b/EXPORTS/DOCX/published/niveau3/English/Naturalis.docx
@@ -408,36 +408,7 @@
           <w:color w:val="000000"/>
           <w:sz w:val="24"/>
         </w:rPr>
-        <w:t xml:space="preserve">Decree. </w:t>
-      </w:r>
-      <w:r>
-        <w:rPr>
-          <w:u w:val="single" w:color="0000ff"/>
-          <w:rFonts w:ascii="Charis SIL Regular" w:hAnsi="Charis SIL Regular" w:eastAsia="Charis SIL Regular"/>
-          <w:b w:val="0"/>
-          <w:i w:val="0"/>
-          <w:color w:val="000000"/>
-          <w:sz w:val="24"/>
-        </w:rPr>
-        <w:hyperlink r:id="rId9" w:history="1">
-          <w:r>
-            <w:rPr>
-              <w:rStyle w:val="Hyperlink"/>
-            </w:rPr>
-            <w:t xml:space="preserve">The </w:t>
-          </w:r>
-        </w:hyperlink>
-      </w:r>
-      <w:r>
-        <w:rPr>
-          <w:u w:val="single" w:color="0000ff"/>
-          <w:rFonts w:ascii="Charis SIL Regular" w:hAnsi="Charis SIL Regular" w:eastAsia="Charis SIL Regular"/>
-          <w:b w:val="0"/>
-          <w:i w:val="0"/>
-          <w:color w:val="000000"/>
-          <w:sz w:val="24"/>
-        </w:rPr>
-        <w:t>m</w:t>
+        <w:t>Decree. The m</w:t>
       </w:r>
       <w:r>
         <w:rPr>
@@ -1255,21 +1226,13 @@
       </w:r>
       <w:r>
         <w:rPr>
-          <w:u w:val="single" w:color="0000ff"/>
           <w:rFonts w:ascii="Charis SIL Regular" w:hAnsi="Charis SIL Regular" w:eastAsia="Charis SIL Regular"/>
           <w:b w:val="0"/>
           <w:i w:val="0"/>
           <w:color w:val="000000"/>
           <w:sz w:val="24"/>
         </w:rPr>
-        <w:hyperlink r:id="rId13" w:history="1">
-          <w:r>
-            <w:rPr>
-              <w:rStyle w:val="Hyperlink"/>
-            </w:rPr>
-            <w:t>was establi</w:t>
-          </w:r>
-        </w:hyperlink>
+        <w:t>was establi</w:t>
       </w:r>
       <w:r>
         <w:rPr>
@@ -4619,7 +4582,7 @@
           <w:sz w:val="24"/>
           <w:u w:val="single"/>
         </w:rPr>
-        <w:hyperlink r:id="rId27" w:history="1">
+        <w:hyperlink r:id="rId28" w:history="1">
           <w:r>
             <w:rPr>
               <w:rStyle w:val="Hyperlink"/>
@@ -4637,7 +4600,7 @@
           <w:sz w:val="24"/>
           <w:u w:val="single"/>
         </w:rPr>
-        <w:hyperlink r:id="rId27" w:history="1">
+        <w:hyperlink r:id="rId28" w:history="1">
           <w:r>
             <w:rPr>
               <w:rStyle w:val="Hyperlink"/>

--- a/EXPORTS/DOCX/published/niveau3/English/Naturalis.docx
+++ b/EXPORTS/DOCX/published/niveau3/English/Naturalis.docx
@@ -408,7 +408,36 @@
           <w:color w:val="000000"/>
           <w:sz w:val="24"/>
         </w:rPr>
-        <w:t>Decree. The m</w:t>
+        <w:t xml:space="preserve">Decree. </w:t>
+      </w:r>
+      <w:r>
+        <w:rPr>
+          <w:u w:val="single" w:color="0000ff"/>
+          <w:rFonts w:ascii="Charis SIL Regular" w:hAnsi="Charis SIL Regular" w:eastAsia="Charis SIL Regular"/>
+          <w:b w:val="0"/>
+          <w:i w:val="0"/>
+          <w:color w:val="000000"/>
+          <w:sz w:val="24"/>
+        </w:rPr>
+        <w:hyperlink r:id="rId9" w:history="1">
+          <w:r>
+            <w:rPr>
+              <w:rStyle w:val="Hyperlink"/>
+            </w:rPr>
+            <w:t xml:space="preserve">The </w:t>
+          </w:r>
+        </w:hyperlink>
+      </w:r>
+      <w:r>
+        <w:rPr>
+          <w:u w:val="single" w:color="0000ff"/>
+          <w:rFonts w:ascii="Charis SIL Regular" w:hAnsi="Charis SIL Regular" w:eastAsia="Charis SIL Regular"/>
+          <w:b w:val="0"/>
+          <w:i w:val="0"/>
+          <w:color w:val="000000"/>
+          <w:sz w:val="24"/>
+        </w:rPr>
+        <w:t>m</w:t>
       </w:r>
       <w:r>
         <w:rPr>
@@ -1226,13 +1255,21 @@
       </w:r>
       <w:r>
         <w:rPr>
+          <w:u w:val="single" w:color="0000ff"/>
           <w:rFonts w:ascii="Charis SIL Regular" w:hAnsi="Charis SIL Regular" w:eastAsia="Charis SIL Regular"/>
           <w:b w:val="0"/>
           <w:i w:val="0"/>
           <w:color w:val="000000"/>
           <w:sz w:val="24"/>
         </w:rPr>
-        <w:t>was establi</w:t>
+        <w:hyperlink r:id="rId13" w:history="1">
+          <w:r>
+            <w:rPr>
+              <w:rStyle w:val="Hyperlink"/>
+            </w:rPr>
+            <w:t>was establi</w:t>
+          </w:r>
+        </w:hyperlink>
       </w:r>
       <w:r>
         <w:rPr>
@@ -3139,25 +3176,7 @@
           <w:color w:val="000000"/>
           <w:sz w:val="24"/>
         </w:rPr>
-        <w:t>drawings of the former Dutch East Indies showing panoramas an</w:t>
-      </w:r>
-      <w:r>
-        <w:rPr>
-          <w:u w:val="single" w:color="0000ff"/>
-          <w:rFonts w:ascii="Charis SIL Regular" w:hAnsi="Charis SIL Regular" w:eastAsia="Charis SIL Regular"/>
-          <w:b w:val="0"/>
-          <w:i w:val="0"/>
-          <w:color w:val="000000"/>
-          <w:sz w:val="24"/>
-        </w:rPr>
-        <w:hyperlink r:id="rId20" w:history="1">
-          <w:r>
-            <w:rPr>
-              <w:rStyle w:val="Hyperlink"/>
-            </w:rPr>
-            <w:t>d house</w:t>
-          </w:r>
-        </w:hyperlink>
+        <w:t>drawings of the former Dutch East Indies showing panoramas and house</w:t>
       </w:r>
       <w:r>
         <w:rPr>
@@ -3767,7 +3786,7 @@
           <w:sz w:val="24"/>
           <w:u w:val="single"/>
         </w:rPr>
-        <w:t>Scientific research in colonised terr</w:t>
+        <w:t>Scientific research in colonised terri</w:t>
       </w:r>
       <w:r>
         <w:rPr>
@@ -3778,7 +3797,7 @@
           <w:sz w:val="24"/>
           <w:u w:val="single"/>
         </w:rPr>
-        <w:t>i</w:t>
+        <w:t>torie</w:t>
       </w:r>
       <w:r>
         <w:rPr>
@@ -3787,9 +3806,8 @@
           <w:i w:val="0"/>
           <w:color w:val="0000FF"/>
           <w:sz w:val="24"/>
-          <w:u w:val="single"/>
-        </w:rPr>
-        <w:t>tories</w:t>
+        </w:rPr>
+        <w:t>s</w:t>
       </w:r>
       <w:r>
         <w:br/>

--- a/EXPORTS/DOCX/published/niveau3/English/Naturalis.docx
+++ b/EXPORTS/DOCX/published/niveau3/English/Naturalis.docx
@@ -408,36 +408,7 @@
           <w:color w:val="000000"/>
           <w:sz w:val="24"/>
         </w:rPr>
-        <w:t xml:space="preserve">Decree. </w:t>
-      </w:r>
-      <w:r>
-        <w:rPr>
-          <w:u w:val="single" w:color="0000ff"/>
-          <w:rFonts w:ascii="Charis SIL Regular" w:hAnsi="Charis SIL Regular" w:eastAsia="Charis SIL Regular"/>
-          <w:b w:val="0"/>
-          <w:i w:val="0"/>
-          <w:color w:val="000000"/>
-          <w:sz w:val="24"/>
-        </w:rPr>
-        <w:hyperlink r:id="rId9" w:history="1">
-          <w:r>
-            <w:rPr>
-              <w:rStyle w:val="Hyperlink"/>
-            </w:rPr>
-            <w:t xml:space="preserve">The </w:t>
-          </w:r>
-        </w:hyperlink>
-      </w:r>
-      <w:r>
-        <w:rPr>
-          <w:u w:val="single" w:color="0000ff"/>
-          <w:rFonts w:ascii="Charis SIL Regular" w:hAnsi="Charis SIL Regular" w:eastAsia="Charis SIL Regular"/>
-          <w:b w:val="0"/>
-          <w:i w:val="0"/>
-          <w:color w:val="000000"/>
-          <w:sz w:val="24"/>
-        </w:rPr>
-        <w:t>m</w:t>
+        <w:t>Decree. The m</w:t>
       </w:r>
       <w:r>
         <w:rPr>
@@ -3176,7 +3147,25 @@
           <w:color w:val="000000"/>
           <w:sz w:val="24"/>
         </w:rPr>
-        <w:t>drawings of the former Dutch East Indies showing panoramas and house</w:t>
+        <w:t>drawings of the former Dutch East Indies showing panoramas an</w:t>
+      </w:r>
+      <w:r>
+        <w:rPr>
+          <w:u w:val="single" w:color="0000ff"/>
+          <w:rFonts w:ascii="Charis SIL Regular" w:hAnsi="Charis SIL Regular" w:eastAsia="Charis SIL Regular"/>
+          <w:b w:val="0"/>
+          <w:i w:val="0"/>
+          <w:color w:val="000000"/>
+          <w:sz w:val="24"/>
+        </w:rPr>
+        <w:hyperlink r:id="rId20" w:history="1">
+          <w:r>
+            <w:rPr>
+              <w:rStyle w:val="Hyperlink"/>
+            </w:rPr>
+            <w:t>d house</w:t>
+          </w:r>
+        </w:hyperlink>
       </w:r>
       <w:r>
         <w:rPr>
@@ -3786,7 +3775,7 @@
           <w:sz w:val="24"/>
           <w:u w:val="single"/>
         </w:rPr>
-        <w:t>Scientific research in colonised terri</w:t>
+        <w:t>Scientific research in colonised terr</w:t>
       </w:r>
       <w:r>
         <w:rPr>
@@ -3797,7 +3786,7 @@
           <w:sz w:val="24"/>
           <w:u w:val="single"/>
         </w:rPr>
-        <w:t>torie</w:t>
+        <w:t>i</w:t>
       </w:r>
       <w:r>
         <w:rPr>
@@ -3806,8 +3795,9 @@
           <w:i w:val="0"/>
           <w:color w:val="0000FF"/>
           <w:sz w:val="24"/>
-        </w:rPr>
-        <w:t>s</w:t>
+          <w:u w:val="single"/>
+        </w:rPr>
+        <w:t>tories</w:t>
       </w:r>
       <w:r>
         <w:br/>

--- a/EXPORTS/DOCX/published/niveau3/English/Naturalis.docx
+++ b/EXPORTS/DOCX/published/niveau3/English/Naturalis.docx
@@ -408,7 +408,35 @@
           <w:color w:val="000000"/>
           <w:sz w:val="24"/>
         </w:rPr>
-        <w:t>Decree. The m</w:t>
+        <w:t xml:space="preserve">Decree. </w:t>
+      </w:r>
+      <w:r>
+        <w:rPr>
+          <w:u w:val="single" w:color="0000ff"/>
+          <w:rFonts w:ascii="Charis SIL Regular" w:hAnsi="Charis SIL Regular" w:eastAsia="Charis SIL Regular"/>
+          <w:b w:val="0"/>
+          <w:i w:val="0"/>
+          <w:color w:val="000000"/>
+          <w:sz w:val="24"/>
+        </w:rPr>
+        <w:hyperlink r:id="rId9" w:history="1">
+          <w:r>
+            <w:rPr>
+              <w:rStyle w:val="Hyperlink"/>
+            </w:rPr>
+            <w:t xml:space="preserve">The </w:t>
+          </w:r>
+        </w:hyperlink>
+      </w:r>
+      <w:r>
+        <w:rPr>
+          <w:rFonts w:ascii="Charis SIL Regular" w:hAnsi="Charis SIL Regular" w:eastAsia="Charis SIL Regular"/>
+          <w:b w:val="0"/>
+          <w:i w:val="0"/>
+          <w:color w:val="000000"/>
+          <w:sz w:val="24"/>
+        </w:rPr>
+        <w:t>m</w:t>
       </w:r>
       <w:r>
         <w:rPr>
@@ -4590,7 +4618,7 @@
           <w:sz w:val="24"/>
           <w:u w:val="single"/>
         </w:rPr>
-        <w:hyperlink r:id="rId28" w:history="1">
+        <w:hyperlink r:id="rId27" w:history="1">
           <w:r>
             <w:rPr>
               <w:rStyle w:val="Hyperlink"/>
@@ -4608,7 +4636,7 @@
           <w:sz w:val="24"/>
           <w:u w:val="single"/>
         </w:rPr>
-        <w:hyperlink r:id="rId28" w:history="1">
+        <w:hyperlink r:id="rId27" w:history="1">
           <w:r>
             <w:rPr>
               <w:rStyle w:val="Hyperlink"/>

--- a/EXPORTS/DOCX/published/niveau3/English/Naturalis.docx
+++ b/EXPORTS/DOCX/published/niveau3/English/Naturalis.docx
@@ -430,7 +430,6 @@
       </w:r>
       <w:r>
         <w:rPr>
-          <w:u w:val="single" w:color="0000ff"/>
           <w:rFonts w:ascii="Charis SIL Regular" w:hAnsi="Charis SIL Regular" w:eastAsia="Charis SIL Regular"/>
           <w:b w:val="0"/>
           <w:i w:val="0"/>
@@ -1234,14 +1233,7 @@
           <w:color w:val="000000"/>
           <w:sz w:val="24"/>
         </w:rPr>
-        <w:hyperlink r:id="rId13" w:history="1">
-          <w:r>
-            <w:rPr>
-              <w:rStyle w:val="Hyperlink"/>
-            </w:rPr>
-            <w:t>herlands Indies</w:t>
-          </w:r>
-        </w:hyperlink>
+        <w:t>herlands Indies</w:t>
       </w:r>
       <w:r>
         <w:rPr>
@@ -1255,21 +1247,13 @@
       </w:r>
       <w:r>
         <w:rPr>
-          <w:u w:val="single" w:color="0000ff"/>
           <w:rFonts w:ascii="Charis SIL Regular" w:hAnsi="Charis SIL Regular" w:eastAsia="Charis SIL Regular"/>
           <w:b w:val="0"/>
           <w:i w:val="0"/>
           <w:color w:val="000000"/>
           <w:sz w:val="24"/>
         </w:rPr>
-        <w:hyperlink r:id="rId13" w:history="1">
-          <w:r>
-            <w:rPr>
-              <w:rStyle w:val="Hyperlink"/>
-            </w:rPr>
-            <w:t>was establi</w:t>
-          </w:r>
-        </w:hyperlink>
+        <w:t>was establi</w:t>
       </w:r>
       <w:r>
         <w:rPr>
@@ -1534,41 +1518,24 @@
       </w:r>
       <w:r>
         <w:rPr>
+          <w:u w:val="single" w:color="0000ff"/>
           <w:rFonts w:ascii="Charis SIL Regular" w:hAnsi="Charis SIL Regular" w:eastAsia="Charis SIL Regular"/>
           <w:b w:val="0"/>
           <w:i w:val="0"/>
           <w:color w:val="000000"/>
           <w:sz w:val="24"/>
         </w:rPr>
-        <w:hyperlink r:id="rId14" w:history="1">
-          <w:r>
-            <w:rPr>
-              <w:rStyle w:val="Hyperlink"/>
-            </w:rPr>
-            <w:t>l</w:t>
-          </w:r>
-        </w:hyperlink>
-      </w:r>
-      <w:r>
-        <w:rPr>
-          <w:u w:val="single" w:color="0000ff"/>
+        <w:t>l</w:t>
+      </w:r>
+      <w:r>
+        <w:rPr>
           <w:rFonts w:ascii="Charis SIL Regular" w:hAnsi="Charis SIL Regular" w:eastAsia="Charis SIL Regular"/>
           <w:b w:val="0"/>
           <w:i w:val="0"/>
           <w:color w:val="000000"/>
           <w:sz w:val="24"/>
         </w:rPr>
-        <w:t>o</w:t>
-      </w:r>
-      <w:r>
-        <w:rPr>
-          <w:rFonts w:ascii="Charis SIL Regular" w:hAnsi="Charis SIL Regular" w:eastAsia="Charis SIL Regular"/>
-          <w:b w:val="0"/>
-          <w:i w:val="0"/>
-          <w:color w:val="000000"/>
-          <w:sz w:val="24"/>
-        </w:rPr>
-        <w:t xml:space="preserve">ra and fauna. From </w:t>
+        <w:t xml:space="preserve">ora and fauna. From </w:t>
       </w:r>
       <w:r>
         <w:rPr>
@@ -3176,25 +3143,7 @@
           <w:color w:val="000000"/>
           <w:sz w:val="24"/>
         </w:rPr>
-        <w:t>drawings of the former Dutch East Indies showing panoramas an</w:t>
-      </w:r>
-      <w:r>
-        <w:rPr>
-          <w:u w:val="single" w:color="0000ff"/>
-          <w:rFonts w:ascii="Charis SIL Regular" w:hAnsi="Charis SIL Regular" w:eastAsia="Charis SIL Regular"/>
-          <w:b w:val="0"/>
-          <w:i w:val="0"/>
-          <w:color w:val="000000"/>
-          <w:sz w:val="24"/>
-        </w:rPr>
-        <w:hyperlink r:id="rId20" w:history="1">
-          <w:r>
-            <w:rPr>
-              <w:rStyle w:val="Hyperlink"/>
-            </w:rPr>
-            <w:t>d house</w:t>
-          </w:r>
-        </w:hyperlink>
+        <w:t>drawings of the former Dutch East Indies showing panoramas and house</w:t>
       </w:r>
       <w:r>
         <w:rPr>

--- a/EXPORTS/DOCX/published/niveau3/English/Naturalis.docx
+++ b/EXPORTS/DOCX/published/niveau3/English/Naturalis.docx
@@ -430,6 +430,7 @@
       </w:r>
       <w:r>
         <w:rPr>
+          <w:u w:val="single" w:color="0000ff"/>
           <w:rFonts w:ascii="Charis SIL Regular" w:hAnsi="Charis SIL Regular" w:eastAsia="Charis SIL Regular"/>
           <w:b w:val="0"/>
           <w:i w:val="0"/>
@@ -1233,7 +1234,14 @@
           <w:color w:val="000000"/>
           <w:sz w:val="24"/>
         </w:rPr>
-        <w:t>herlands Indies</w:t>
+        <w:hyperlink r:id="rId13" w:history="1">
+          <w:r>
+            <w:rPr>
+              <w:rStyle w:val="Hyperlink"/>
+            </w:rPr>
+            <w:t>herlands Indies</w:t>
+          </w:r>
+        </w:hyperlink>
       </w:r>
       <w:r>
         <w:rPr>
@@ -1247,13 +1255,21 @@
       </w:r>
       <w:r>
         <w:rPr>
+          <w:u w:val="single" w:color="0000ff"/>
           <w:rFonts w:ascii="Charis SIL Regular" w:hAnsi="Charis SIL Regular" w:eastAsia="Charis SIL Regular"/>
           <w:b w:val="0"/>
           <w:i w:val="0"/>
           <w:color w:val="000000"/>
           <w:sz w:val="24"/>
         </w:rPr>
-        <w:t>was establi</w:t>
+        <w:hyperlink r:id="rId13" w:history="1">
+          <w:r>
+            <w:rPr>
+              <w:rStyle w:val="Hyperlink"/>
+            </w:rPr>
+            <w:t>was establi</w:t>
+          </w:r>
+        </w:hyperlink>
       </w:r>
       <w:r>
         <w:rPr>
@@ -1518,6 +1534,23 @@
       </w:r>
       <w:r>
         <w:rPr>
+          <w:rFonts w:ascii="Charis SIL Regular" w:hAnsi="Charis SIL Regular" w:eastAsia="Charis SIL Regular"/>
+          <w:b w:val="0"/>
+          <w:i w:val="0"/>
+          <w:color w:val="000000"/>
+          <w:sz w:val="24"/>
+        </w:rPr>
+        <w:hyperlink r:id="rId14" w:history="1">
+          <w:r>
+            <w:rPr>
+              <w:rStyle w:val="Hyperlink"/>
+            </w:rPr>
+            <w:t>l</w:t>
+          </w:r>
+        </w:hyperlink>
+      </w:r>
+      <w:r>
+        <w:rPr>
           <w:u w:val="single" w:color="0000ff"/>
           <w:rFonts w:ascii="Charis SIL Regular" w:hAnsi="Charis SIL Regular" w:eastAsia="Charis SIL Regular"/>
           <w:b w:val="0"/>
@@ -1525,7 +1558,7 @@
           <w:color w:val="000000"/>
           <w:sz w:val="24"/>
         </w:rPr>
-        <w:t>l</w:t>
+        <w:t>o</w:t>
       </w:r>
       <w:r>
         <w:rPr>
@@ -1535,7 +1568,7 @@
           <w:color w:val="000000"/>
           <w:sz w:val="24"/>
         </w:rPr>
-        <w:t xml:space="preserve">ora and fauna. From </w:t>
+        <w:t xml:space="preserve">ra and fauna. From </w:t>
       </w:r>
       <w:r>
         <w:rPr>
@@ -3143,7 +3176,25 @@
           <w:color w:val="000000"/>
           <w:sz w:val="24"/>
         </w:rPr>
-        <w:t>drawings of the former Dutch East Indies showing panoramas and house</w:t>
+        <w:t>drawings of the former Dutch East Indies showing panoramas an</w:t>
+      </w:r>
+      <w:r>
+        <w:rPr>
+          <w:u w:val="single" w:color="0000ff"/>
+          <w:rFonts w:ascii="Charis SIL Regular" w:hAnsi="Charis SIL Regular" w:eastAsia="Charis SIL Regular"/>
+          <w:b w:val="0"/>
+          <w:i w:val="0"/>
+          <w:color w:val="000000"/>
+          <w:sz w:val="24"/>
+        </w:rPr>
+        <w:hyperlink r:id="rId20" w:history="1">
+          <w:r>
+            <w:rPr>
+              <w:rStyle w:val="Hyperlink"/>
+            </w:rPr>
+            <w:t>d house</w:t>
+          </w:r>
+        </w:hyperlink>
       </w:r>
       <w:r>
         <w:rPr>

--- a/EXPORTS/DOCX/published/niveau3/English/Naturalis.docx
+++ b/EXPORTS/DOCX/published/niveau3/English/Naturalis.docx
@@ -3804,7 +3804,7 @@
           <w:sz w:val="24"/>
           <w:u w:val="single"/>
         </w:rPr>
-        <w:t>Scientific research in colonised terr</w:t>
+        <w:t>Scientific research in colonised terri</w:t>
       </w:r>
       <w:r>
         <w:rPr>
@@ -3815,7 +3815,7 @@
           <w:sz w:val="24"/>
           <w:u w:val="single"/>
         </w:rPr>
-        <w:t>i</w:t>
+        <w:t>torie</w:t>
       </w:r>
       <w:r>
         <w:rPr>
@@ -3824,9 +3824,8 @@
           <w:i w:val="0"/>
           <w:color w:val="0000FF"/>
           <w:sz w:val="24"/>
-          <w:u w:val="single"/>
-        </w:rPr>
-        <w:t>tories</w:t>
+        </w:rPr>
+        <w:t>s</w:t>
       </w:r>
       <w:r>
         <w:br/>

--- a/EXPORTS/DOCX/published/niveau3/English/Naturalis.docx
+++ b/EXPORTS/DOCX/published/niveau3/English/Naturalis.docx
@@ -408,36 +408,7 @@
           <w:color w:val="000000"/>
           <w:sz w:val="24"/>
         </w:rPr>
-        <w:t xml:space="preserve">Decree. </w:t>
-      </w:r>
-      <w:r>
-        <w:rPr>
-          <w:u w:val="single" w:color="0000ff"/>
-          <w:rFonts w:ascii="Charis SIL Regular" w:hAnsi="Charis SIL Regular" w:eastAsia="Charis SIL Regular"/>
-          <w:b w:val="0"/>
-          <w:i w:val="0"/>
-          <w:color w:val="000000"/>
-          <w:sz w:val="24"/>
-        </w:rPr>
-        <w:hyperlink r:id="rId9" w:history="1">
-          <w:r>
-            <w:rPr>
-              <w:rStyle w:val="Hyperlink"/>
-            </w:rPr>
-            <w:t xml:space="preserve">The </w:t>
-          </w:r>
-        </w:hyperlink>
-      </w:r>
-      <w:r>
-        <w:rPr>
-          <w:u w:val="single" w:color="0000ff"/>
-          <w:rFonts w:ascii="Charis SIL Regular" w:hAnsi="Charis SIL Regular" w:eastAsia="Charis SIL Regular"/>
-          <w:b w:val="0"/>
-          <w:i w:val="0"/>
-          <w:color w:val="000000"/>
-          <w:sz w:val="24"/>
-        </w:rPr>
-        <w:t>m</w:t>
+        <w:t>Decree. The m</w:t>
       </w:r>
       <w:r>
         <w:rPr>
@@ -1223,53 +1194,17 @@
           <w:color w:val="000000"/>
           <w:sz w:val="24"/>
         </w:rPr>
-        <w:t xml:space="preserve"> (Natural Sciences Commission for the Net</w:t>
-      </w:r>
-      <w:r>
-        <w:rPr>
-          <w:u w:val="single" w:color="0000ff"/>
+        <w:t xml:space="preserve"> (Natural Sciences Commission for the Netherlands Indies) </w:t>
+      </w:r>
+      <w:r>
+        <w:rPr>
           <w:rFonts w:ascii="Charis SIL Regular" w:hAnsi="Charis SIL Regular" w:eastAsia="Charis SIL Regular"/>
           <w:b w:val="0"/>
           <w:i w:val="0"/>
           <w:color w:val="000000"/>
           <w:sz w:val="24"/>
         </w:rPr>
-        <w:hyperlink r:id="rId13" w:history="1">
-          <w:r>
-            <w:rPr>
-              <w:rStyle w:val="Hyperlink"/>
-            </w:rPr>
-            <w:t>herlands Indies</w:t>
-          </w:r>
-        </w:hyperlink>
-      </w:r>
-      <w:r>
-        <w:rPr>
-          <w:rFonts w:ascii="Charis SIL Regular" w:hAnsi="Charis SIL Regular" w:eastAsia="Charis SIL Regular"/>
-          <w:b w:val="0"/>
-          <w:i w:val="0"/>
-          <w:color w:val="000000"/>
-          <w:sz w:val="24"/>
-        </w:rPr>
-        <w:t xml:space="preserve">) </w:t>
-      </w:r>
-      <w:r>
-        <w:rPr>
-          <w:u w:val="single" w:color="0000ff"/>
-          <w:rFonts w:ascii="Charis SIL Regular" w:hAnsi="Charis SIL Regular" w:eastAsia="Charis SIL Regular"/>
-          <w:b w:val="0"/>
-          <w:i w:val="0"/>
-          <w:color w:val="000000"/>
-          <w:sz w:val="24"/>
-        </w:rPr>
-        <w:hyperlink r:id="rId13" w:history="1">
-          <w:r>
-            <w:rPr>
-              <w:rStyle w:val="Hyperlink"/>
-            </w:rPr>
-            <w:t>was establi</w:t>
-          </w:r>
-        </w:hyperlink>
+        <w:t>was establi</w:t>
       </w:r>
       <w:r>
         <w:rPr>
@@ -1534,41 +1469,24 @@
       </w:r>
       <w:r>
         <w:rPr>
+          <w:u w:val="single" w:color="0000ff"/>
           <w:rFonts w:ascii="Charis SIL Regular" w:hAnsi="Charis SIL Regular" w:eastAsia="Charis SIL Regular"/>
           <w:b w:val="0"/>
           <w:i w:val="0"/>
           <w:color w:val="000000"/>
           <w:sz w:val="24"/>
         </w:rPr>
-        <w:hyperlink r:id="rId14" w:history="1">
-          <w:r>
-            <w:rPr>
-              <w:rStyle w:val="Hyperlink"/>
-            </w:rPr>
-            <w:t>l</w:t>
-          </w:r>
-        </w:hyperlink>
-      </w:r>
-      <w:r>
-        <w:rPr>
-          <w:u w:val="single" w:color="0000ff"/>
+        <w:t>l</w:t>
+      </w:r>
+      <w:r>
+        <w:rPr>
           <w:rFonts w:ascii="Charis SIL Regular" w:hAnsi="Charis SIL Regular" w:eastAsia="Charis SIL Regular"/>
           <w:b w:val="0"/>
           <w:i w:val="0"/>
           <w:color w:val="000000"/>
           <w:sz w:val="24"/>
         </w:rPr>
-        <w:t>o</w:t>
-      </w:r>
-      <w:r>
-        <w:rPr>
-          <w:rFonts w:ascii="Charis SIL Regular" w:hAnsi="Charis SIL Regular" w:eastAsia="Charis SIL Regular"/>
-          <w:b w:val="0"/>
-          <w:i w:val="0"/>
-          <w:color w:val="000000"/>
-          <w:sz w:val="24"/>
-        </w:rPr>
-        <w:t xml:space="preserve">ra and fauna. From </w:t>
+        <w:t xml:space="preserve">ora and fauna. From </w:t>
       </w:r>
       <w:r>
         <w:rPr>
@@ -3804,7 +3722,7 @@
           <w:sz w:val="24"/>
           <w:u w:val="single"/>
         </w:rPr>
-        <w:t>Scientific research in colonised terri</w:t>
+        <w:t>Scientific research in colonised terr</w:t>
       </w:r>
       <w:r>
         <w:rPr>
@@ -3815,7 +3733,7 @@
           <w:sz w:val="24"/>
           <w:u w:val="single"/>
         </w:rPr>
-        <w:t>torie</w:t>
+        <w:t>i</w:t>
       </w:r>
       <w:r>
         <w:rPr>
@@ -3824,8 +3742,9 @@
           <w:i w:val="0"/>
           <w:color w:val="0000FF"/>
           <w:sz w:val="24"/>
-        </w:rPr>
-        <w:t>s</w:t>
+          <w:u w:val="single"/>
+        </w:rPr>
+        <w:t>tories</w:t>
       </w:r>
       <w:r>
         <w:br/>

--- a/EXPORTS/DOCX/published/niveau3/English/Naturalis.docx
+++ b/EXPORTS/DOCX/published/niveau3/English/Naturalis.docx
@@ -408,7 +408,36 @@
           <w:color w:val="000000"/>
           <w:sz w:val="24"/>
         </w:rPr>
-        <w:t>Decree. The m</w:t>
+        <w:t xml:space="preserve">Decree. </w:t>
+      </w:r>
+      <w:r>
+        <w:rPr>
+          <w:u w:val="single" w:color="0000ff"/>
+          <w:rFonts w:ascii="Charis SIL Regular" w:hAnsi="Charis SIL Regular" w:eastAsia="Charis SIL Regular"/>
+          <w:b w:val="0"/>
+          <w:i w:val="0"/>
+          <w:color w:val="000000"/>
+          <w:sz w:val="24"/>
+        </w:rPr>
+        <w:hyperlink r:id="rId9" w:history="1">
+          <w:r>
+            <w:rPr>
+              <w:rStyle w:val="Hyperlink"/>
+            </w:rPr>
+            <w:t xml:space="preserve">The </w:t>
+          </w:r>
+        </w:hyperlink>
+      </w:r>
+      <w:r>
+        <w:rPr>
+          <w:u w:val="single" w:color="0000ff"/>
+          <w:rFonts w:ascii="Charis SIL Regular" w:hAnsi="Charis SIL Regular" w:eastAsia="Charis SIL Regular"/>
+          <w:b w:val="0"/>
+          <w:i w:val="0"/>
+          <w:color w:val="000000"/>
+          <w:sz w:val="24"/>
+        </w:rPr>
+        <w:t>m</w:t>
       </w:r>
       <w:r>
         <w:rPr>
@@ -1194,17 +1223,53 @@
           <w:color w:val="000000"/>
           <w:sz w:val="24"/>
         </w:rPr>
-        <w:t xml:space="preserve"> (Natural Sciences Commission for the Netherlands Indies) </w:t>
-      </w:r>
-      <w:r>
-        <w:rPr>
+        <w:t xml:space="preserve"> (Natural Sciences Commission for the Net</w:t>
+      </w:r>
+      <w:r>
+        <w:rPr>
+          <w:u w:val="single" w:color="0000ff"/>
           <w:rFonts w:ascii="Charis SIL Regular" w:hAnsi="Charis SIL Regular" w:eastAsia="Charis SIL Regular"/>
           <w:b w:val="0"/>
           <w:i w:val="0"/>
           <w:color w:val="000000"/>
           <w:sz w:val="24"/>
         </w:rPr>
-        <w:t>was establi</w:t>
+        <w:hyperlink r:id="rId13" w:history="1">
+          <w:r>
+            <w:rPr>
+              <w:rStyle w:val="Hyperlink"/>
+            </w:rPr>
+            <w:t>herlands Indies</w:t>
+          </w:r>
+        </w:hyperlink>
+      </w:r>
+      <w:r>
+        <w:rPr>
+          <w:rFonts w:ascii="Charis SIL Regular" w:hAnsi="Charis SIL Regular" w:eastAsia="Charis SIL Regular"/>
+          <w:b w:val="0"/>
+          <w:i w:val="0"/>
+          <w:color w:val="000000"/>
+          <w:sz w:val="24"/>
+        </w:rPr>
+        <w:t xml:space="preserve">) </w:t>
+      </w:r>
+      <w:r>
+        <w:rPr>
+          <w:u w:val="single" w:color="0000ff"/>
+          <w:rFonts w:ascii="Charis SIL Regular" w:hAnsi="Charis SIL Regular" w:eastAsia="Charis SIL Regular"/>
+          <w:b w:val="0"/>
+          <w:i w:val="0"/>
+          <w:color w:val="000000"/>
+          <w:sz w:val="24"/>
+        </w:rPr>
+        <w:hyperlink r:id="rId13" w:history="1">
+          <w:r>
+            <w:rPr>
+              <w:rStyle w:val="Hyperlink"/>
+            </w:rPr>
+            <w:t>was establi</w:t>
+          </w:r>
+        </w:hyperlink>
       </w:r>
       <w:r>
         <w:rPr>
@@ -1469,6 +1534,23 @@
       </w:r>
       <w:r>
         <w:rPr>
+          <w:rFonts w:ascii="Charis SIL Regular" w:hAnsi="Charis SIL Regular" w:eastAsia="Charis SIL Regular"/>
+          <w:b w:val="0"/>
+          <w:i w:val="0"/>
+          <w:color w:val="000000"/>
+          <w:sz w:val="24"/>
+        </w:rPr>
+        <w:hyperlink r:id="rId14" w:history="1">
+          <w:r>
+            <w:rPr>
+              <w:rStyle w:val="Hyperlink"/>
+            </w:rPr>
+            <w:t>l</w:t>
+          </w:r>
+        </w:hyperlink>
+      </w:r>
+      <w:r>
+        <w:rPr>
           <w:u w:val="single" w:color="0000ff"/>
           <w:rFonts w:ascii="Charis SIL Regular" w:hAnsi="Charis SIL Regular" w:eastAsia="Charis SIL Regular"/>
           <w:b w:val="0"/>
@@ -1476,7 +1558,7 @@
           <w:color w:val="000000"/>
           <w:sz w:val="24"/>
         </w:rPr>
-        <w:t>l</w:t>
+        <w:t>o</w:t>
       </w:r>
       <w:r>
         <w:rPr>
@@ -1486,7 +1568,7 @@
           <w:color w:val="000000"/>
           <w:sz w:val="24"/>
         </w:rPr>
-        <w:t xml:space="preserve">ora and fauna. From </w:t>
+        <w:t xml:space="preserve">ra and fauna. From </w:t>
       </w:r>
       <w:r>
         <w:rPr>
@@ -3722,7 +3804,7 @@
           <w:sz w:val="24"/>
           <w:u w:val="single"/>
         </w:rPr>
-        <w:t>Scientific research in colonised terr</w:t>
+        <w:t>Scientific research in colonised terri</w:t>
       </w:r>
       <w:r>
         <w:rPr>
@@ -3733,7 +3815,7 @@
           <w:sz w:val="24"/>
           <w:u w:val="single"/>
         </w:rPr>
-        <w:t>i</w:t>
+        <w:t>torie</w:t>
       </w:r>
       <w:r>
         <w:rPr>
@@ -3742,9 +3824,8 @@
           <w:i w:val="0"/>
           <w:color w:val="0000FF"/>
           <w:sz w:val="24"/>
-          <w:u w:val="single"/>
-        </w:rPr>
-        <w:t>tories</w:t>
+        </w:rPr>
+        <w:t>s</w:t>
       </w:r>
       <w:r>
         <w:br/>
@@ -4537,7 +4618,7 @@
           <w:sz w:val="24"/>
           <w:u w:val="single"/>
         </w:rPr>
-        <w:hyperlink r:id="rId28" w:history="1">
+        <w:hyperlink r:id="rId27" w:history="1">
           <w:r>
             <w:rPr>
               <w:rStyle w:val="Hyperlink"/>
@@ -4555,7 +4636,7 @@
           <w:sz w:val="24"/>
           <w:u w:val="single"/>
         </w:rPr>
-        <w:hyperlink r:id="rId28" w:history="1">
+        <w:hyperlink r:id="rId27" w:history="1">
           <w:r>
             <w:rPr>
               <w:rStyle w:val="Hyperlink"/>

--- a/EXPORTS/DOCX/published/niveau3/English/Naturalis.docx
+++ b/EXPORTS/DOCX/published/niveau3/English/Naturalis.docx
@@ -430,7 +430,6 @@
       </w:r>
       <w:r>
         <w:rPr>
-          <w:u w:val="single" w:color="0000ff"/>
           <w:rFonts w:ascii="Charis SIL Regular" w:hAnsi="Charis SIL Regular" w:eastAsia="Charis SIL Regular"/>
           <w:b w:val="0"/>
           <w:i w:val="0"/>
@@ -1223,53 +1222,17 @@
           <w:color w:val="000000"/>
           <w:sz w:val="24"/>
         </w:rPr>
-        <w:t xml:space="preserve"> (Natural Sciences Commission for the Net</w:t>
-      </w:r>
-      <w:r>
-        <w:rPr>
-          <w:u w:val="single" w:color="0000ff"/>
+        <w:t xml:space="preserve"> (Natural Sciences Commission for the Netherlands Indies) </w:t>
+      </w:r>
+      <w:r>
+        <w:rPr>
           <w:rFonts w:ascii="Charis SIL Regular" w:hAnsi="Charis SIL Regular" w:eastAsia="Charis SIL Regular"/>
           <w:b w:val="0"/>
           <w:i w:val="0"/>
           <w:color w:val="000000"/>
           <w:sz w:val="24"/>
         </w:rPr>
-        <w:hyperlink r:id="rId13" w:history="1">
-          <w:r>
-            <w:rPr>
-              <w:rStyle w:val="Hyperlink"/>
-            </w:rPr>
-            <w:t>herlands Indies</w:t>
-          </w:r>
-        </w:hyperlink>
-      </w:r>
-      <w:r>
-        <w:rPr>
-          <w:rFonts w:ascii="Charis SIL Regular" w:hAnsi="Charis SIL Regular" w:eastAsia="Charis SIL Regular"/>
-          <w:b w:val="0"/>
-          <w:i w:val="0"/>
-          <w:color w:val="000000"/>
-          <w:sz w:val="24"/>
-        </w:rPr>
-        <w:t xml:space="preserve">) </w:t>
-      </w:r>
-      <w:r>
-        <w:rPr>
-          <w:u w:val="single" w:color="0000ff"/>
-          <w:rFonts w:ascii="Charis SIL Regular" w:hAnsi="Charis SIL Regular" w:eastAsia="Charis SIL Regular"/>
-          <w:b w:val="0"/>
-          <w:i w:val="0"/>
-          <w:color w:val="000000"/>
-          <w:sz w:val="24"/>
-        </w:rPr>
-        <w:hyperlink r:id="rId13" w:history="1">
-          <w:r>
-            <w:rPr>
-              <w:rStyle w:val="Hyperlink"/>
-            </w:rPr>
-            <w:t>was establi</w:t>
-          </w:r>
-        </w:hyperlink>
+        <w:t>was establi</w:t>
       </w:r>
       <w:r>
         <w:rPr>
@@ -1534,41 +1497,24 @@
       </w:r>
       <w:r>
         <w:rPr>
+          <w:u w:val="single" w:color="0000ff"/>
           <w:rFonts w:ascii="Charis SIL Regular" w:hAnsi="Charis SIL Regular" w:eastAsia="Charis SIL Regular"/>
           <w:b w:val="0"/>
           <w:i w:val="0"/>
           <w:color w:val="000000"/>
           <w:sz w:val="24"/>
         </w:rPr>
-        <w:hyperlink r:id="rId14" w:history="1">
-          <w:r>
-            <w:rPr>
-              <w:rStyle w:val="Hyperlink"/>
-            </w:rPr>
-            <w:t>l</w:t>
-          </w:r>
-        </w:hyperlink>
-      </w:r>
-      <w:r>
-        <w:rPr>
-          <w:u w:val="single" w:color="0000ff"/>
+        <w:t>l</w:t>
+      </w:r>
+      <w:r>
+        <w:rPr>
           <w:rFonts w:ascii="Charis SIL Regular" w:hAnsi="Charis SIL Regular" w:eastAsia="Charis SIL Regular"/>
           <w:b w:val="0"/>
           <w:i w:val="0"/>
           <w:color w:val="000000"/>
           <w:sz w:val="24"/>
         </w:rPr>
-        <w:t>o</w:t>
-      </w:r>
-      <w:r>
-        <w:rPr>
-          <w:rFonts w:ascii="Charis SIL Regular" w:hAnsi="Charis SIL Regular" w:eastAsia="Charis SIL Regular"/>
-          <w:b w:val="0"/>
-          <w:i w:val="0"/>
-          <w:color w:val="000000"/>
-          <w:sz w:val="24"/>
-        </w:rPr>
-        <w:t xml:space="preserve">ra and fauna. From </w:t>
+        <w:t xml:space="preserve">ora and fauna. From </w:t>
       </w:r>
       <w:r>
         <w:rPr>
@@ -1852,25 +1798,7 @@
           <w:color w:val="000000"/>
           <w:sz w:val="24"/>
         </w:rPr>
-        <w:t xml:space="preserve">Geology and </w:t>
-      </w:r>
-      <w:r>
-        <w:rPr>
-          <w:u w:val="single" w:color="0000ff"/>
-          <w:rFonts w:ascii="Charis SIL Regular" w:hAnsi="Charis SIL Regular" w:eastAsia="Charis SIL Regular"/>
-          <w:b w:val="0"/>
-          <w:i w:val="0"/>
-          <w:color w:val="000000"/>
-          <w:sz w:val="24"/>
-        </w:rPr>
-        <w:hyperlink r:id="rId15" w:history="1">
-          <w:r>
-            <w:rPr>
-              <w:rStyle w:val="Hyperlink"/>
-            </w:rPr>
-            <w:t>Mineralogy w</w:t>
-          </w:r>
-        </w:hyperlink>
+        <w:t>Geology and Mineralogy w</w:t>
       </w:r>
       <w:r>
         <w:rPr>
@@ -3804,7 +3732,7 @@
           <w:sz w:val="24"/>
           <w:u w:val="single"/>
         </w:rPr>
-        <w:t>Scientific research in colonised terri</w:t>
+        <w:t>Scientific research in colonised terr</w:t>
       </w:r>
       <w:r>
         <w:rPr>
@@ -3815,7 +3743,7 @@
           <w:sz w:val="24"/>
           <w:u w:val="single"/>
         </w:rPr>
-        <w:t>torie</w:t>
+        <w:t>i</w:t>
       </w:r>
       <w:r>
         <w:rPr>
@@ -3824,8 +3752,9 @@
           <w:i w:val="0"/>
           <w:color w:val="0000FF"/>
           <w:sz w:val="24"/>
-        </w:rPr>
-        <w:t>s</w:t>
+          <w:u w:val="single"/>
+        </w:rPr>
+        <w:t>tories</w:t>
       </w:r>
       <w:r>
         <w:br/>
@@ -4618,7 +4547,7 @@
           <w:sz w:val="24"/>
           <w:u w:val="single"/>
         </w:rPr>
-        <w:hyperlink r:id="rId27" w:history="1">
+        <w:hyperlink r:id="rId28" w:history="1">
           <w:r>
             <w:rPr>
               <w:rStyle w:val="Hyperlink"/>
@@ -4636,7 +4565,7 @@
           <w:sz w:val="24"/>
           <w:u w:val="single"/>
         </w:rPr>
-        <w:hyperlink r:id="rId27" w:history="1">
+        <w:hyperlink r:id="rId28" w:history="1">
           <w:r>
             <w:rPr>
               <w:rStyle w:val="Hyperlink"/>

--- a/EXPORTS/DOCX/published/niveau3/English/Naturalis.docx
+++ b/EXPORTS/DOCX/published/niveau3/English/Naturalis.docx
@@ -408,35 +408,7 @@
           <w:color w:val="000000"/>
           <w:sz w:val="24"/>
         </w:rPr>
-        <w:t xml:space="preserve">Decree. </w:t>
-      </w:r>
-      <w:r>
-        <w:rPr>
-          <w:u w:val="single" w:color="0000ff"/>
-          <w:rFonts w:ascii="Charis SIL Regular" w:hAnsi="Charis SIL Regular" w:eastAsia="Charis SIL Regular"/>
-          <w:b w:val="0"/>
-          <w:i w:val="0"/>
-          <w:color w:val="000000"/>
-          <w:sz w:val="24"/>
-        </w:rPr>
-        <w:hyperlink r:id="rId9" w:history="1">
-          <w:r>
-            <w:rPr>
-              <w:rStyle w:val="Hyperlink"/>
-            </w:rPr>
-            <w:t xml:space="preserve">The </w:t>
-          </w:r>
-        </w:hyperlink>
-      </w:r>
-      <w:r>
-        <w:rPr>
-          <w:rFonts w:ascii="Charis SIL Regular" w:hAnsi="Charis SIL Regular" w:eastAsia="Charis SIL Regular"/>
-          <w:b w:val="0"/>
-          <w:i w:val="0"/>
-          <w:color w:val="000000"/>
-          <w:sz w:val="24"/>
-        </w:rPr>
-        <w:t>m</w:t>
+        <w:t>Decree. The m</w:t>
       </w:r>
       <w:r>
         <w:rPr>
@@ -1222,7 +1194,35 @@
           <w:color w:val="000000"/>
           <w:sz w:val="24"/>
         </w:rPr>
-        <w:t xml:space="preserve"> (Natural Sciences Commission for the Netherlands Indies) </w:t>
+        <w:t xml:space="preserve"> (Natural Sciences Commission for the Net</w:t>
+      </w:r>
+      <w:r>
+        <w:rPr>
+          <w:u w:val="single" w:color="0000ff"/>
+          <w:rFonts w:ascii="Charis SIL Regular" w:hAnsi="Charis SIL Regular" w:eastAsia="Charis SIL Regular"/>
+          <w:b w:val="0"/>
+          <w:i w:val="0"/>
+          <w:color w:val="000000"/>
+          <w:sz w:val="24"/>
+        </w:rPr>
+        <w:hyperlink r:id="rId13" w:history="1">
+          <w:r>
+            <w:rPr>
+              <w:rStyle w:val="Hyperlink"/>
+            </w:rPr>
+            <w:t>herlands Indies</w:t>
+          </w:r>
+        </w:hyperlink>
+      </w:r>
+      <w:r>
+        <w:rPr>
+          <w:rFonts w:ascii="Charis SIL Regular" w:hAnsi="Charis SIL Regular" w:eastAsia="Charis SIL Regular"/>
+          <w:b w:val="0"/>
+          <w:i w:val="0"/>
+          <w:color w:val="000000"/>
+          <w:sz w:val="24"/>
+        </w:rPr>
+        <w:t xml:space="preserve">) </w:t>
       </w:r>
       <w:r>
         <w:rPr>
@@ -1497,6 +1497,23 @@
       </w:r>
       <w:r>
         <w:rPr>
+          <w:rFonts w:ascii="Charis SIL Regular" w:hAnsi="Charis SIL Regular" w:eastAsia="Charis SIL Regular"/>
+          <w:b w:val="0"/>
+          <w:i w:val="0"/>
+          <w:color w:val="000000"/>
+          <w:sz w:val="24"/>
+        </w:rPr>
+        <w:hyperlink r:id="rId14" w:history="1">
+          <w:r>
+            <w:rPr>
+              <w:rStyle w:val="Hyperlink"/>
+            </w:rPr>
+            <w:t>l</w:t>
+          </w:r>
+        </w:hyperlink>
+      </w:r>
+      <w:r>
+        <w:rPr>
           <w:u w:val="single" w:color="0000ff"/>
           <w:rFonts w:ascii="Charis SIL Regular" w:hAnsi="Charis SIL Regular" w:eastAsia="Charis SIL Regular"/>
           <w:b w:val="0"/>
@@ -1504,7 +1521,7 @@
           <w:color w:val="000000"/>
           <w:sz w:val="24"/>
         </w:rPr>
-        <w:t>l</w:t>
+        <w:t>o</w:t>
       </w:r>
       <w:r>
         <w:rPr>
@@ -1514,7 +1531,7 @@
           <w:color w:val="000000"/>
           <w:sz w:val="24"/>
         </w:rPr>
-        <w:t xml:space="preserve">ora and fauna. From </w:t>
+        <w:t xml:space="preserve">ra and fauna. From </w:t>
       </w:r>
       <w:r>
         <w:rPr>
@@ -1798,7 +1815,25 @@
           <w:color w:val="000000"/>
           <w:sz w:val="24"/>
         </w:rPr>
-        <w:t>Geology and Mineralogy w</w:t>
+        <w:t xml:space="preserve">Geology and </w:t>
+      </w:r>
+      <w:r>
+        <w:rPr>
+          <w:u w:val="single" w:color="0000ff"/>
+          <w:rFonts w:ascii="Charis SIL Regular" w:hAnsi="Charis SIL Regular" w:eastAsia="Charis SIL Regular"/>
+          <w:b w:val="0"/>
+          <w:i w:val="0"/>
+          <w:color w:val="000000"/>
+          <w:sz w:val="24"/>
+        </w:rPr>
+        <w:hyperlink r:id="rId15" w:history="1">
+          <w:r>
+            <w:rPr>
+              <w:rStyle w:val="Hyperlink"/>
+            </w:rPr>
+            <w:t>Mineralogy w</w:t>
+          </w:r>
+        </w:hyperlink>
       </w:r>
       <w:r>
         <w:rPr>
@@ -3732,7 +3767,7 @@
           <w:sz w:val="24"/>
           <w:u w:val="single"/>
         </w:rPr>
-        <w:t>Scientific research in colonised terr</w:t>
+        <w:t>Scientific research in colonised terri</w:t>
       </w:r>
       <w:r>
         <w:rPr>
@@ -3743,7 +3778,7 @@
           <w:sz w:val="24"/>
           <w:u w:val="single"/>
         </w:rPr>
-        <w:t>i</w:t>
+        <w:t>torie</w:t>
       </w:r>
       <w:r>
         <w:rPr>
@@ -3752,9 +3787,8 @@
           <w:i w:val="0"/>
           <w:color w:val="0000FF"/>
           <w:sz w:val="24"/>
-          <w:u w:val="single"/>
-        </w:rPr>
-        <w:t>tories</w:t>
+        </w:rPr>
+        <w:t>s</w:t>
       </w:r>
       <w:r>
         <w:br/>
@@ -4547,7 +4581,7 @@
           <w:sz w:val="24"/>
           <w:u w:val="single"/>
         </w:rPr>
-        <w:hyperlink r:id="rId28" w:history="1">
+        <w:hyperlink r:id="rId27" w:history="1">
           <w:r>
             <w:rPr>
               <w:rStyle w:val="Hyperlink"/>
@@ -4565,7 +4599,7 @@
           <w:sz w:val="24"/>
           <w:u w:val="single"/>
         </w:rPr>
-        <w:hyperlink r:id="rId28" w:history="1">
+        <w:hyperlink r:id="rId27" w:history="1">
           <w:r>
             <w:rPr>
               <w:rStyle w:val="Hyperlink"/>

--- a/EXPORTS/DOCX/published/niveau3/English/Naturalis.docx
+++ b/EXPORTS/DOCX/published/niveau3/English/Naturalis.docx
@@ -408,7 +408,35 @@
           <w:color w:val="000000"/>
           <w:sz w:val="24"/>
         </w:rPr>
-        <w:t>Decree. The m</w:t>
+        <w:t xml:space="preserve">Decree. </w:t>
+      </w:r>
+      <w:r>
+        <w:rPr>
+          <w:u w:val="single" w:color="0000ff"/>
+          <w:rFonts w:ascii="Charis SIL Regular" w:hAnsi="Charis SIL Regular" w:eastAsia="Charis SIL Regular"/>
+          <w:b w:val="0"/>
+          <w:i w:val="0"/>
+          <w:color w:val="000000"/>
+          <w:sz w:val="24"/>
+        </w:rPr>
+        <w:hyperlink r:id="rId9" w:history="1">
+          <w:r>
+            <w:rPr>
+              <w:rStyle w:val="Hyperlink"/>
+            </w:rPr>
+            <w:t xml:space="preserve">The </w:t>
+          </w:r>
+        </w:hyperlink>
+      </w:r>
+      <w:r>
+        <w:rPr>
+          <w:rFonts w:ascii="Charis SIL Regular" w:hAnsi="Charis SIL Regular" w:eastAsia="Charis SIL Regular"/>
+          <w:b w:val="0"/>
+          <w:i w:val="0"/>
+          <w:color w:val="000000"/>
+          <w:sz w:val="24"/>
+        </w:rPr>
+        <w:t>m</w:t>
       </w:r>
       <w:r>
         <w:rPr>
@@ -1226,13 +1254,21 @@
       </w:r>
       <w:r>
         <w:rPr>
+          <w:u w:val="single" w:color="0000ff"/>
           <w:rFonts w:ascii="Charis SIL Regular" w:hAnsi="Charis SIL Regular" w:eastAsia="Charis SIL Regular"/>
           <w:b w:val="0"/>
           <w:i w:val="0"/>
           <w:color w:val="000000"/>
           <w:sz w:val="24"/>
         </w:rPr>
-        <w:t>was establi</w:t>
+        <w:hyperlink r:id="rId13" w:history="1">
+          <w:r>
+            <w:rPr>
+              <w:rStyle w:val="Hyperlink"/>
+            </w:rPr>
+            <w:t>was establi</w:t>
+          </w:r>
+        </w:hyperlink>
       </w:r>
       <w:r>
         <w:rPr>
@@ -1497,41 +1533,24 @@
       </w:r>
       <w:r>
         <w:rPr>
+          <w:u w:val="single" w:color="0000ff"/>
           <w:rFonts w:ascii="Charis SIL Regular" w:hAnsi="Charis SIL Regular" w:eastAsia="Charis SIL Regular"/>
           <w:b w:val="0"/>
           <w:i w:val="0"/>
           <w:color w:val="000000"/>
           <w:sz w:val="24"/>
         </w:rPr>
-        <w:hyperlink r:id="rId14" w:history="1">
-          <w:r>
-            <w:rPr>
-              <w:rStyle w:val="Hyperlink"/>
-            </w:rPr>
-            <w:t>l</w:t>
-          </w:r>
-        </w:hyperlink>
-      </w:r>
-      <w:r>
-        <w:rPr>
-          <w:u w:val="single" w:color="0000ff"/>
+        <w:t>l</w:t>
+      </w:r>
+      <w:r>
+        <w:rPr>
           <w:rFonts w:ascii="Charis SIL Regular" w:hAnsi="Charis SIL Regular" w:eastAsia="Charis SIL Regular"/>
           <w:b w:val="0"/>
           <w:i w:val="0"/>
           <w:color w:val="000000"/>
           <w:sz w:val="24"/>
         </w:rPr>
-        <w:t>o</w:t>
-      </w:r>
-      <w:r>
-        <w:rPr>
-          <w:rFonts w:ascii="Charis SIL Regular" w:hAnsi="Charis SIL Regular" w:eastAsia="Charis SIL Regular"/>
-          <w:b w:val="0"/>
-          <w:i w:val="0"/>
-          <w:color w:val="000000"/>
-          <w:sz w:val="24"/>
-        </w:rPr>
-        <w:t xml:space="preserve">ra and fauna. From </w:t>
+        <w:t xml:space="preserve">ora and fauna. From </w:t>
       </w:r>
       <w:r>
         <w:rPr>
@@ -3767,7 +3786,7 @@
           <w:sz w:val="24"/>
           <w:u w:val="single"/>
         </w:rPr>
-        <w:t>Scientific research in colonised terri</w:t>
+        <w:t>Scientific research in colonised terr</w:t>
       </w:r>
       <w:r>
         <w:rPr>
@@ -3778,7 +3797,7 @@
           <w:sz w:val="24"/>
           <w:u w:val="single"/>
         </w:rPr>
-        <w:t>torie</w:t>
+        <w:t>i</w:t>
       </w:r>
       <w:r>
         <w:rPr>
@@ -3787,8 +3806,9 @@
           <w:i w:val="0"/>
           <w:color w:val="0000FF"/>
           <w:sz w:val="24"/>
-        </w:rPr>
-        <w:t>s</w:t>
+          <w:u w:val="single"/>
+        </w:rPr>
+        <w:t>tories</w:t>
       </w:r>
       <w:r>
         <w:br/>
@@ -4581,7 +4601,7 @@
           <w:sz w:val="24"/>
           <w:u w:val="single"/>
         </w:rPr>
-        <w:hyperlink r:id="rId27" w:history="1">
+        <w:hyperlink r:id="rId28" w:history="1">
           <w:r>
             <w:rPr>
               <w:rStyle w:val="Hyperlink"/>
@@ -4599,7 +4619,7 @@
           <w:sz w:val="24"/>
           <w:u w:val="single"/>
         </w:rPr>
-        <w:hyperlink r:id="rId27" w:history="1">
+        <w:hyperlink r:id="rId28" w:history="1">
           <w:r>
             <w:rPr>
               <w:rStyle w:val="Hyperlink"/>

--- a/EXPORTS/DOCX/published/niveau3/English/Naturalis.docx
+++ b/EXPORTS/DOCX/published/niveau3/English/Naturalis.docx
@@ -504,14 +504,7 @@
           <w:color w:val="000000"/>
           <w:sz w:val="24"/>
         </w:rPr>
-        <w:hyperlink r:id="rId10" w:history="1">
-          <w:r>
-            <w:rPr>
-              <w:rStyle w:val="Hyperlink"/>
-            </w:rPr>
-            <w:t>a</w:t>
-          </w:r>
-        </w:hyperlink>
+        <w:t>a</w:t>
       </w:r>
       <w:r>
         <w:rPr>
@@ -1533,6 +1526,23 @@
       </w:r>
       <w:r>
         <w:rPr>
+          <w:rFonts w:ascii="Charis SIL Regular" w:hAnsi="Charis SIL Regular" w:eastAsia="Charis SIL Regular"/>
+          <w:b w:val="0"/>
+          <w:i w:val="0"/>
+          <w:color w:val="000000"/>
+          <w:sz w:val="24"/>
+        </w:rPr>
+        <w:hyperlink r:id="rId14" w:history="1">
+          <w:r>
+            <w:rPr>
+              <w:rStyle w:val="Hyperlink"/>
+            </w:rPr>
+            <w:t>l</w:t>
+          </w:r>
+        </w:hyperlink>
+      </w:r>
+      <w:r>
+        <w:rPr>
           <w:u w:val="single" w:color="0000ff"/>
           <w:rFonts w:ascii="Charis SIL Regular" w:hAnsi="Charis SIL Regular" w:eastAsia="Charis SIL Regular"/>
           <w:b w:val="0"/>
@@ -1540,7 +1550,7 @@
           <w:color w:val="000000"/>
           <w:sz w:val="24"/>
         </w:rPr>
-        <w:t>l</w:t>
+        <w:t>o</w:t>
       </w:r>
       <w:r>
         <w:rPr>
@@ -1550,7 +1560,7 @@
           <w:color w:val="000000"/>
           <w:sz w:val="24"/>
         </w:rPr>
-        <w:t xml:space="preserve">ora and fauna. From </w:t>
+        <w:t xml:space="preserve">ra and fauna. From </w:t>
       </w:r>
       <w:r>
         <w:rPr>
@@ -4601,7 +4611,7 @@
           <w:sz w:val="24"/>
           <w:u w:val="single"/>
         </w:rPr>
-        <w:hyperlink r:id="rId28" w:history="1">
+        <w:hyperlink r:id="rId27" w:history="1">
           <w:r>
             <w:rPr>
               <w:rStyle w:val="Hyperlink"/>
@@ -4619,7 +4629,7 @@
           <w:sz w:val="24"/>
           <w:u w:val="single"/>
         </w:rPr>
-        <w:hyperlink r:id="rId28" w:history="1">
+        <w:hyperlink r:id="rId27" w:history="1">
           <w:r>
             <w:rPr>
               <w:rStyle w:val="Hyperlink"/>

--- a/EXPORTS/DOCX/published/niveau3/English/Naturalis.docx
+++ b/EXPORTS/DOCX/published/niveau3/English/Naturalis.docx
@@ -430,6 +430,7 @@
       </w:r>
       <w:r>
         <w:rPr>
+          <w:u w:val="single" w:color="0000ff"/>
           <w:rFonts w:ascii="Charis SIL Regular" w:hAnsi="Charis SIL Regular" w:eastAsia="Charis SIL Regular"/>
           <w:b w:val="0"/>
           <w:i w:val="0"/>
@@ -504,7 +505,14 @@
           <w:color w:val="000000"/>
           <w:sz w:val="24"/>
         </w:rPr>
-        <w:t>a</w:t>
+        <w:hyperlink r:id="rId10" w:history="1">
+          <w:r>
+            <w:rPr>
+              <w:rStyle w:val="Hyperlink"/>
+            </w:rPr>
+            <w:t>a</w:t>
+          </w:r>
+        </w:hyperlink>
       </w:r>
       <w:r>
         <w:rPr>

--- a/EXPORTS/DOCX/published/niveau3/English/Naturalis.docx
+++ b/EXPORTS/DOCX/published/niveau3/English/Naturalis.docx
@@ -430,7 +430,6 @@
       </w:r>
       <w:r>
         <w:rPr>
-          <w:u w:val="single" w:color="0000ff"/>
           <w:rFonts w:ascii="Charis SIL Regular" w:hAnsi="Charis SIL Regular" w:eastAsia="Charis SIL Regular"/>
           <w:b w:val="0"/>
           <w:i w:val="0"/>
@@ -4619,7 +4618,7 @@
           <w:sz w:val="24"/>
           <w:u w:val="single"/>
         </w:rPr>
-        <w:hyperlink r:id="rId27" w:history="1">
+        <w:hyperlink r:id="rId28" w:history="1">
           <w:r>
             <w:rPr>
               <w:rStyle w:val="Hyperlink"/>
@@ -4637,7 +4636,7 @@
           <w:sz w:val="24"/>
           <w:u w:val="single"/>
         </w:rPr>
-        <w:hyperlink r:id="rId27" w:history="1">
+        <w:hyperlink r:id="rId28" w:history="1">
           <w:r>
             <w:rPr>
               <w:rStyle w:val="Hyperlink"/>

--- a/EXPORTS/DOCX/published/niveau3/English/Naturalis.docx
+++ b/EXPORTS/DOCX/published/niveau3/English/Naturalis.docx
@@ -430,6 +430,7 @@
       </w:r>
       <w:r>
         <w:rPr>
+          <w:u w:val="single" w:color="0000ff"/>
           <w:rFonts w:ascii="Charis SIL Regular" w:hAnsi="Charis SIL Regular" w:eastAsia="Charis SIL Regular"/>
           <w:b w:val="0"/>
           <w:i w:val="0"/>
@@ -4618,7 +4619,7 @@
           <w:sz w:val="24"/>
           <w:u w:val="single"/>
         </w:rPr>
-        <w:hyperlink r:id="rId28" w:history="1">
+        <w:hyperlink r:id="rId27" w:history="1">
           <w:r>
             <w:rPr>
               <w:rStyle w:val="Hyperlink"/>
@@ -4636,7 +4637,7 @@
           <w:sz w:val="24"/>
           <w:u w:val="single"/>
         </w:rPr>
-        <w:hyperlink r:id="rId28" w:history="1">
+        <w:hyperlink r:id="rId27" w:history="1">
           <w:r>
             <w:rPr>
               <w:rStyle w:val="Hyperlink"/>

--- a/EXPORTS/DOCX/published/niveau3/English/Naturalis.docx
+++ b/EXPORTS/DOCX/published/niveau3/English/Naturalis.docx
@@ -408,36 +408,7 @@
           <w:color w:val="000000"/>
           <w:sz w:val="24"/>
         </w:rPr>
-        <w:t xml:space="preserve">Decree. </w:t>
-      </w:r>
-      <w:r>
-        <w:rPr>
-          <w:u w:val="single" w:color="0000ff"/>
-          <w:rFonts w:ascii="Charis SIL Regular" w:hAnsi="Charis SIL Regular" w:eastAsia="Charis SIL Regular"/>
-          <w:b w:val="0"/>
-          <w:i w:val="0"/>
-          <w:color w:val="000000"/>
-          <w:sz w:val="24"/>
-        </w:rPr>
-        <w:hyperlink r:id="rId9" w:history="1">
-          <w:r>
-            <w:rPr>
-              <w:rStyle w:val="Hyperlink"/>
-            </w:rPr>
-            <w:t xml:space="preserve">The </w:t>
-          </w:r>
-        </w:hyperlink>
-      </w:r>
-      <w:r>
-        <w:rPr>
-          <w:u w:val="single" w:color="0000ff"/>
-          <w:rFonts w:ascii="Charis SIL Regular" w:hAnsi="Charis SIL Regular" w:eastAsia="Charis SIL Regular"/>
-          <w:b w:val="0"/>
-          <w:i w:val="0"/>
-          <w:color w:val="000000"/>
-          <w:sz w:val="24"/>
-        </w:rPr>
-        <w:t>m</w:t>
+        <w:t>Decree. The m</w:t>
       </w:r>
       <w:r>
         <w:rPr>
@@ -1534,41 +1505,24 @@
       </w:r>
       <w:r>
         <w:rPr>
+          <w:u w:val="single" w:color="0000ff"/>
           <w:rFonts w:ascii="Charis SIL Regular" w:hAnsi="Charis SIL Regular" w:eastAsia="Charis SIL Regular"/>
           <w:b w:val="0"/>
           <w:i w:val="0"/>
           <w:color w:val="000000"/>
           <w:sz w:val="24"/>
         </w:rPr>
-        <w:hyperlink r:id="rId14" w:history="1">
-          <w:r>
-            <w:rPr>
-              <w:rStyle w:val="Hyperlink"/>
-            </w:rPr>
-            <w:t>l</w:t>
-          </w:r>
-        </w:hyperlink>
-      </w:r>
-      <w:r>
-        <w:rPr>
-          <w:u w:val="single" w:color="0000ff"/>
+        <w:t>l</w:t>
+      </w:r>
+      <w:r>
+        <w:rPr>
           <w:rFonts w:ascii="Charis SIL Regular" w:hAnsi="Charis SIL Regular" w:eastAsia="Charis SIL Regular"/>
           <w:b w:val="0"/>
           <w:i w:val="0"/>
           <w:color w:val="000000"/>
           <w:sz w:val="24"/>
         </w:rPr>
-        <w:t>o</w:t>
-      </w:r>
-      <w:r>
-        <w:rPr>
-          <w:rFonts w:ascii="Charis SIL Regular" w:hAnsi="Charis SIL Regular" w:eastAsia="Charis SIL Regular"/>
-          <w:b w:val="0"/>
-          <w:i w:val="0"/>
-          <w:color w:val="000000"/>
-          <w:sz w:val="24"/>
-        </w:rPr>
-        <w:t xml:space="preserve">ra and fauna. From </w:t>
+        <w:t xml:space="preserve">ora and fauna. From </w:t>
       </w:r>
       <w:r>
         <w:rPr>
@@ -4619,7 +4573,7 @@
           <w:sz w:val="24"/>
           <w:u w:val="single"/>
         </w:rPr>
-        <w:hyperlink r:id="rId27" w:history="1">
+        <w:hyperlink r:id="rId28" w:history="1">
           <w:r>
             <w:rPr>
               <w:rStyle w:val="Hyperlink"/>

--- a/EXPORTS/DOCX/published/niveau3/English/Naturalis.docx
+++ b/EXPORTS/DOCX/published/niveau3/English/Naturalis.docx
@@ -408,7 +408,35 @@
           <w:color w:val="000000"/>
           <w:sz w:val="24"/>
         </w:rPr>
-        <w:t>Decree. The m</w:t>
+        <w:t xml:space="preserve">Decree. </w:t>
+      </w:r>
+      <w:r>
+        <w:rPr>
+          <w:u w:val="single" w:color="0000ff"/>
+          <w:rFonts w:ascii="Charis SIL Regular" w:hAnsi="Charis SIL Regular" w:eastAsia="Charis SIL Regular"/>
+          <w:b w:val="0"/>
+          <w:i w:val="0"/>
+          <w:color w:val="000000"/>
+          <w:sz w:val="24"/>
+        </w:rPr>
+        <w:hyperlink r:id="rId9" w:history="1">
+          <w:r>
+            <w:rPr>
+              <w:rStyle w:val="Hyperlink"/>
+            </w:rPr>
+            <w:t xml:space="preserve">The </w:t>
+          </w:r>
+        </w:hyperlink>
+      </w:r>
+      <w:r>
+        <w:rPr>
+          <w:rFonts w:ascii="Charis SIL Regular" w:hAnsi="Charis SIL Regular" w:eastAsia="Charis SIL Regular"/>
+          <w:b w:val="0"/>
+          <w:i w:val="0"/>
+          <w:color w:val="000000"/>
+          <w:sz w:val="24"/>
+        </w:rPr>
+        <w:t>m</w:t>
       </w:r>
       <w:r>
         <w:rPr>
@@ -1194,35 +1222,7 @@
           <w:color w:val="000000"/>
           <w:sz w:val="24"/>
         </w:rPr>
-        <w:t xml:space="preserve"> (Natural Sciences Commission for the Net</w:t>
-      </w:r>
-      <w:r>
-        <w:rPr>
-          <w:u w:val="single" w:color="0000ff"/>
-          <w:rFonts w:ascii="Charis SIL Regular" w:hAnsi="Charis SIL Regular" w:eastAsia="Charis SIL Regular"/>
-          <w:b w:val="0"/>
-          <w:i w:val="0"/>
-          <w:color w:val="000000"/>
-          <w:sz w:val="24"/>
-        </w:rPr>
-        <w:hyperlink r:id="rId13" w:history="1">
-          <w:r>
-            <w:rPr>
-              <w:rStyle w:val="Hyperlink"/>
-            </w:rPr>
-            <w:t>herlands Indies</w:t>
-          </w:r>
-        </w:hyperlink>
-      </w:r>
-      <w:r>
-        <w:rPr>
-          <w:rFonts w:ascii="Charis SIL Regular" w:hAnsi="Charis SIL Regular" w:eastAsia="Charis SIL Regular"/>
-          <w:b w:val="0"/>
-          <w:i w:val="0"/>
-          <w:color w:val="000000"/>
-          <w:sz w:val="24"/>
-        </w:rPr>
-        <w:t xml:space="preserve">) </w:t>
+        <w:t xml:space="preserve"> (Natural Sciences Commission for the Netherlands Indies) </w:t>
       </w:r>
       <w:r>
         <w:rPr>
@@ -3758,7 +3758,7 @@
           <w:sz w:val="24"/>
           <w:u w:val="single"/>
         </w:rPr>
-        <w:t>Scientific research in colonised terr</w:t>
+        <w:t>Scientific research in colonised terri</w:t>
       </w:r>
       <w:r>
         <w:rPr>
@@ -3769,7 +3769,7 @@
           <w:sz w:val="24"/>
           <w:u w:val="single"/>
         </w:rPr>
-        <w:t>i</w:t>
+        <w:t>torie</w:t>
       </w:r>
       <w:r>
         <w:rPr>
@@ -3778,9 +3778,8 @@
           <w:i w:val="0"/>
           <w:color w:val="0000FF"/>
           <w:sz w:val="24"/>
-          <w:u w:val="single"/>
-        </w:rPr>
-        <w:t>tories</w:t>
+        </w:rPr>
+        <w:t>s</w:t>
       </w:r>
       <w:r>
         <w:br/>
@@ -4573,7 +4572,7 @@
           <w:sz w:val="24"/>
           <w:u w:val="single"/>
         </w:rPr>
-        <w:hyperlink r:id="rId28" w:history="1">
+        <w:hyperlink r:id="rId27" w:history="1">
           <w:r>
             <w:rPr>
               <w:rStyle w:val="Hyperlink"/>

--- a/EXPORTS/DOCX/published/niveau3/English/Naturalis.docx
+++ b/EXPORTS/DOCX/published/niveau3/English/Naturalis.docx
@@ -430,6 +430,7 @@
       </w:r>
       <w:r>
         <w:rPr>
+          <w:u w:val="single" w:color="0000ff"/>
           <w:rFonts w:ascii="Charis SIL Regular" w:hAnsi="Charis SIL Regular" w:eastAsia="Charis SIL Regular"/>
           <w:b w:val="0"/>
           <w:i w:val="0"/>
@@ -1222,7 +1223,35 @@
           <w:color w:val="000000"/>
           <w:sz w:val="24"/>
         </w:rPr>
-        <w:t xml:space="preserve"> (Natural Sciences Commission for the Netherlands Indies) </w:t>
+        <w:t xml:space="preserve"> (Natural Sciences Commission for the Net</w:t>
+      </w:r>
+      <w:r>
+        <w:rPr>
+          <w:u w:val="single" w:color="0000ff"/>
+          <w:rFonts w:ascii="Charis SIL Regular" w:hAnsi="Charis SIL Regular" w:eastAsia="Charis SIL Regular"/>
+          <w:b w:val="0"/>
+          <w:i w:val="0"/>
+          <w:color w:val="000000"/>
+          <w:sz w:val="24"/>
+        </w:rPr>
+        <w:hyperlink r:id="rId13" w:history="1">
+          <w:r>
+            <w:rPr>
+              <w:rStyle w:val="Hyperlink"/>
+            </w:rPr>
+            <w:t>herlands Indies</w:t>
+          </w:r>
+        </w:hyperlink>
+      </w:r>
+      <w:r>
+        <w:rPr>
+          <w:rFonts w:ascii="Charis SIL Regular" w:hAnsi="Charis SIL Regular" w:eastAsia="Charis SIL Regular"/>
+          <w:b w:val="0"/>
+          <w:i w:val="0"/>
+          <w:color w:val="000000"/>
+          <w:sz w:val="24"/>
+        </w:rPr>
+        <w:t xml:space="preserve">) </w:t>
       </w:r>
       <w:r>
         <w:rPr>
@@ -1505,6 +1534,23 @@
       </w:r>
       <w:r>
         <w:rPr>
+          <w:rFonts w:ascii="Charis SIL Regular" w:hAnsi="Charis SIL Regular" w:eastAsia="Charis SIL Regular"/>
+          <w:b w:val="0"/>
+          <w:i w:val="0"/>
+          <w:color w:val="000000"/>
+          <w:sz w:val="24"/>
+        </w:rPr>
+        <w:hyperlink r:id="rId14" w:history="1">
+          <w:r>
+            <w:rPr>
+              <w:rStyle w:val="Hyperlink"/>
+            </w:rPr>
+            <w:t>l</w:t>
+          </w:r>
+        </w:hyperlink>
+      </w:r>
+      <w:r>
+        <w:rPr>
           <w:u w:val="single" w:color="0000ff"/>
           <w:rFonts w:ascii="Charis SIL Regular" w:hAnsi="Charis SIL Regular" w:eastAsia="Charis SIL Regular"/>
           <w:b w:val="0"/>
@@ -1512,7 +1558,7 @@
           <w:color w:val="000000"/>
           <w:sz w:val="24"/>
         </w:rPr>
-        <w:t>l</w:t>
+        <w:t>o</w:t>
       </w:r>
       <w:r>
         <w:rPr>
@@ -1522,7 +1568,7 @@
           <w:color w:val="000000"/>
           <w:sz w:val="24"/>
         </w:rPr>
-        <w:t xml:space="preserve">ora and fauna. From </w:t>
+        <w:t xml:space="preserve">ra and fauna. From </w:t>
       </w:r>
       <w:r>
         <w:rPr>
@@ -1817,14 +1863,7 @@
           <w:color w:val="000000"/>
           <w:sz w:val="24"/>
         </w:rPr>
-        <w:hyperlink r:id="rId15" w:history="1">
-          <w:r>
-            <w:rPr>
-              <w:rStyle w:val="Hyperlink"/>
-            </w:rPr>
-            <w:t>Mineralogy w</w:t>
-          </w:r>
-        </w:hyperlink>
+        <w:t>Mineralogy w</w:t>
       </w:r>
       <w:r>
         <w:rPr>
@@ -3758,7 +3797,7 @@
           <w:sz w:val="24"/>
           <w:u w:val="single"/>
         </w:rPr>
-        <w:t>Scientific research in colonised terri</w:t>
+        <w:t>Scientific research in colonised terr</w:t>
       </w:r>
       <w:r>
         <w:rPr>
@@ -3769,7 +3808,7 @@
           <w:sz w:val="24"/>
           <w:u w:val="single"/>
         </w:rPr>
-        <w:t>torie</w:t>
+        <w:t>i</w:t>
       </w:r>
       <w:r>
         <w:rPr>
@@ -3778,8 +3817,9 @@
           <w:i w:val="0"/>
           <w:color w:val="0000FF"/>
           <w:sz w:val="24"/>
-        </w:rPr>
-        <w:t>s</w:t>
+          <w:u w:val="single"/>
+        </w:rPr>
+        <w:t>tories</w:t>
       </w:r>
       <w:r>
         <w:br/>

--- a/EXPORTS/DOCX/published/niveau3/English/Naturalis.docx
+++ b/EXPORTS/DOCX/published/niveau3/English/Naturalis.docx
@@ -408,36 +408,7 @@
           <w:color w:val="000000"/>
           <w:sz w:val="24"/>
         </w:rPr>
-        <w:t xml:space="preserve">Decree. </w:t>
-      </w:r>
-      <w:r>
-        <w:rPr>
-          <w:u w:val="single" w:color="0000ff"/>
-          <w:rFonts w:ascii="Charis SIL Regular" w:hAnsi="Charis SIL Regular" w:eastAsia="Charis SIL Regular"/>
-          <w:b w:val="0"/>
-          <w:i w:val="0"/>
-          <w:color w:val="000000"/>
-          <w:sz w:val="24"/>
-        </w:rPr>
-        <w:hyperlink r:id="rId9" w:history="1">
-          <w:r>
-            <w:rPr>
-              <w:rStyle w:val="Hyperlink"/>
-            </w:rPr>
-            <w:t xml:space="preserve">The </w:t>
-          </w:r>
-        </w:hyperlink>
-      </w:r>
-      <w:r>
-        <w:rPr>
-          <w:u w:val="single" w:color="0000ff"/>
-          <w:rFonts w:ascii="Charis SIL Regular" w:hAnsi="Charis SIL Regular" w:eastAsia="Charis SIL Regular"/>
-          <w:b w:val="0"/>
-          <w:i w:val="0"/>
-          <w:color w:val="000000"/>
-          <w:sz w:val="24"/>
-        </w:rPr>
-        <w:t>m</w:t>
+        <w:t>Decree. The m</w:t>
       </w:r>
       <w:r>
         <w:rPr>
@@ -1534,41 +1505,24 @@
       </w:r>
       <w:r>
         <w:rPr>
+          <w:u w:val="single" w:color="0000ff"/>
           <w:rFonts w:ascii="Charis SIL Regular" w:hAnsi="Charis SIL Regular" w:eastAsia="Charis SIL Regular"/>
           <w:b w:val="0"/>
           <w:i w:val="0"/>
           <w:color w:val="000000"/>
           <w:sz w:val="24"/>
         </w:rPr>
-        <w:hyperlink r:id="rId14" w:history="1">
-          <w:r>
-            <w:rPr>
-              <w:rStyle w:val="Hyperlink"/>
-            </w:rPr>
-            <w:t>l</w:t>
-          </w:r>
-        </w:hyperlink>
-      </w:r>
-      <w:r>
-        <w:rPr>
-          <w:u w:val="single" w:color="0000ff"/>
+        <w:t>l</w:t>
+      </w:r>
+      <w:r>
+        <w:rPr>
           <w:rFonts w:ascii="Charis SIL Regular" w:hAnsi="Charis SIL Regular" w:eastAsia="Charis SIL Regular"/>
           <w:b w:val="0"/>
           <w:i w:val="0"/>
           <w:color w:val="000000"/>
           <w:sz w:val="24"/>
         </w:rPr>
-        <w:t>o</w:t>
-      </w:r>
-      <w:r>
-        <w:rPr>
-          <w:rFonts w:ascii="Charis SIL Regular" w:hAnsi="Charis SIL Regular" w:eastAsia="Charis SIL Regular"/>
-          <w:b w:val="0"/>
-          <w:i w:val="0"/>
-          <w:color w:val="000000"/>
-          <w:sz w:val="24"/>
-        </w:rPr>
-        <w:t xml:space="preserve">ra and fauna. From </w:t>
+        <w:t xml:space="preserve">ora and fauna. From </w:t>
       </w:r>
       <w:r>
         <w:rPr>
@@ -1852,18 +1806,7 @@
           <w:color w:val="000000"/>
           <w:sz w:val="24"/>
         </w:rPr>
-        <w:t xml:space="preserve">Geology and </w:t>
-      </w:r>
-      <w:r>
-        <w:rPr>
-          <w:u w:val="single" w:color="0000ff"/>
-          <w:rFonts w:ascii="Charis SIL Regular" w:hAnsi="Charis SIL Regular" w:eastAsia="Charis SIL Regular"/>
-          <w:b w:val="0"/>
-          <w:i w:val="0"/>
-          <w:color w:val="000000"/>
-          <w:sz w:val="24"/>
-        </w:rPr>
-        <w:t>Mineralogy w</w:t>
+        <w:t>Geology and Mineralogy w</w:t>
       </w:r>
       <w:r>
         <w:rPr>
@@ -4612,7 +4555,7 @@
           <w:sz w:val="24"/>
           <w:u w:val="single"/>
         </w:rPr>
-        <w:hyperlink r:id="rId27" w:history="1">
+        <w:hyperlink r:id="rId28" w:history="1">
           <w:r>
             <w:rPr>
               <w:rStyle w:val="Hyperlink"/>
@@ -4630,7 +4573,7 @@
           <w:sz w:val="24"/>
           <w:u w:val="single"/>
         </w:rPr>
-        <w:hyperlink r:id="rId27" w:history="1">
+        <w:hyperlink r:id="rId28" w:history="1">
           <w:r>
             <w:rPr>
               <w:rStyle w:val="Hyperlink"/>

--- a/EXPORTS/DOCX/published/niveau3/English/Naturalis.docx
+++ b/EXPORTS/DOCX/published/niveau3/English/Naturalis.docx
@@ -1233,14 +1233,7 @@
           <w:color w:val="000000"/>
           <w:sz w:val="24"/>
         </w:rPr>
-        <w:hyperlink r:id="rId13" w:history="1">
-          <w:r>
-            <w:rPr>
-              <w:rStyle w:val="Hyperlink"/>
-            </w:rPr>
-            <w:t>was establi</w:t>
-          </w:r>
-        </w:hyperlink>
+        <w:t>was establi</w:t>
       </w:r>
       <w:r>
         <w:rPr>
@@ -1505,6 +1498,23 @@
       </w:r>
       <w:r>
         <w:rPr>
+          <w:rFonts w:ascii="Charis SIL Regular" w:hAnsi="Charis SIL Regular" w:eastAsia="Charis SIL Regular"/>
+          <w:b w:val="0"/>
+          <w:i w:val="0"/>
+          <w:color w:val="000000"/>
+          <w:sz w:val="24"/>
+        </w:rPr>
+        <w:hyperlink r:id="rId14" w:history="1">
+          <w:r>
+            <w:rPr>
+              <w:rStyle w:val="Hyperlink"/>
+            </w:rPr>
+            <w:t>l</w:t>
+          </w:r>
+        </w:hyperlink>
+      </w:r>
+      <w:r>
+        <w:rPr>
           <w:u w:val="single" w:color="0000ff"/>
           <w:rFonts w:ascii="Charis SIL Regular" w:hAnsi="Charis SIL Regular" w:eastAsia="Charis SIL Regular"/>
           <w:b w:val="0"/>
@@ -1512,7 +1522,7 @@
           <w:color w:val="000000"/>
           <w:sz w:val="24"/>
         </w:rPr>
-        <w:t>l</w:t>
+        <w:t>o</w:t>
       </w:r>
       <w:r>
         <w:rPr>
@@ -1522,7 +1532,7 @@
           <w:color w:val="000000"/>
           <w:sz w:val="24"/>
         </w:rPr>
-        <w:t xml:space="preserve">ora and fauna. From </w:t>
+        <w:t xml:space="preserve">ra and fauna. From </w:t>
       </w:r>
       <w:r>
         <w:rPr>
@@ -1806,7 +1816,25 @@
           <w:color w:val="000000"/>
           <w:sz w:val="24"/>
         </w:rPr>
-        <w:t>Geology and Mineralogy w</w:t>
+        <w:t xml:space="preserve">Geology and </w:t>
+      </w:r>
+      <w:r>
+        <w:rPr>
+          <w:u w:val="single" w:color="0000ff"/>
+          <w:rFonts w:ascii="Charis SIL Regular" w:hAnsi="Charis SIL Regular" w:eastAsia="Charis SIL Regular"/>
+          <w:b w:val="0"/>
+          <w:i w:val="0"/>
+          <w:color w:val="000000"/>
+          <w:sz w:val="24"/>
+        </w:rPr>
+        <w:hyperlink r:id="rId15" w:history="1">
+          <w:r>
+            <w:rPr>
+              <w:rStyle w:val="Hyperlink"/>
+            </w:rPr>
+            <w:t>Mineralogy w</w:t>
+          </w:r>
+        </w:hyperlink>
       </w:r>
       <w:r>
         <w:rPr>
@@ -3123,14 +3151,7 @@
           <w:color w:val="000000"/>
           <w:sz w:val="24"/>
         </w:rPr>
-        <w:hyperlink r:id="rId20" w:history="1">
-          <w:r>
-            <w:rPr>
-              <w:rStyle w:val="Hyperlink"/>
-            </w:rPr>
-            <w:t>d house</w:t>
-          </w:r>
-        </w:hyperlink>
+        <w:t>d house</w:t>
       </w:r>
       <w:r>
         <w:rPr>
@@ -3319,71 +3340,7 @@
           <w:color w:val="000000"/>
           <w:sz w:val="24"/>
         </w:rPr>
-        <w:t xml:space="preserve">the </w:t>
-      </w:r>
-      <w:r>
-        <w:rPr>
-          <w:u w:val="single" w:color="0000ff"/>
-          <w:rFonts w:ascii="Charis SIL Regular" w:hAnsi="Charis SIL Regular" w:eastAsia="Charis SIL Regular"/>
-          <w:b w:val="0"/>
-          <w:i w:val="0"/>
-          <w:color w:val="000000"/>
-          <w:sz w:val="24"/>
-        </w:rPr>
-        <w:hyperlink r:id="rId21" w:history="1">
-          <w:r>
-            <w:rPr>
-              <w:rStyle w:val="Hyperlink"/>
-            </w:rPr>
-            <w:t xml:space="preserve">physical </w:t>
-          </w:r>
-        </w:hyperlink>
-      </w:r>
-      <w:r>
-        <w:rPr>
-          <w:u w:val="single" w:color="0000ff"/>
-          <w:rFonts w:ascii="Charis SIL Regular" w:hAnsi="Charis SIL Regular" w:eastAsia="Charis SIL Regular"/>
-          <w:b w:val="0"/>
-          <w:i w:val="0"/>
-          <w:color w:val="000000"/>
-          <w:sz w:val="24"/>
-        </w:rPr>
-        <w:hyperlink r:id="rId21" w:history="1">
-          <w:r>
-            <w:rPr>
-              <w:rStyle w:val="Hyperlink"/>
-            </w:rPr>
-            <w:t>l</w:t>
-          </w:r>
-        </w:hyperlink>
-      </w:r>
-      <w:r>
-        <w:rPr>
-          <w:u w:val="single" w:color="0000ff"/>
-          <w:rFonts w:ascii="Charis SIL Regular" w:hAnsi="Charis SIL Regular" w:eastAsia="Charis SIL Regular"/>
-          <w:b w:val="0"/>
-          <w:i w:val="0"/>
-          <w:color w:val="000000"/>
-          <w:sz w:val="24"/>
-        </w:rPr>
-        <w:hyperlink r:id="rId21" w:history="1">
-          <w:r>
-            <w:rPr>
-              <w:rStyle w:val="Hyperlink"/>
-            </w:rPr>
-            <w:t>ibrary is n</w:t>
-          </w:r>
-        </w:hyperlink>
-      </w:r>
-      <w:r>
-        <w:rPr>
-          <w:rFonts w:ascii="Charis SIL Regular" w:hAnsi="Charis SIL Regular" w:eastAsia="Charis SIL Regular"/>
-          <w:b w:val="0"/>
-          <w:i w:val="0"/>
-          <w:color w:val="000000"/>
-          <w:sz w:val="24"/>
-        </w:rPr>
-        <w:t>ow p</w:t>
+        <w:t>the physical library is now p</w:t>
       </w:r>
       <w:r>
         <w:rPr>
@@ -4555,7 +4512,7 @@
           <w:sz w:val="24"/>
           <w:u w:val="single"/>
         </w:rPr>
-        <w:hyperlink r:id="rId28" w:history="1">
+        <w:hyperlink r:id="rId27" w:history="1">
           <w:r>
             <w:rPr>
               <w:rStyle w:val="Hyperlink"/>
@@ -4573,7 +4530,7 @@
           <w:sz w:val="24"/>
           <w:u w:val="single"/>
         </w:rPr>
-        <w:hyperlink r:id="rId28" w:history="1">
+        <w:hyperlink r:id="rId27" w:history="1">
           <w:r>
             <w:rPr>
               <w:rStyle w:val="Hyperlink"/>

--- a/EXPORTS/DOCX/published/niveau3/English/Naturalis.docx
+++ b/EXPORTS/DOCX/published/niveau3/English/Naturalis.docx
@@ -408,7 +408,35 @@
           <w:color w:val="000000"/>
           <w:sz w:val="24"/>
         </w:rPr>
-        <w:t>Decree. The m</w:t>
+        <w:t xml:space="preserve">Decree. </w:t>
+      </w:r>
+      <w:r>
+        <w:rPr>
+          <w:u w:val="single" w:color="0000ff"/>
+          <w:rFonts w:ascii="Charis SIL Regular" w:hAnsi="Charis SIL Regular" w:eastAsia="Charis SIL Regular"/>
+          <w:b w:val="0"/>
+          <w:i w:val="0"/>
+          <w:color w:val="000000"/>
+          <w:sz w:val="24"/>
+        </w:rPr>
+        <w:hyperlink r:id="rId9" w:history="1">
+          <w:r>
+            <w:rPr>
+              <w:rStyle w:val="Hyperlink"/>
+            </w:rPr>
+            <w:t xml:space="preserve">The </w:t>
+          </w:r>
+        </w:hyperlink>
+      </w:r>
+      <w:r>
+        <w:rPr>
+          <w:rFonts w:ascii="Charis SIL Regular" w:hAnsi="Charis SIL Regular" w:eastAsia="Charis SIL Regular"/>
+          <w:b w:val="0"/>
+          <w:i w:val="0"/>
+          <w:color w:val="000000"/>
+          <w:sz w:val="24"/>
+        </w:rPr>
+        <w:t>m</w:t>
       </w:r>
       <w:r>
         <w:rPr>
@@ -1194,7 +1222,7 @@
           <w:color w:val="000000"/>
           <w:sz w:val="24"/>
         </w:rPr>
-        <w:t xml:space="preserve"> (Natural Sciences Commission for the Net</w:t>
+        <w:t xml:space="preserve"> (Natural Sciences Commission for the Netherlands Indies) </w:t>
       </w:r>
       <w:r>
         <w:rPr>
@@ -1210,30 +1238,9 @@
             <w:rPr>
               <w:rStyle w:val="Hyperlink"/>
             </w:rPr>
-            <w:t>herlands Indies</w:t>
+            <w:t>was establi</w:t>
           </w:r>
         </w:hyperlink>
-      </w:r>
-      <w:r>
-        <w:rPr>
-          <w:rFonts w:ascii="Charis SIL Regular" w:hAnsi="Charis SIL Regular" w:eastAsia="Charis SIL Regular"/>
-          <w:b w:val="0"/>
-          <w:i w:val="0"/>
-          <w:color w:val="000000"/>
-          <w:sz w:val="24"/>
-        </w:rPr>
-        <w:t xml:space="preserve">) </w:t>
-      </w:r>
-      <w:r>
-        <w:rPr>
-          <w:u w:val="single" w:color="0000ff"/>
-          <w:rFonts w:ascii="Charis SIL Regular" w:hAnsi="Charis SIL Regular" w:eastAsia="Charis SIL Regular"/>
-          <w:b w:val="0"/>
-          <w:i w:val="0"/>
-          <w:color w:val="000000"/>
-          <w:sz w:val="24"/>
-        </w:rPr>
-        <w:t>was establi</w:t>
       </w:r>
       <w:r>
         <w:rPr>
@@ -1498,41 +1505,24 @@
       </w:r>
       <w:r>
         <w:rPr>
+          <w:u w:val="single" w:color="0000ff"/>
           <w:rFonts w:ascii="Charis SIL Regular" w:hAnsi="Charis SIL Regular" w:eastAsia="Charis SIL Regular"/>
           <w:b w:val="0"/>
           <w:i w:val="0"/>
           <w:color w:val="000000"/>
           <w:sz w:val="24"/>
         </w:rPr>
-        <w:hyperlink r:id="rId14" w:history="1">
-          <w:r>
-            <w:rPr>
-              <w:rStyle w:val="Hyperlink"/>
-            </w:rPr>
-            <w:t>l</w:t>
-          </w:r>
-        </w:hyperlink>
-      </w:r>
-      <w:r>
-        <w:rPr>
-          <w:u w:val="single" w:color="0000ff"/>
+        <w:t>l</w:t>
+      </w:r>
+      <w:r>
+        <w:rPr>
           <w:rFonts w:ascii="Charis SIL Regular" w:hAnsi="Charis SIL Regular" w:eastAsia="Charis SIL Regular"/>
           <w:b w:val="0"/>
           <w:i w:val="0"/>
           <w:color w:val="000000"/>
           <w:sz w:val="24"/>
         </w:rPr>
-        <w:t>o</w:t>
-      </w:r>
-      <w:r>
-        <w:rPr>
-          <w:rFonts w:ascii="Charis SIL Regular" w:hAnsi="Charis SIL Regular" w:eastAsia="Charis SIL Regular"/>
-          <w:b w:val="0"/>
-          <w:i w:val="0"/>
-          <w:color w:val="000000"/>
-          <w:sz w:val="24"/>
-        </w:rPr>
-        <w:t xml:space="preserve">ra and fauna. From </w:t>
+        <w:t xml:space="preserve">ora and fauna. From </w:t>
       </w:r>
       <w:r>
         <w:rPr>
@@ -3151,7 +3141,14 @@
           <w:color w:val="000000"/>
           <w:sz w:val="24"/>
         </w:rPr>
-        <w:t>d house</w:t>
+        <w:hyperlink r:id="rId20" w:history="1">
+          <w:r>
+            <w:rPr>
+              <w:rStyle w:val="Hyperlink"/>
+            </w:rPr>
+            <w:t>d house</w:t>
+          </w:r>
+        </w:hyperlink>
       </w:r>
       <w:r>
         <w:rPr>
@@ -3340,7 +3337,71 @@
           <w:color w:val="000000"/>
           <w:sz w:val="24"/>
         </w:rPr>
-        <w:t>the physical library is now p</w:t>
+        <w:t xml:space="preserve">the </w:t>
+      </w:r>
+      <w:r>
+        <w:rPr>
+          <w:u w:val="single" w:color="0000ff"/>
+          <w:rFonts w:ascii="Charis SIL Regular" w:hAnsi="Charis SIL Regular" w:eastAsia="Charis SIL Regular"/>
+          <w:b w:val="0"/>
+          <w:i w:val="0"/>
+          <w:color w:val="000000"/>
+          <w:sz w:val="24"/>
+        </w:rPr>
+        <w:hyperlink r:id="rId21" w:history="1">
+          <w:r>
+            <w:rPr>
+              <w:rStyle w:val="Hyperlink"/>
+            </w:rPr>
+            <w:t xml:space="preserve">physical </w:t>
+          </w:r>
+        </w:hyperlink>
+      </w:r>
+      <w:r>
+        <w:rPr>
+          <w:u w:val="single" w:color="0000ff"/>
+          <w:rFonts w:ascii="Charis SIL Regular" w:hAnsi="Charis SIL Regular" w:eastAsia="Charis SIL Regular"/>
+          <w:b w:val="0"/>
+          <w:i w:val="0"/>
+          <w:color w:val="000000"/>
+          <w:sz w:val="24"/>
+        </w:rPr>
+        <w:hyperlink r:id="rId21" w:history="1">
+          <w:r>
+            <w:rPr>
+              <w:rStyle w:val="Hyperlink"/>
+            </w:rPr>
+            <w:t>l</w:t>
+          </w:r>
+        </w:hyperlink>
+      </w:r>
+      <w:r>
+        <w:rPr>
+          <w:u w:val="single" w:color="0000ff"/>
+          <w:rFonts w:ascii="Charis SIL Regular" w:hAnsi="Charis SIL Regular" w:eastAsia="Charis SIL Regular"/>
+          <w:b w:val="0"/>
+          <w:i w:val="0"/>
+          <w:color w:val="000000"/>
+          <w:sz w:val="24"/>
+        </w:rPr>
+        <w:hyperlink r:id="rId21" w:history="1">
+          <w:r>
+            <w:rPr>
+              <w:rStyle w:val="Hyperlink"/>
+            </w:rPr>
+            <w:t>ibrary is n</w:t>
+          </w:r>
+        </w:hyperlink>
+      </w:r>
+      <w:r>
+        <w:rPr>
+          <w:rFonts w:ascii="Charis SIL Regular" w:hAnsi="Charis SIL Regular" w:eastAsia="Charis SIL Regular"/>
+          <w:b w:val="0"/>
+          <w:i w:val="0"/>
+          <w:color w:val="000000"/>
+          <w:sz w:val="24"/>
+        </w:rPr>
+        <w:t>ow p</w:t>
       </w:r>
       <w:r>
         <w:rPr>
@@ -4512,7 +4573,7 @@
           <w:sz w:val="24"/>
           <w:u w:val="single"/>
         </w:rPr>
-        <w:hyperlink r:id="rId27" w:history="1">
+        <w:hyperlink r:id="rId28" w:history="1">
           <w:r>
             <w:rPr>
               <w:rStyle w:val="Hyperlink"/>
@@ -4530,7 +4591,7 @@
           <w:sz w:val="24"/>
           <w:u w:val="single"/>
         </w:rPr>
-        <w:hyperlink r:id="rId27" w:history="1">
+        <w:hyperlink r:id="rId28" w:history="1">
           <w:r>
             <w:rPr>
               <w:rStyle w:val="Hyperlink"/>

--- a/EXPORTS/DOCX/published/niveau3/English/Naturalis.docx
+++ b/EXPORTS/DOCX/published/niveau3/English/Naturalis.docx
@@ -504,14 +504,7 @@
           <w:color w:val="000000"/>
           <w:sz w:val="24"/>
         </w:rPr>
-        <w:hyperlink r:id="rId10" w:history="1">
-          <w:r>
-            <w:rPr>
-              <w:rStyle w:val="Hyperlink"/>
-            </w:rPr>
-            <w:t>a</w:t>
-          </w:r>
-        </w:hyperlink>
+        <w:t>a</w:t>
       </w:r>
       <w:r>
         <w:rPr>
@@ -1233,14 +1226,7 @@
           <w:color w:val="000000"/>
           <w:sz w:val="24"/>
         </w:rPr>
-        <w:hyperlink r:id="rId13" w:history="1">
-          <w:r>
-            <w:rPr>
-              <w:rStyle w:val="Hyperlink"/>
-            </w:rPr>
-            <w:t>was establi</w:t>
-          </w:r>
-        </w:hyperlink>
+        <w:t>was establi</w:t>
       </w:r>
       <w:r>
         <w:rPr>

--- a/EXPORTS/DOCX/published/niveau3/English/Naturalis.docx
+++ b/EXPORTS/DOCX/published/niveau3/English/Naturalis.docx
@@ -408,35 +408,7 @@
           <w:color w:val="000000"/>
           <w:sz w:val="24"/>
         </w:rPr>
-        <w:t xml:space="preserve">Decree. </w:t>
-      </w:r>
-      <w:r>
-        <w:rPr>
-          <w:u w:val="single" w:color="0000ff"/>
-          <w:rFonts w:ascii="Charis SIL Regular" w:hAnsi="Charis SIL Regular" w:eastAsia="Charis SIL Regular"/>
-          <w:b w:val="0"/>
-          <w:i w:val="0"/>
-          <w:color w:val="000000"/>
-          <w:sz w:val="24"/>
-        </w:rPr>
-        <w:hyperlink r:id="rId9" w:history="1">
-          <w:r>
-            <w:rPr>
-              <w:rStyle w:val="Hyperlink"/>
-            </w:rPr>
-            <w:t xml:space="preserve">The </w:t>
-          </w:r>
-        </w:hyperlink>
-      </w:r>
-      <w:r>
-        <w:rPr>
-          <w:rFonts w:ascii="Charis SIL Regular" w:hAnsi="Charis SIL Regular" w:eastAsia="Charis SIL Regular"/>
-          <w:b w:val="0"/>
-          <w:i w:val="0"/>
-          <w:color w:val="000000"/>
-          <w:sz w:val="24"/>
-        </w:rPr>
-        <w:t>m</w:t>
+        <w:t>Decree. The m</w:t>
       </w:r>
       <w:r>
         <w:rPr>
@@ -504,7 +476,14 @@
           <w:color w:val="000000"/>
           <w:sz w:val="24"/>
         </w:rPr>
-        <w:t>a</w:t>
+        <w:hyperlink r:id="rId10" w:history="1">
+          <w:r>
+            <w:rPr>
+              <w:rStyle w:val="Hyperlink"/>
+            </w:rPr>
+            <w:t>a</w:t>
+          </w:r>
+        </w:hyperlink>
       </w:r>
       <w:r>
         <w:rPr>
@@ -1215,11 +1194,38 @@
           <w:color w:val="000000"/>
           <w:sz w:val="24"/>
         </w:rPr>
-        <w:t xml:space="preserve"> (Natural Sciences Commission for the Netherlands Indies) </w:t>
+        <w:t xml:space="preserve"> (Natural Sciences Commission for the Net</w:t>
       </w:r>
       <w:r>
         <w:rPr>
           <w:u w:val="single" w:color="0000ff"/>
+          <w:rFonts w:ascii="Charis SIL Regular" w:hAnsi="Charis SIL Regular" w:eastAsia="Charis SIL Regular"/>
+          <w:b w:val="0"/>
+          <w:i w:val="0"/>
+          <w:color w:val="000000"/>
+          <w:sz w:val="24"/>
+        </w:rPr>
+        <w:hyperlink r:id="rId13" w:history="1">
+          <w:r>
+            <w:rPr>
+              <w:rStyle w:val="Hyperlink"/>
+            </w:rPr>
+            <w:t>herlands Indies</w:t>
+          </w:r>
+        </w:hyperlink>
+      </w:r>
+      <w:r>
+        <w:rPr>
+          <w:rFonts w:ascii="Charis SIL Regular" w:hAnsi="Charis SIL Regular" w:eastAsia="Charis SIL Regular"/>
+          <w:b w:val="0"/>
+          <w:i w:val="0"/>
+          <w:color w:val="000000"/>
+          <w:sz w:val="24"/>
+        </w:rPr>
+        <w:t xml:space="preserve">) </w:t>
+      </w:r>
+      <w:r>
+        <w:rPr>
           <w:rFonts w:ascii="Charis SIL Regular" w:hAnsi="Charis SIL Regular" w:eastAsia="Charis SIL Regular"/>
           <w:b w:val="0"/>
           <w:i w:val="0"/>
@@ -1491,6 +1497,23 @@
       </w:r>
       <w:r>
         <w:rPr>
+          <w:rFonts w:ascii="Charis SIL Regular" w:hAnsi="Charis SIL Regular" w:eastAsia="Charis SIL Regular"/>
+          <w:b w:val="0"/>
+          <w:i w:val="0"/>
+          <w:color w:val="000000"/>
+          <w:sz w:val="24"/>
+        </w:rPr>
+        <w:hyperlink r:id="rId14" w:history="1">
+          <w:r>
+            <w:rPr>
+              <w:rStyle w:val="Hyperlink"/>
+            </w:rPr>
+            <w:t>l</w:t>
+          </w:r>
+        </w:hyperlink>
+      </w:r>
+      <w:r>
+        <w:rPr>
           <w:u w:val="single" w:color="0000ff"/>
           <w:rFonts w:ascii="Charis SIL Regular" w:hAnsi="Charis SIL Regular" w:eastAsia="Charis SIL Regular"/>
           <w:b w:val="0"/>
@@ -1498,7 +1521,7 @@
           <w:color w:val="000000"/>
           <w:sz w:val="24"/>
         </w:rPr>
-        <w:t>l</w:t>
+        <w:t>o</w:t>
       </w:r>
       <w:r>
         <w:rPr>
@@ -1508,7 +1531,7 @@
           <w:color w:val="000000"/>
           <w:sz w:val="24"/>
         </w:rPr>
-        <w:t xml:space="preserve">ora and fauna. From </w:t>
+        <w:t xml:space="preserve">ra and fauna. From </w:t>
       </w:r>
       <w:r>
         <w:rPr>
@@ -3323,71 +3346,7 @@
           <w:color w:val="000000"/>
           <w:sz w:val="24"/>
         </w:rPr>
-        <w:t xml:space="preserve">the </w:t>
-      </w:r>
-      <w:r>
-        <w:rPr>
-          <w:u w:val="single" w:color="0000ff"/>
-          <w:rFonts w:ascii="Charis SIL Regular" w:hAnsi="Charis SIL Regular" w:eastAsia="Charis SIL Regular"/>
-          <w:b w:val="0"/>
-          <w:i w:val="0"/>
-          <w:color w:val="000000"/>
-          <w:sz w:val="24"/>
-        </w:rPr>
-        <w:hyperlink r:id="rId21" w:history="1">
-          <w:r>
-            <w:rPr>
-              <w:rStyle w:val="Hyperlink"/>
-            </w:rPr>
-            <w:t xml:space="preserve">physical </w:t>
-          </w:r>
-        </w:hyperlink>
-      </w:r>
-      <w:r>
-        <w:rPr>
-          <w:u w:val="single" w:color="0000ff"/>
-          <w:rFonts w:ascii="Charis SIL Regular" w:hAnsi="Charis SIL Regular" w:eastAsia="Charis SIL Regular"/>
-          <w:b w:val="0"/>
-          <w:i w:val="0"/>
-          <w:color w:val="000000"/>
-          <w:sz w:val="24"/>
-        </w:rPr>
-        <w:hyperlink r:id="rId21" w:history="1">
-          <w:r>
-            <w:rPr>
-              <w:rStyle w:val="Hyperlink"/>
-            </w:rPr>
-            <w:t>l</w:t>
-          </w:r>
-        </w:hyperlink>
-      </w:r>
-      <w:r>
-        <w:rPr>
-          <w:u w:val="single" w:color="0000ff"/>
-          <w:rFonts w:ascii="Charis SIL Regular" w:hAnsi="Charis SIL Regular" w:eastAsia="Charis SIL Regular"/>
-          <w:b w:val="0"/>
-          <w:i w:val="0"/>
-          <w:color w:val="000000"/>
-          <w:sz w:val="24"/>
-        </w:rPr>
-        <w:hyperlink r:id="rId21" w:history="1">
-          <w:r>
-            <w:rPr>
-              <w:rStyle w:val="Hyperlink"/>
-            </w:rPr>
-            <w:t>ibrary is n</w:t>
-          </w:r>
-        </w:hyperlink>
-      </w:r>
-      <w:r>
-        <w:rPr>
-          <w:rFonts w:ascii="Charis SIL Regular" w:hAnsi="Charis SIL Regular" w:eastAsia="Charis SIL Regular"/>
-          <w:b w:val="0"/>
-          <w:i w:val="0"/>
-          <w:color w:val="000000"/>
-          <w:sz w:val="24"/>
-        </w:rPr>
-        <w:t>ow p</w:t>
+        <w:t>the physical library is now p</w:t>
       </w:r>
       <w:r>
         <w:rPr>
@@ -4559,7 +4518,7 @@
           <w:sz w:val="24"/>
           <w:u w:val="single"/>
         </w:rPr>
-        <w:hyperlink r:id="rId28" w:history="1">
+        <w:hyperlink r:id="rId27" w:history="1">
           <w:r>
             <w:rPr>
               <w:rStyle w:val="Hyperlink"/>
@@ -4577,7 +4536,7 @@
           <w:sz w:val="24"/>
           <w:u w:val="single"/>
         </w:rPr>
-        <w:hyperlink r:id="rId28" w:history="1">
+        <w:hyperlink r:id="rId27" w:history="1">
           <w:r>
             <w:rPr>
               <w:rStyle w:val="Hyperlink"/>

--- a/EXPORTS/DOCX/published/niveau3/English/Naturalis.docx
+++ b/EXPORTS/DOCX/published/niveau3/English/Naturalis.docx
@@ -408,7 +408,36 @@
           <w:color w:val="000000"/>
           <w:sz w:val="24"/>
         </w:rPr>
-        <w:t>Decree. The m</w:t>
+        <w:t xml:space="preserve">Decree. </w:t>
+      </w:r>
+      <w:r>
+        <w:rPr>
+          <w:u w:val="single" w:color="0000ff"/>
+          <w:rFonts w:ascii="Charis SIL Regular" w:hAnsi="Charis SIL Regular" w:eastAsia="Charis SIL Regular"/>
+          <w:b w:val="0"/>
+          <w:i w:val="0"/>
+          <w:color w:val="000000"/>
+          <w:sz w:val="24"/>
+        </w:rPr>
+        <w:hyperlink r:id="rId9" w:history="1">
+          <w:r>
+            <w:rPr>
+              <w:rStyle w:val="Hyperlink"/>
+            </w:rPr>
+            <w:t xml:space="preserve">The </w:t>
+          </w:r>
+        </w:hyperlink>
+      </w:r>
+      <w:r>
+        <w:rPr>
+          <w:u w:val="single" w:color="0000ff"/>
+          <w:rFonts w:ascii="Charis SIL Regular" w:hAnsi="Charis SIL Regular" w:eastAsia="Charis SIL Regular"/>
+          <w:b w:val="0"/>
+          <w:i w:val="0"/>
+          <w:color w:val="000000"/>
+          <w:sz w:val="24"/>
+        </w:rPr>
+        <w:t>m</w:t>
       </w:r>
       <w:r>
         <w:rPr>
@@ -1226,13 +1255,21 @@
       </w:r>
       <w:r>
         <w:rPr>
+          <w:u w:val="single" w:color="0000ff"/>
           <w:rFonts w:ascii="Charis SIL Regular" w:hAnsi="Charis SIL Regular" w:eastAsia="Charis SIL Regular"/>
           <w:b w:val="0"/>
           <w:i w:val="0"/>
           <w:color w:val="000000"/>
           <w:sz w:val="24"/>
         </w:rPr>
-        <w:t>was establi</w:t>
+        <w:hyperlink r:id="rId13" w:history="1">
+          <w:r>
+            <w:rPr>
+              <w:rStyle w:val="Hyperlink"/>
+            </w:rPr>
+            <w:t>was establi</w:t>
+          </w:r>
+        </w:hyperlink>
       </w:r>
       <w:r>
         <w:rPr>
@@ -3346,7 +3383,71 @@
           <w:color w:val="000000"/>
           <w:sz w:val="24"/>
         </w:rPr>
-        <w:t>the physical library is now p</w:t>
+        <w:t xml:space="preserve">the </w:t>
+      </w:r>
+      <w:r>
+        <w:rPr>
+          <w:u w:val="single" w:color="0000ff"/>
+          <w:rFonts w:ascii="Charis SIL Regular" w:hAnsi="Charis SIL Regular" w:eastAsia="Charis SIL Regular"/>
+          <w:b w:val="0"/>
+          <w:i w:val="0"/>
+          <w:color w:val="000000"/>
+          <w:sz w:val="24"/>
+        </w:rPr>
+        <w:hyperlink r:id="rId21" w:history="1">
+          <w:r>
+            <w:rPr>
+              <w:rStyle w:val="Hyperlink"/>
+            </w:rPr>
+            <w:t xml:space="preserve">physical </w:t>
+          </w:r>
+        </w:hyperlink>
+      </w:r>
+      <w:r>
+        <w:rPr>
+          <w:u w:val="single" w:color="0000ff"/>
+          <w:rFonts w:ascii="Charis SIL Regular" w:hAnsi="Charis SIL Regular" w:eastAsia="Charis SIL Regular"/>
+          <w:b w:val="0"/>
+          <w:i w:val="0"/>
+          <w:color w:val="000000"/>
+          <w:sz w:val="24"/>
+        </w:rPr>
+        <w:hyperlink r:id="rId21" w:history="1">
+          <w:r>
+            <w:rPr>
+              <w:rStyle w:val="Hyperlink"/>
+            </w:rPr>
+            <w:t>l</w:t>
+          </w:r>
+        </w:hyperlink>
+      </w:r>
+      <w:r>
+        <w:rPr>
+          <w:u w:val="single" w:color="0000ff"/>
+          <w:rFonts w:ascii="Charis SIL Regular" w:hAnsi="Charis SIL Regular" w:eastAsia="Charis SIL Regular"/>
+          <w:b w:val="0"/>
+          <w:i w:val="0"/>
+          <w:color w:val="000000"/>
+          <w:sz w:val="24"/>
+        </w:rPr>
+        <w:hyperlink r:id="rId21" w:history="1">
+          <w:r>
+            <w:rPr>
+              <w:rStyle w:val="Hyperlink"/>
+            </w:rPr>
+            <w:t>ibrary is n</w:t>
+          </w:r>
+        </w:hyperlink>
+      </w:r>
+      <w:r>
+        <w:rPr>
+          <w:rFonts w:ascii="Charis SIL Regular" w:hAnsi="Charis SIL Regular" w:eastAsia="Charis SIL Regular"/>
+          <w:b w:val="0"/>
+          <w:i w:val="0"/>
+          <w:color w:val="000000"/>
+          <w:sz w:val="24"/>
+        </w:rPr>
+        <w:t>ow p</w:t>
       </w:r>
       <w:r>
         <w:rPr>
@@ -4518,7 +4619,7 @@
           <w:sz w:val="24"/>
           <w:u w:val="single"/>
         </w:rPr>
-        <w:hyperlink r:id="rId27" w:history="1">
+        <w:hyperlink r:id="rId28" w:history="1">
           <w:r>
             <w:rPr>
               <w:rStyle w:val="Hyperlink"/>
@@ -4536,7 +4637,7 @@
           <w:sz w:val="24"/>
           <w:u w:val="single"/>
         </w:rPr>
-        <w:hyperlink r:id="rId27" w:history="1">
+        <w:hyperlink r:id="rId28" w:history="1">
           <w:r>
             <w:rPr>
               <w:rStyle w:val="Hyperlink"/>

--- a/EXPORTS/DOCX/published/niveau3/English/Naturalis.docx
+++ b/EXPORTS/DOCX/published/niveau3/English/Naturalis.docx
@@ -408,36 +408,7 @@
           <w:color w:val="000000"/>
           <w:sz w:val="24"/>
         </w:rPr>
-        <w:t xml:space="preserve">Decree. </w:t>
-      </w:r>
-      <w:r>
-        <w:rPr>
-          <w:u w:val="single" w:color="0000ff"/>
-          <w:rFonts w:ascii="Charis SIL Regular" w:hAnsi="Charis SIL Regular" w:eastAsia="Charis SIL Regular"/>
-          <w:b w:val="0"/>
-          <w:i w:val="0"/>
-          <w:color w:val="000000"/>
-          <w:sz w:val="24"/>
-        </w:rPr>
-        <w:hyperlink r:id="rId9" w:history="1">
-          <w:r>
-            <w:rPr>
-              <w:rStyle w:val="Hyperlink"/>
-            </w:rPr>
-            <w:t xml:space="preserve">The </w:t>
-          </w:r>
-        </w:hyperlink>
-      </w:r>
-      <w:r>
-        <w:rPr>
-          <w:u w:val="single" w:color="0000ff"/>
-          <w:rFonts w:ascii="Charis SIL Regular" w:hAnsi="Charis SIL Regular" w:eastAsia="Charis SIL Regular"/>
-          <w:b w:val="0"/>
-          <w:i w:val="0"/>
-          <w:color w:val="000000"/>
-          <w:sz w:val="24"/>
-        </w:rPr>
-        <w:t>m</w:t>
+        <w:t>Decree. The m</w:t>
       </w:r>
       <w:r>
         <w:rPr>

--- a/EXPORTS/DOCX/published/niveau3/English/Naturalis.docx
+++ b/EXPORTS/DOCX/published/niveau3/English/Naturalis.docx
@@ -408,7 +408,36 @@
           <w:color w:val="000000"/>
           <w:sz w:val="24"/>
         </w:rPr>
-        <w:t>Decree. The m</w:t>
+        <w:t xml:space="preserve">Decree. </w:t>
+      </w:r>
+      <w:r>
+        <w:rPr>
+          <w:u w:val="single" w:color="0000ff"/>
+          <w:rFonts w:ascii="Charis SIL Regular" w:hAnsi="Charis SIL Regular" w:eastAsia="Charis SIL Regular"/>
+          <w:b w:val="0"/>
+          <w:i w:val="0"/>
+          <w:color w:val="000000"/>
+          <w:sz w:val="24"/>
+        </w:rPr>
+        <w:hyperlink r:id="rId9" w:history="1">
+          <w:r>
+            <w:rPr>
+              <w:rStyle w:val="Hyperlink"/>
+            </w:rPr>
+            <w:t xml:space="preserve">The </w:t>
+          </w:r>
+        </w:hyperlink>
+      </w:r>
+      <w:r>
+        <w:rPr>
+          <w:u w:val="single" w:color="0000ff"/>
+          <w:rFonts w:ascii="Charis SIL Regular" w:hAnsi="Charis SIL Regular" w:eastAsia="Charis SIL Regular"/>
+          <w:b w:val="0"/>
+          <w:i w:val="0"/>
+          <w:color w:val="000000"/>
+          <w:sz w:val="24"/>
+        </w:rPr>
+        <w:t>m</w:t>
       </w:r>
       <w:r>
         <w:rPr>

--- a/EXPORTS/DOCX/published/niveau3/English/Naturalis.docx
+++ b/EXPORTS/DOCX/published/niveau3/English/Naturalis.docx
@@ -430,7 +430,6 @@
       </w:r>
       <w:r>
         <w:rPr>
-          <w:u w:val="single" w:color="0000ff"/>
           <w:rFonts w:ascii="Charis SIL Regular" w:hAnsi="Charis SIL Regular" w:eastAsia="Charis SIL Regular"/>
           <w:b w:val="0"/>
           <w:i w:val="0"/>
@@ -4619,7 +4618,7 @@
           <w:sz w:val="24"/>
           <w:u w:val="single"/>
         </w:rPr>
-        <w:hyperlink r:id="rId28" w:history="1">
+        <w:hyperlink r:id="rId27" w:history="1">
           <w:r>
             <w:rPr>
               <w:rStyle w:val="Hyperlink"/>
@@ -4637,7 +4636,7 @@
           <w:sz w:val="24"/>
           <w:u w:val="single"/>
         </w:rPr>
-        <w:hyperlink r:id="rId28" w:history="1">
+        <w:hyperlink r:id="rId27" w:history="1">
           <w:r>
             <w:rPr>
               <w:rStyle w:val="Hyperlink"/>

--- a/EXPORTS/DOCX/published/niveau3/English/Naturalis.docx
+++ b/EXPORTS/DOCX/published/niveau3/English/Naturalis.docx
@@ -430,6 +430,7 @@
       </w:r>
       <w:r>
         <w:rPr>
+          <w:u w:val="single" w:color="0000ff"/>
           <w:rFonts w:ascii="Charis SIL Regular" w:hAnsi="Charis SIL Regular" w:eastAsia="Charis SIL Regular"/>
           <w:b w:val="0"/>
           <w:i w:val="0"/>
@@ -4618,7 +4619,7 @@
           <w:sz w:val="24"/>
           <w:u w:val="single"/>
         </w:rPr>
-        <w:hyperlink r:id="rId27" w:history="1">
+        <w:hyperlink r:id="rId28" w:history="1">
           <w:r>
             <w:rPr>
               <w:rStyle w:val="Hyperlink"/>
@@ -4636,7 +4637,7 @@
           <w:sz w:val="24"/>
           <w:u w:val="single"/>
         </w:rPr>
-        <w:hyperlink r:id="rId27" w:history="1">
+        <w:hyperlink r:id="rId28" w:history="1">
           <w:r>
             <w:rPr>
               <w:rStyle w:val="Hyperlink"/>

--- a/EXPORTS/DOCX/published/niveau3/English/Naturalis.docx
+++ b/EXPORTS/DOCX/published/niveau3/English/Naturalis.docx
@@ -430,7 +430,6 @@
       </w:r>
       <w:r>
         <w:rPr>
-          <w:u w:val="single" w:color="0000ff"/>
           <w:rFonts w:ascii="Charis SIL Regular" w:hAnsi="Charis SIL Regular" w:eastAsia="Charis SIL Regular"/>
           <w:b w:val="0"/>
           <w:i w:val="0"/>
@@ -1534,41 +1533,24 @@
       </w:r>
       <w:r>
         <w:rPr>
+          <w:u w:val="single" w:color="0000ff"/>
           <w:rFonts w:ascii="Charis SIL Regular" w:hAnsi="Charis SIL Regular" w:eastAsia="Charis SIL Regular"/>
           <w:b w:val="0"/>
           <w:i w:val="0"/>
           <w:color w:val="000000"/>
           <w:sz w:val="24"/>
         </w:rPr>
-        <w:hyperlink r:id="rId14" w:history="1">
-          <w:r>
-            <w:rPr>
-              <w:rStyle w:val="Hyperlink"/>
-            </w:rPr>
-            <w:t>l</w:t>
-          </w:r>
-        </w:hyperlink>
-      </w:r>
-      <w:r>
-        <w:rPr>
-          <w:u w:val="single" w:color="0000ff"/>
+        <w:t>l</w:t>
+      </w:r>
+      <w:r>
+        <w:rPr>
           <w:rFonts w:ascii="Charis SIL Regular" w:hAnsi="Charis SIL Regular" w:eastAsia="Charis SIL Regular"/>
           <w:b w:val="0"/>
           <w:i w:val="0"/>
           <w:color w:val="000000"/>
           <w:sz w:val="24"/>
         </w:rPr>
-        <w:t>o</w:t>
-      </w:r>
-      <w:r>
-        <w:rPr>
-          <w:rFonts w:ascii="Charis SIL Regular" w:hAnsi="Charis SIL Regular" w:eastAsia="Charis SIL Regular"/>
-          <w:b w:val="0"/>
-          <w:i w:val="0"/>
-          <w:color w:val="000000"/>
-          <w:sz w:val="24"/>
-        </w:rPr>
-        <w:t xml:space="preserve">ra and fauna. From </w:t>
+        <w:t xml:space="preserve">ora and fauna. From </w:t>
       </w:r>
       <w:r>
         <w:rPr>
@@ -3187,14 +3169,7 @@
           <w:color w:val="000000"/>
           <w:sz w:val="24"/>
         </w:rPr>
-        <w:hyperlink r:id="rId20" w:history="1">
-          <w:r>
-            <w:rPr>
-              <w:rStyle w:val="Hyperlink"/>
-            </w:rPr>
-            <w:t>d house</w:t>
-          </w:r>
-        </w:hyperlink>
+        <w:t>d house</w:t>
       </w:r>
       <w:r>
         <w:rPr>
@@ -3804,7 +3779,7 @@
           <w:sz w:val="24"/>
           <w:u w:val="single"/>
         </w:rPr>
-        <w:t>Scientific research in colonised terr</w:t>
+        <w:t>Scientific research in colonised terri</w:t>
       </w:r>
       <w:r>
         <w:rPr>
@@ -3815,7 +3790,7 @@
           <w:sz w:val="24"/>
           <w:u w:val="single"/>
         </w:rPr>
-        <w:t>i</w:t>
+        <w:t>torie</w:t>
       </w:r>
       <w:r>
         <w:rPr>
@@ -3824,9 +3799,8 @@
           <w:i w:val="0"/>
           <w:color w:val="0000FF"/>
           <w:sz w:val="24"/>
-          <w:u w:val="single"/>
-        </w:rPr>
-        <w:t>tories</w:t>
+        </w:rPr>
+        <w:t>s</w:t>
       </w:r>
       <w:r>
         <w:br/>

--- a/EXPORTS/DOCX/published/niveau3/English/Naturalis.docx
+++ b/EXPORTS/DOCX/published/niveau3/English/Naturalis.docx
@@ -408,110 +408,7 @@
           <w:color w:val="000000"/>
           <w:sz w:val="24"/>
         </w:rPr>
-        <w:t xml:space="preserve">Decree. </w:t>
-      </w:r>
-      <w:r>
-        <w:rPr>
-          <w:u w:val="single" w:color="0000ff"/>
-          <w:rFonts w:ascii="Charis SIL Regular" w:hAnsi="Charis SIL Regular" w:eastAsia="Charis SIL Regular"/>
-          <w:b w:val="0"/>
-          <w:i w:val="0"/>
-          <w:color w:val="000000"/>
-          <w:sz w:val="24"/>
-        </w:rPr>
-        <w:hyperlink r:id="rId9" w:history="1">
-          <w:r>
-            <w:rPr>
-              <w:rStyle w:val="Hyperlink"/>
-            </w:rPr>
-            <w:t xml:space="preserve">The </w:t>
-          </w:r>
-        </w:hyperlink>
-      </w:r>
-      <w:r>
-        <w:rPr>
-          <w:rFonts w:ascii="Charis SIL Regular" w:hAnsi="Charis SIL Regular" w:eastAsia="Charis SIL Regular"/>
-          <w:b w:val="0"/>
-          <w:i w:val="0"/>
-          <w:color w:val="000000"/>
-          <w:sz w:val="24"/>
-        </w:rPr>
-        <w:t>m</w:t>
-      </w:r>
-      <w:r>
-        <w:rPr>
-          <w:u w:val="single" w:color="0000ff"/>
-          <w:rFonts w:ascii="Charis SIL Regular" w:hAnsi="Charis SIL Regular" w:eastAsia="Charis SIL Regular"/>
-          <w:b w:val="0"/>
-          <w:i w:val="0"/>
-          <w:color w:val="000000"/>
-          <w:sz w:val="24"/>
-        </w:rPr>
-        <w:hyperlink r:id="rId9" w:history="1">
-          <w:r>
-            <w:rPr>
-              <w:rStyle w:val="Hyperlink"/>
-            </w:rPr>
-            <w:t>useum</w:t>
-          </w:r>
-        </w:hyperlink>
-      </w:r>
-      <w:r>
-        <w:rPr>
-          <w:u w:val="single" w:color="0000ff"/>
-          <w:rFonts w:ascii="Charis SIL Regular" w:hAnsi="Charis SIL Regular" w:eastAsia="Charis SIL Regular"/>
-          <w:b w:val="0"/>
-          <w:i w:val="0"/>
-          <w:color w:val="000000"/>
-          <w:sz w:val="24"/>
-        </w:rPr>
-        <w:t xml:space="preserve"> </w:t>
-      </w:r>
-      <w:r>
-        <w:rPr>
-          <w:u w:val="single" w:color="0000ff"/>
-          <w:rFonts w:ascii="Charis SIL Regular" w:hAnsi="Charis SIL Regular" w:eastAsia="Charis SIL Regular"/>
-          <w:b w:val="0"/>
-          <w:i w:val="0"/>
-          <w:color w:val="000000"/>
-          <w:sz w:val="24"/>
-        </w:rPr>
-        <w:hyperlink r:id="rId9" w:history="1">
-          <w:r>
-            <w:rPr>
-              <w:rStyle w:val="Hyperlink"/>
-            </w:rPr>
-            <w:t>h</w:t>
-          </w:r>
-        </w:hyperlink>
-      </w:r>
-      <w:r>
-        <w:rPr>
-          <w:rFonts w:ascii="Charis SIL Regular" w:hAnsi="Charis SIL Regular" w:eastAsia="Charis SIL Regular"/>
-          <w:b w:val="0"/>
-          <w:i w:val="0"/>
-          <w:color w:val="000000"/>
-          <w:sz w:val="24"/>
-        </w:rPr>
-        <w:t>as been called N</w:t>
-      </w:r>
-      <w:r>
-        <w:rPr>
-          <w:u w:val="single" w:color="0000ff"/>
-          <w:rFonts w:ascii="Charis SIL Regular" w:hAnsi="Charis SIL Regular" w:eastAsia="Charis SIL Regular"/>
-          <w:b w:val="0"/>
-          <w:i w:val="0"/>
-          <w:color w:val="000000"/>
-          <w:sz w:val="24"/>
-        </w:rPr>
-        <w:hyperlink r:id="rId10" w:history="1">
-          <w:r>
-            <w:rPr>
-              <w:rStyle w:val="Hyperlink"/>
-            </w:rPr>
-            <w:t>a</w:t>
-          </w:r>
-        </w:hyperlink>
+        <w:t>Decree. The museum has been called Na</w:t>
       </w:r>
       <w:r>
         <w:rPr>
@@ -1533,6 +1430,23 @@
       </w:r>
       <w:r>
         <w:rPr>
+          <w:rFonts w:ascii="Charis SIL Regular" w:hAnsi="Charis SIL Regular" w:eastAsia="Charis SIL Regular"/>
+          <w:b w:val="0"/>
+          <w:i w:val="0"/>
+          <w:color w:val="000000"/>
+          <w:sz w:val="24"/>
+        </w:rPr>
+        <w:hyperlink r:id="rId14" w:history="1">
+          <w:r>
+            <w:rPr>
+              <w:rStyle w:val="Hyperlink"/>
+            </w:rPr>
+            <w:t>l</w:t>
+          </w:r>
+        </w:hyperlink>
+      </w:r>
+      <w:r>
+        <w:rPr>
           <w:u w:val="single" w:color="0000ff"/>
           <w:rFonts w:ascii="Charis SIL Regular" w:hAnsi="Charis SIL Regular" w:eastAsia="Charis SIL Regular"/>
           <w:b w:val="0"/>
@@ -1540,7 +1454,7 @@
           <w:color w:val="000000"/>
           <w:sz w:val="24"/>
         </w:rPr>
-        <w:t>l</w:t>
+        <w:t>o</w:t>
       </w:r>
       <w:r>
         <w:rPr>
@@ -1550,7 +1464,7 @@
           <w:color w:val="000000"/>
           <w:sz w:val="24"/>
         </w:rPr>
-        <w:t xml:space="preserve">ora and fauna. From </w:t>
+        <w:t xml:space="preserve">ra and fauna. From </w:t>
       </w:r>
       <w:r>
         <w:rPr>
@@ -3169,7 +3083,14 @@
           <w:color w:val="000000"/>
           <w:sz w:val="24"/>
         </w:rPr>
-        <w:t>d house</w:t>
+        <w:hyperlink r:id="rId20" w:history="1">
+          <w:r>
+            <w:rPr>
+              <w:rStyle w:val="Hyperlink"/>
+            </w:rPr>
+            <w:t>d house</w:t>
+          </w:r>
+        </w:hyperlink>
       </w:r>
       <w:r>
         <w:rPr>

--- a/EXPORTS/DOCX/published/niveau3/English/Naturalis.docx
+++ b/EXPORTS/DOCX/published/niveau3/English/Naturalis.docx
@@ -408,7 +408,111 @@
           <w:color w:val="000000"/>
           <w:sz w:val="24"/>
         </w:rPr>
-        <w:t>Decree. The museum has been called Na</w:t>
+        <w:t xml:space="preserve">Decree. </w:t>
+      </w:r>
+      <w:r>
+        <w:rPr>
+          <w:u w:val="single" w:color="0000ff"/>
+          <w:rFonts w:ascii="Charis SIL Regular" w:hAnsi="Charis SIL Regular" w:eastAsia="Charis SIL Regular"/>
+          <w:b w:val="0"/>
+          <w:i w:val="0"/>
+          <w:color w:val="000000"/>
+          <w:sz w:val="24"/>
+        </w:rPr>
+        <w:hyperlink r:id="rId9" w:history="1">
+          <w:r>
+            <w:rPr>
+              <w:rStyle w:val="Hyperlink"/>
+            </w:rPr>
+            <w:t xml:space="preserve">The </w:t>
+          </w:r>
+        </w:hyperlink>
+      </w:r>
+      <w:r>
+        <w:rPr>
+          <w:u w:val="single" w:color="0000ff"/>
+          <w:rFonts w:ascii="Charis SIL Regular" w:hAnsi="Charis SIL Regular" w:eastAsia="Charis SIL Regular"/>
+          <w:b w:val="0"/>
+          <w:i w:val="0"/>
+          <w:color w:val="000000"/>
+          <w:sz w:val="24"/>
+        </w:rPr>
+        <w:t>m</w:t>
+      </w:r>
+      <w:r>
+        <w:rPr>
+          <w:u w:val="single" w:color="0000ff"/>
+          <w:rFonts w:ascii="Charis SIL Regular" w:hAnsi="Charis SIL Regular" w:eastAsia="Charis SIL Regular"/>
+          <w:b w:val="0"/>
+          <w:i w:val="0"/>
+          <w:color w:val="000000"/>
+          <w:sz w:val="24"/>
+        </w:rPr>
+        <w:hyperlink r:id="rId9" w:history="1">
+          <w:r>
+            <w:rPr>
+              <w:rStyle w:val="Hyperlink"/>
+            </w:rPr>
+            <w:t>useum</w:t>
+          </w:r>
+        </w:hyperlink>
+      </w:r>
+      <w:r>
+        <w:rPr>
+          <w:u w:val="single" w:color="0000ff"/>
+          <w:rFonts w:ascii="Charis SIL Regular" w:hAnsi="Charis SIL Regular" w:eastAsia="Charis SIL Regular"/>
+          <w:b w:val="0"/>
+          <w:i w:val="0"/>
+          <w:color w:val="000000"/>
+          <w:sz w:val="24"/>
+        </w:rPr>
+        <w:t xml:space="preserve"> </w:t>
+      </w:r>
+      <w:r>
+        <w:rPr>
+          <w:u w:val="single" w:color="0000ff"/>
+          <w:rFonts w:ascii="Charis SIL Regular" w:hAnsi="Charis SIL Regular" w:eastAsia="Charis SIL Regular"/>
+          <w:b w:val="0"/>
+          <w:i w:val="0"/>
+          <w:color w:val="000000"/>
+          <w:sz w:val="24"/>
+        </w:rPr>
+        <w:hyperlink r:id="rId9" w:history="1">
+          <w:r>
+            <w:rPr>
+              <w:rStyle w:val="Hyperlink"/>
+            </w:rPr>
+            <w:t>h</w:t>
+          </w:r>
+        </w:hyperlink>
+      </w:r>
+      <w:r>
+        <w:rPr>
+          <w:rFonts w:ascii="Charis SIL Regular" w:hAnsi="Charis SIL Regular" w:eastAsia="Charis SIL Regular"/>
+          <w:b w:val="0"/>
+          <w:i w:val="0"/>
+          <w:color w:val="000000"/>
+          <w:sz w:val="24"/>
+        </w:rPr>
+        <w:t>as been called N</w:t>
+      </w:r>
+      <w:r>
+        <w:rPr>
+          <w:u w:val="single" w:color="0000ff"/>
+          <w:rFonts w:ascii="Charis SIL Regular" w:hAnsi="Charis SIL Regular" w:eastAsia="Charis SIL Regular"/>
+          <w:b w:val="0"/>
+          <w:i w:val="0"/>
+          <w:color w:val="000000"/>
+          <w:sz w:val="24"/>
+        </w:rPr>
+        <w:hyperlink r:id="rId10" w:history="1">
+          <w:r>
+            <w:rPr>
+              <w:rStyle w:val="Hyperlink"/>
+            </w:rPr>
+            <w:t>a</w:t>
+          </w:r>
+        </w:hyperlink>
       </w:r>
       <w:r>
         <w:rPr>
@@ -3700,7 +3804,7 @@
           <w:sz w:val="24"/>
           <w:u w:val="single"/>
         </w:rPr>
-        <w:t>Scientific research in colonised terri</w:t>
+        <w:t>Scientific research in colonised terr</w:t>
       </w:r>
       <w:r>
         <w:rPr>
@@ -3711,7 +3815,7 @@
           <w:sz w:val="24"/>
           <w:u w:val="single"/>
         </w:rPr>
-        <w:t>torie</w:t>
+        <w:t>i</w:t>
       </w:r>
       <w:r>
         <w:rPr>
@@ -3720,8 +3824,9 @@
           <w:i w:val="0"/>
           <w:color w:val="0000FF"/>
           <w:sz w:val="24"/>
-        </w:rPr>
-        <w:t>s</w:t>
+          <w:u w:val="single"/>
+        </w:rPr>
+        <w:t>tories</w:t>
       </w:r>
       <w:r>
         <w:br/>
@@ -4514,7 +4619,7 @@
           <w:sz w:val="24"/>
           <w:u w:val="single"/>
         </w:rPr>
-        <w:hyperlink r:id="rId28" w:history="1">
+        <w:hyperlink r:id="rId27" w:history="1">
           <w:r>
             <w:rPr>
               <w:rStyle w:val="Hyperlink"/>
@@ -4532,7 +4637,7 @@
           <w:sz w:val="24"/>
           <w:u w:val="single"/>
         </w:rPr>
-        <w:hyperlink r:id="rId28" w:history="1">
+        <w:hyperlink r:id="rId27" w:history="1">
           <w:r>
             <w:rPr>
               <w:rStyle w:val="Hyperlink"/>

--- a/EXPORTS/DOCX/published/niveau3/English/Naturalis.docx
+++ b/EXPORTS/DOCX/published/niveau3/English/Naturalis.docx
@@ -4619,7 +4619,7 @@
           <w:sz w:val="24"/>
           <w:u w:val="single"/>
         </w:rPr>
-        <w:hyperlink r:id="rId27" w:history="1">
+        <w:hyperlink r:id="rId28" w:history="1">
           <w:r>
             <w:rPr>
               <w:rStyle w:val="Hyperlink"/>
@@ -4637,7 +4637,7 @@
           <w:sz w:val="24"/>
           <w:u w:val="single"/>
         </w:rPr>
-        <w:hyperlink r:id="rId27" w:history="1">
+        <w:hyperlink r:id="rId28" w:history="1">
           <w:r>
             <w:rPr>
               <w:rStyle w:val="Hyperlink"/>

--- a/EXPORTS/DOCX/published/niveau3/English/Naturalis.docx
+++ b/EXPORTS/DOCX/published/niveau3/English/Naturalis.docx
@@ -408,36 +408,7 @@
           <w:color w:val="000000"/>
           <w:sz w:val="24"/>
         </w:rPr>
-        <w:t xml:space="preserve">Decree. </w:t>
-      </w:r>
-      <w:r>
-        <w:rPr>
-          <w:u w:val="single" w:color="0000ff"/>
-          <w:rFonts w:ascii="Charis SIL Regular" w:hAnsi="Charis SIL Regular" w:eastAsia="Charis SIL Regular"/>
-          <w:b w:val="0"/>
-          <w:i w:val="0"/>
-          <w:color w:val="000000"/>
-          <w:sz w:val="24"/>
-        </w:rPr>
-        <w:hyperlink r:id="rId9" w:history="1">
-          <w:r>
-            <w:rPr>
-              <w:rStyle w:val="Hyperlink"/>
-            </w:rPr>
-            <w:t xml:space="preserve">The </w:t>
-          </w:r>
-        </w:hyperlink>
-      </w:r>
-      <w:r>
-        <w:rPr>
-          <w:u w:val="single" w:color="0000ff"/>
-          <w:rFonts w:ascii="Charis SIL Regular" w:hAnsi="Charis SIL Regular" w:eastAsia="Charis SIL Regular"/>
-          <w:b w:val="0"/>
-          <w:i w:val="0"/>
-          <w:color w:val="000000"/>
-          <w:sz w:val="24"/>
-        </w:rPr>
-        <w:t>m</w:t>
+        <w:t>Decree. The m</w:t>
       </w:r>
       <w:r>
         <w:rPr>
@@ -3804,7 +3775,7 @@
           <w:sz w:val="24"/>
           <w:u w:val="single"/>
         </w:rPr>
-        <w:t>Scientific research in colonised terri</w:t>
+        <w:t>Scientific research in colonised terr</w:t>
       </w:r>
       <w:r>
         <w:rPr>
@@ -3815,7 +3786,7 @@
           <w:sz w:val="24"/>
           <w:u w:val="single"/>
         </w:rPr>
-        <w:t>torie</w:t>
+        <w:t>i</w:t>
       </w:r>
       <w:r>
         <w:rPr>
@@ -3824,8 +3795,9 @@
           <w:i w:val="0"/>
           <w:color w:val="0000FF"/>
           <w:sz w:val="24"/>
-        </w:rPr>
-        <w:t>s</w:t>
+          <w:u w:val="single"/>
+        </w:rPr>
+        <w:t>tories</w:t>
       </w:r>
       <w:r>
         <w:br/>

--- a/EXPORTS/DOCX/published/niveau3/English/Naturalis.docx
+++ b/EXPORTS/DOCX/published/niveau3/English/Naturalis.docx
@@ -408,7 +408,36 @@
           <w:color w:val="000000"/>
           <w:sz w:val="24"/>
         </w:rPr>
-        <w:t>Decree. The m</w:t>
+        <w:t xml:space="preserve">Decree. </w:t>
+      </w:r>
+      <w:r>
+        <w:rPr>
+          <w:u w:val="single" w:color="0000ff"/>
+          <w:rFonts w:ascii="Charis SIL Regular" w:hAnsi="Charis SIL Regular" w:eastAsia="Charis SIL Regular"/>
+          <w:b w:val="0"/>
+          <w:i w:val="0"/>
+          <w:color w:val="000000"/>
+          <w:sz w:val="24"/>
+        </w:rPr>
+        <w:hyperlink r:id="rId9" w:history="1">
+          <w:r>
+            <w:rPr>
+              <w:rStyle w:val="Hyperlink"/>
+            </w:rPr>
+            <w:t xml:space="preserve">The </w:t>
+          </w:r>
+        </w:hyperlink>
+      </w:r>
+      <w:r>
+        <w:rPr>
+          <w:u w:val="single" w:color="0000ff"/>
+          <w:rFonts w:ascii="Charis SIL Regular" w:hAnsi="Charis SIL Regular" w:eastAsia="Charis SIL Regular"/>
+          <w:b w:val="0"/>
+          <w:i w:val="0"/>
+          <w:color w:val="000000"/>
+          <w:sz w:val="24"/>
+        </w:rPr>
+        <w:t>m</w:t>
       </w:r>
       <w:r>
         <w:rPr>
@@ -3775,7 +3804,7 @@
           <w:sz w:val="24"/>
           <w:u w:val="single"/>
         </w:rPr>
-        <w:t>Scientific research in colonised terr</w:t>
+        <w:t>Scientific research in colonised terri</w:t>
       </w:r>
       <w:r>
         <w:rPr>
@@ -3786,7 +3815,7 @@
           <w:sz w:val="24"/>
           <w:u w:val="single"/>
         </w:rPr>
-        <w:t>i</w:t>
+        <w:t>torie</w:t>
       </w:r>
       <w:r>
         <w:rPr>
@@ -3795,9 +3824,8 @@
           <w:i w:val="0"/>
           <w:color w:val="0000FF"/>
           <w:sz w:val="24"/>
-          <w:u w:val="single"/>
-        </w:rPr>
-        <w:t>tories</w:t>
+        </w:rPr>
+        <w:t>s</w:t>
       </w:r>
       <w:r>
         <w:br/>
@@ -4590,7 +4618,7 @@
           <w:sz w:val="24"/>
           <w:u w:val="single"/>
         </w:rPr>
-        <w:hyperlink r:id="rId28" w:history="1">
+        <w:hyperlink r:id="rId27" w:history="1">
           <w:r>
             <w:rPr>
               <w:rStyle w:val="Hyperlink"/>
@@ -4608,7 +4636,7 @@
           <w:sz w:val="24"/>
           <w:u w:val="single"/>
         </w:rPr>
-        <w:hyperlink r:id="rId28" w:history="1">
+        <w:hyperlink r:id="rId27" w:history="1">
           <w:r>
             <w:rPr>
               <w:rStyle w:val="Hyperlink"/>
@@ -5976,7 +6004,7 @@
         <w:autoSpaceDN w:val="0"/>
         <w:autoSpaceDE w:val="0"/>
         <w:widowControl/>
-        <w:spacing w:line="540" w:lineRule="exact" w:before="478" w:after="0"/>
+        <w:spacing w:line="540" w:lineRule="exact" w:before="458" w:after="0"/>
         <w:ind w:left="0" w:right="0" w:firstLine="0"/>
         <w:jc w:val="left"/>
       </w:pPr>
@@ -6043,7 +6071,7 @@
     </w:p>
     <w:sectPr>
       <w:pgSz w:w="11900" w:h="16840"/>
-      <w:pgMar w:top="324" w:right="940" w:bottom="1120" w:left="960" w:header="720" w:footer="720" w:gutter="0"/>
+      <w:pgMar w:top="324" w:right="940" w:bottom="1130" w:left="960" w:header="720" w:footer="720" w:gutter="0"/>
       <w:cols/>
       <w:docGrid w:linePitch="360"/>
     </w:sectPr>

--- a/EXPORTS/DOCX/published/niveau3/English/Naturalis.docx
+++ b/EXPORTS/DOCX/published/niveau3/English/Naturalis.docx
@@ -408,111 +408,7 @@
           <w:color w:val="000000"/>
           <w:sz w:val="24"/>
         </w:rPr>
-        <w:t xml:space="preserve">Decree. </w:t>
-      </w:r>
-      <w:r>
-        <w:rPr>
-          <w:u w:val="single" w:color="0000ff"/>
-          <w:rFonts w:ascii="Charis SIL Regular" w:hAnsi="Charis SIL Regular" w:eastAsia="Charis SIL Regular"/>
-          <w:b w:val="0"/>
-          <w:i w:val="0"/>
-          <w:color w:val="000000"/>
-          <w:sz w:val="24"/>
-        </w:rPr>
-        <w:hyperlink r:id="rId9" w:history="1">
-          <w:r>
-            <w:rPr>
-              <w:rStyle w:val="Hyperlink"/>
-            </w:rPr>
-            <w:t xml:space="preserve">The </w:t>
-          </w:r>
-        </w:hyperlink>
-      </w:r>
-      <w:r>
-        <w:rPr>
-          <w:u w:val="single" w:color="0000ff"/>
-          <w:rFonts w:ascii="Charis SIL Regular" w:hAnsi="Charis SIL Regular" w:eastAsia="Charis SIL Regular"/>
-          <w:b w:val="0"/>
-          <w:i w:val="0"/>
-          <w:color w:val="000000"/>
-          <w:sz w:val="24"/>
-        </w:rPr>
-        <w:t>m</w:t>
-      </w:r>
-      <w:r>
-        <w:rPr>
-          <w:u w:val="single" w:color="0000ff"/>
-          <w:rFonts w:ascii="Charis SIL Regular" w:hAnsi="Charis SIL Regular" w:eastAsia="Charis SIL Regular"/>
-          <w:b w:val="0"/>
-          <w:i w:val="0"/>
-          <w:color w:val="000000"/>
-          <w:sz w:val="24"/>
-        </w:rPr>
-        <w:hyperlink r:id="rId9" w:history="1">
-          <w:r>
-            <w:rPr>
-              <w:rStyle w:val="Hyperlink"/>
-            </w:rPr>
-            <w:t>useum</w:t>
-          </w:r>
-        </w:hyperlink>
-      </w:r>
-      <w:r>
-        <w:rPr>
-          <w:u w:val="single" w:color="0000ff"/>
-          <w:rFonts w:ascii="Charis SIL Regular" w:hAnsi="Charis SIL Regular" w:eastAsia="Charis SIL Regular"/>
-          <w:b w:val="0"/>
-          <w:i w:val="0"/>
-          <w:color w:val="000000"/>
-          <w:sz w:val="24"/>
-        </w:rPr>
-        <w:t xml:space="preserve"> </w:t>
-      </w:r>
-      <w:r>
-        <w:rPr>
-          <w:u w:val="single" w:color="0000ff"/>
-          <w:rFonts w:ascii="Charis SIL Regular" w:hAnsi="Charis SIL Regular" w:eastAsia="Charis SIL Regular"/>
-          <w:b w:val="0"/>
-          <w:i w:val="0"/>
-          <w:color w:val="000000"/>
-          <w:sz w:val="24"/>
-        </w:rPr>
-        <w:hyperlink r:id="rId9" w:history="1">
-          <w:r>
-            <w:rPr>
-              <w:rStyle w:val="Hyperlink"/>
-            </w:rPr>
-            <w:t>h</w:t>
-          </w:r>
-        </w:hyperlink>
-      </w:r>
-      <w:r>
-        <w:rPr>
-          <w:rFonts w:ascii="Charis SIL Regular" w:hAnsi="Charis SIL Regular" w:eastAsia="Charis SIL Regular"/>
-          <w:b w:val="0"/>
-          <w:i w:val="0"/>
-          <w:color w:val="000000"/>
-          <w:sz w:val="24"/>
-        </w:rPr>
-        <w:t>as been called N</w:t>
-      </w:r>
-      <w:r>
-        <w:rPr>
-          <w:u w:val="single" w:color="0000ff"/>
-          <w:rFonts w:ascii="Charis SIL Regular" w:hAnsi="Charis SIL Regular" w:eastAsia="Charis SIL Regular"/>
-          <w:b w:val="0"/>
-          <w:i w:val="0"/>
-          <w:color w:val="000000"/>
-          <w:sz w:val="24"/>
-        </w:rPr>
-        <w:hyperlink r:id="rId10" w:history="1">
-          <w:r>
-            <w:rPr>
-              <w:rStyle w:val="Hyperlink"/>
-            </w:rPr>
-            <w:t>a</w:t>
-          </w:r>
-        </w:hyperlink>
+        <w:t>Decree. The museum has been called Na</w:t>
       </w:r>
       <w:r>
         <w:rPr>
@@ -3804,7 +3700,7 @@
           <w:sz w:val="24"/>
           <w:u w:val="single"/>
         </w:rPr>
-        <w:t>Scientific research in colonised terri</w:t>
+        <w:t>Scientific research in colonised terr</w:t>
       </w:r>
       <w:r>
         <w:rPr>
@@ -3815,7 +3711,7 @@
           <w:sz w:val="24"/>
           <w:u w:val="single"/>
         </w:rPr>
-        <w:t>torie</w:t>
+        <w:t>i</w:t>
       </w:r>
       <w:r>
         <w:rPr>
@@ -3824,8 +3720,9 @@
           <w:i w:val="0"/>
           <w:color w:val="0000FF"/>
           <w:sz w:val="24"/>
-        </w:rPr>
-        <w:t>s</w:t>
+          <w:u w:val="single"/>
+        </w:rPr>
+        <w:t>tories</w:t>
       </w:r>
       <w:r>
         <w:br/>

--- a/EXPORTS/DOCX/published/niveau3/English/Naturalis.docx
+++ b/EXPORTS/DOCX/published/niveau3/English/Naturalis.docx
@@ -419,25 +419,7 @@
           <w:color w:val="000000"/>
           <w:sz w:val="24"/>
         </w:rPr>
-        <w:hyperlink r:id="rId9" w:history="1">
-          <w:r>
-            <w:rPr>
-              <w:rStyle w:val="Hyperlink"/>
-            </w:rPr>
-            <w:t xml:space="preserve">The </w:t>
-          </w:r>
-        </w:hyperlink>
-      </w:r>
-      <w:r>
-        <w:rPr>
-          <w:u w:val="single" w:color="0000ff"/>
-          <w:rFonts w:ascii="Charis SIL Regular" w:hAnsi="Charis SIL Regular" w:eastAsia="Charis SIL Regular"/>
-          <w:b w:val="0"/>
-          <w:i w:val="0"/>
-          <w:color w:val="000000"/>
-          <w:sz w:val="24"/>
-        </w:rPr>
-        <w:t>m</w:t>
+        <w:t>The m</w:t>
       </w:r>
       <w:r>
         <w:rPr>
@@ -1223,7 +1205,7 @@
           <w:color w:val="000000"/>
           <w:sz w:val="24"/>
         </w:rPr>
-        <w:t xml:space="preserve"> (Natural Sciences Commission for the Net</w:t>
+        <w:t xml:space="preserve"> (Natural Sciences Commission for the Netherlands Indies) </w:t>
       </w:r>
       <w:r>
         <w:rPr>
@@ -1234,42 +1216,7 @@
           <w:color w:val="000000"/>
           <w:sz w:val="24"/>
         </w:rPr>
-        <w:hyperlink r:id="rId13" w:history="1">
-          <w:r>
-            <w:rPr>
-              <w:rStyle w:val="Hyperlink"/>
-            </w:rPr>
-            <w:t>herlands Indies</w:t>
-          </w:r>
-        </w:hyperlink>
-      </w:r>
-      <w:r>
-        <w:rPr>
-          <w:rFonts w:ascii="Charis SIL Regular" w:hAnsi="Charis SIL Regular" w:eastAsia="Charis SIL Regular"/>
-          <w:b w:val="0"/>
-          <w:i w:val="0"/>
-          <w:color w:val="000000"/>
-          <w:sz w:val="24"/>
-        </w:rPr>
-        <w:t xml:space="preserve">) </w:t>
-      </w:r>
-      <w:r>
-        <w:rPr>
-          <w:u w:val="single" w:color="0000ff"/>
-          <w:rFonts w:ascii="Charis SIL Regular" w:hAnsi="Charis SIL Regular" w:eastAsia="Charis SIL Regular"/>
-          <w:b w:val="0"/>
-          <w:i w:val="0"/>
-          <w:color w:val="000000"/>
-          <w:sz w:val="24"/>
-        </w:rPr>
-        <w:hyperlink r:id="rId13" w:history="1">
-          <w:r>
-            <w:rPr>
-              <w:rStyle w:val="Hyperlink"/>
-            </w:rPr>
-            <w:t>was establi</w:t>
-          </w:r>
-        </w:hyperlink>
+        <w:t>was establi</w:t>
       </w:r>
       <w:r>
         <w:rPr>

--- a/EXPORTS/DOCX/published/niveau3/English/Naturalis.docx
+++ b/EXPORTS/DOCX/published/niveau3/English/Naturalis.docx
@@ -419,7 +419,24 @@
           <w:color w:val="000000"/>
           <w:sz w:val="24"/>
         </w:rPr>
-        <w:t>The m</w:t>
+        <w:hyperlink r:id="rId9" w:history="1">
+          <w:r>
+            <w:rPr>
+              <w:rStyle w:val="Hyperlink"/>
+            </w:rPr>
+            <w:t xml:space="preserve">The </w:t>
+          </w:r>
+        </w:hyperlink>
+      </w:r>
+      <w:r>
+        <w:rPr>
+          <w:rFonts w:ascii="Charis SIL Regular" w:hAnsi="Charis SIL Regular" w:eastAsia="Charis SIL Regular"/>
+          <w:b w:val="0"/>
+          <w:i w:val="0"/>
+          <w:color w:val="000000"/>
+          <w:sz w:val="24"/>
+        </w:rPr>
+        <w:t>m</w:t>
       </w:r>
       <w:r>
         <w:rPr>
@@ -1205,7 +1222,7 @@
           <w:color w:val="000000"/>
           <w:sz w:val="24"/>
         </w:rPr>
-        <w:t xml:space="preserve"> (Natural Sciences Commission for the Netherlands Indies) </w:t>
+        <w:t xml:space="preserve"> (Natural Sciences Commission for the Net</w:t>
       </w:r>
       <w:r>
         <w:rPr>
@@ -1216,7 +1233,42 @@
           <w:color w:val="000000"/>
           <w:sz w:val="24"/>
         </w:rPr>
-        <w:t>was establi</w:t>
+        <w:hyperlink r:id="rId13" w:history="1">
+          <w:r>
+            <w:rPr>
+              <w:rStyle w:val="Hyperlink"/>
+            </w:rPr>
+            <w:t>herlands Indies</w:t>
+          </w:r>
+        </w:hyperlink>
+      </w:r>
+      <w:r>
+        <w:rPr>
+          <w:rFonts w:ascii="Charis SIL Regular" w:hAnsi="Charis SIL Regular" w:eastAsia="Charis SIL Regular"/>
+          <w:b w:val="0"/>
+          <w:i w:val="0"/>
+          <w:color w:val="000000"/>
+          <w:sz w:val="24"/>
+        </w:rPr>
+        <w:t xml:space="preserve">) </w:t>
+      </w:r>
+      <w:r>
+        <w:rPr>
+          <w:u w:val="single" w:color="0000ff"/>
+          <w:rFonts w:ascii="Charis SIL Regular" w:hAnsi="Charis SIL Regular" w:eastAsia="Charis SIL Regular"/>
+          <w:b w:val="0"/>
+          <w:i w:val="0"/>
+          <w:color w:val="000000"/>
+          <w:sz w:val="24"/>
+        </w:rPr>
+        <w:hyperlink r:id="rId13" w:history="1">
+          <w:r>
+            <w:rPr>
+              <w:rStyle w:val="Hyperlink"/>
+            </w:rPr>
+            <w:t>was establi</w:t>
+          </w:r>
+        </w:hyperlink>
       </w:r>
       <w:r>
         <w:rPr>

--- a/EXPORTS/DOCX/published/niveau3/English/Naturalis.docx
+++ b/EXPORTS/DOCX/published/niveau3/English/Naturalis.docx
@@ -430,6 +430,7 @@
       </w:r>
       <w:r>
         <w:rPr>
+          <w:u w:val="single" w:color="0000ff"/>
           <w:rFonts w:ascii="Charis SIL Regular" w:hAnsi="Charis SIL Regular" w:eastAsia="Charis SIL Regular"/>
           <w:b w:val="0"/>
           <w:i w:val="0"/>

--- a/EXPORTS/DOCX/published/niveau3/English/Naturalis.docx
+++ b/EXPORTS/DOCX/published/niveau3/English/Naturalis.docx
@@ -3804,7 +3804,7 @@
           <w:sz w:val="24"/>
           <w:u w:val="single"/>
         </w:rPr>
-        <w:t>Scientific research in colonised terr</w:t>
+        <w:t>Scientific research in colonised terri</w:t>
       </w:r>
       <w:r>
         <w:rPr>
@@ -3815,7 +3815,7 @@
           <w:sz w:val="24"/>
           <w:u w:val="single"/>
         </w:rPr>
-        <w:t>i</w:t>
+        <w:t>torie</w:t>
       </w:r>
       <w:r>
         <w:rPr>
@@ -3824,9 +3824,8 @@
           <w:i w:val="0"/>
           <w:color w:val="0000FF"/>
           <w:sz w:val="24"/>
-          <w:u w:val="single"/>
-        </w:rPr>
-        <w:t>tories</w:t>
+        </w:rPr>
+        <w:t>s</w:t>
       </w:r>
       <w:r>
         <w:br/>
@@ -4619,7 +4618,7 @@
           <w:sz w:val="24"/>
           <w:u w:val="single"/>
         </w:rPr>
-        <w:hyperlink r:id="rId27" w:history="1">
+        <w:hyperlink r:id="rId28" w:history="1">
           <w:r>
             <w:rPr>
               <w:rStyle w:val="Hyperlink"/>

--- a/EXPORTS/DOCX/published/niveau3/English/Naturalis.docx
+++ b/EXPORTS/DOCX/published/niveau3/English/Naturalis.docx
@@ -3804,7 +3804,7 @@
           <w:sz w:val="24"/>
           <w:u w:val="single"/>
         </w:rPr>
-        <w:t>Scientific research in colonised terri</w:t>
+        <w:t>Scientific research in colonised terr</w:t>
       </w:r>
       <w:r>
         <w:rPr>
@@ -3815,7 +3815,7 @@
           <w:sz w:val="24"/>
           <w:u w:val="single"/>
         </w:rPr>
-        <w:t>torie</w:t>
+        <w:t>i</w:t>
       </w:r>
       <w:r>
         <w:rPr>
@@ -3824,8 +3824,9 @@
           <w:i w:val="0"/>
           <w:color w:val="0000FF"/>
           <w:sz w:val="24"/>
-        </w:rPr>
-        <w:t>s</w:t>
+          <w:u w:val="single"/>
+        </w:rPr>
+        <w:t>tories</w:t>
       </w:r>
       <w:r>
         <w:br/>
@@ -4618,7 +4619,7 @@
           <w:sz w:val="24"/>
           <w:u w:val="single"/>
         </w:rPr>
-        <w:hyperlink r:id="rId28" w:history="1">
+        <w:hyperlink r:id="rId27" w:history="1">
           <w:r>
             <w:rPr>
               <w:rStyle w:val="Hyperlink"/>

--- a/EXPORTS/DOCX/published/niveau3/English/Naturalis.docx
+++ b/EXPORTS/DOCX/published/niveau3/English/Naturalis.docx
@@ -430,7 +430,6 @@
       </w:r>
       <w:r>
         <w:rPr>
-          <w:u w:val="single" w:color="0000ff"/>
           <w:rFonts w:ascii="Charis SIL Regular" w:hAnsi="Charis SIL Regular" w:eastAsia="Charis SIL Regular"/>
           <w:b w:val="0"/>
           <w:i w:val="0"/>
@@ -3804,7 +3803,7 @@
           <w:sz w:val="24"/>
           <w:u w:val="single"/>
         </w:rPr>
-        <w:t>Scientific research in colonised terr</w:t>
+        <w:t>Scientific research in colonised terri</w:t>
       </w:r>
       <w:r>
         <w:rPr>
@@ -3815,7 +3814,7 @@
           <w:sz w:val="24"/>
           <w:u w:val="single"/>
         </w:rPr>
-        <w:t>i</w:t>
+        <w:t>torie</w:t>
       </w:r>
       <w:r>
         <w:rPr>
@@ -3824,9 +3823,8 @@
           <w:i w:val="0"/>
           <w:color w:val="0000FF"/>
           <w:sz w:val="24"/>
-          <w:u w:val="single"/>
-        </w:rPr>
-        <w:t>tories</w:t>
+        </w:rPr>
+        <w:t>s</w:t>
       </w:r>
       <w:r>
         <w:br/>

--- a/EXPORTS/DOCX/published/niveau3/English/Naturalis.docx
+++ b/EXPORTS/DOCX/published/niveau3/English/Naturalis.docx
@@ -430,6 +430,7 @@
       </w:r>
       <w:r>
         <w:rPr>
+          <w:u w:val="single" w:color="0000ff"/>
           <w:rFonts w:ascii="Charis SIL Regular" w:hAnsi="Charis SIL Regular" w:eastAsia="Charis SIL Regular"/>
           <w:b w:val="0"/>
           <w:i w:val="0"/>
@@ -1254,21 +1255,13 @@
       </w:r>
       <w:r>
         <w:rPr>
-          <w:u w:val="single" w:color="0000ff"/>
           <w:rFonts w:ascii="Charis SIL Regular" w:hAnsi="Charis SIL Regular" w:eastAsia="Charis SIL Regular"/>
           <w:b w:val="0"/>
           <w:i w:val="0"/>
           <w:color w:val="000000"/>
           <w:sz w:val="24"/>
         </w:rPr>
-        <w:hyperlink r:id="rId13" w:history="1">
-          <w:r>
-            <w:rPr>
-              <w:rStyle w:val="Hyperlink"/>
-            </w:rPr>
-            <w:t>was establi</w:t>
-          </w:r>
-        </w:hyperlink>
+        <w:t>was establi</w:t>
       </w:r>
       <w:r>
         <w:rPr>
@@ -3175,25 +3168,7 @@
           <w:color w:val="000000"/>
           <w:sz w:val="24"/>
         </w:rPr>
-        <w:t>drawings of the former Dutch East Indies showing panoramas an</w:t>
-      </w:r>
-      <w:r>
-        <w:rPr>
-          <w:u w:val="single" w:color="0000ff"/>
-          <w:rFonts w:ascii="Charis SIL Regular" w:hAnsi="Charis SIL Regular" w:eastAsia="Charis SIL Regular"/>
-          <w:b w:val="0"/>
-          <w:i w:val="0"/>
-          <w:color w:val="000000"/>
-          <w:sz w:val="24"/>
-        </w:rPr>
-        <w:hyperlink r:id="rId20" w:history="1">
-          <w:r>
-            <w:rPr>
-              <w:rStyle w:val="Hyperlink"/>
-            </w:rPr>
-            <w:t>d house</w:t>
-          </w:r>
-        </w:hyperlink>
+        <w:t>drawings of the former Dutch East Indies showing panoramas and house</w:t>
       </w:r>
       <w:r>
         <w:rPr>
@@ -3803,7 +3778,7 @@
           <w:sz w:val="24"/>
           <w:u w:val="single"/>
         </w:rPr>
-        <w:t>Scientific research in colonised terri</w:t>
+        <w:t>Scientific research in colonised terr</w:t>
       </w:r>
       <w:r>
         <w:rPr>
@@ -3814,7 +3789,7 @@
           <w:sz w:val="24"/>
           <w:u w:val="single"/>
         </w:rPr>
-        <w:t>torie</w:t>
+        <w:t>i</w:t>
       </w:r>
       <w:r>
         <w:rPr>
@@ -3823,8 +3798,9 @@
           <w:i w:val="0"/>
           <w:color w:val="0000FF"/>
           <w:sz w:val="24"/>
-        </w:rPr>
-        <w:t>s</w:t>
+          <w:u w:val="single"/>
+        </w:rPr>
+        <w:t>tories</w:t>
       </w:r>
       <w:r>
         <w:br/>

--- a/EXPORTS/DOCX/published/niveau3/English/Naturalis.docx
+++ b/EXPORTS/DOCX/published/niveau3/English/Naturalis.docx
@@ -1255,13 +1255,21 @@
       </w:r>
       <w:r>
         <w:rPr>
+          <w:u w:val="single" w:color="0000ff"/>
           <w:rFonts w:ascii="Charis SIL Regular" w:hAnsi="Charis SIL Regular" w:eastAsia="Charis SIL Regular"/>
           <w:b w:val="0"/>
           <w:i w:val="0"/>
           <w:color w:val="000000"/>
           <w:sz w:val="24"/>
         </w:rPr>
-        <w:t>was establi</w:t>
+        <w:hyperlink r:id="rId13" w:history="1">
+          <w:r>
+            <w:rPr>
+              <w:rStyle w:val="Hyperlink"/>
+            </w:rPr>
+            <w:t>was establi</w:t>
+          </w:r>
+        </w:hyperlink>
       </w:r>
       <w:r>
         <w:rPr>
@@ -3168,7 +3176,25 @@
           <w:color w:val="000000"/>
           <w:sz w:val="24"/>
         </w:rPr>
-        <w:t>drawings of the former Dutch East Indies showing panoramas and house</w:t>
+        <w:t>drawings of the former Dutch East Indies showing panoramas an</w:t>
+      </w:r>
+      <w:r>
+        <w:rPr>
+          <w:u w:val="single" w:color="0000ff"/>
+          <w:rFonts w:ascii="Charis SIL Regular" w:hAnsi="Charis SIL Regular" w:eastAsia="Charis SIL Regular"/>
+          <w:b w:val="0"/>
+          <w:i w:val="0"/>
+          <w:color w:val="000000"/>
+          <w:sz w:val="24"/>
+        </w:rPr>
+        <w:hyperlink r:id="rId20" w:history="1">
+          <w:r>
+            <w:rPr>
+              <w:rStyle w:val="Hyperlink"/>
+            </w:rPr>
+            <w:t>d house</w:t>
+          </w:r>
+        </w:hyperlink>
       </w:r>
       <w:r>
         <w:rPr>

--- a/EXPORTS/DOCX/published/niveau3/English/Naturalis.docx
+++ b/EXPORTS/DOCX/published/niveau3/English/Naturalis.docx
@@ -4637,7 +4637,7 @@
           <w:sz w:val="24"/>
           <w:u w:val="single"/>
         </w:rPr>
-        <w:hyperlink r:id="rId28" w:history="1">
+        <w:hyperlink r:id="rId27" w:history="1">
           <w:r>
             <w:rPr>
               <w:rStyle w:val="Hyperlink"/>

--- a/EXPORTS/DOCX/published/niveau3/English/Naturalis.docx
+++ b/EXPORTS/DOCX/published/niveau3/English/Naturalis.docx
@@ -408,36 +408,7 @@
           <w:color w:val="000000"/>
           <w:sz w:val="24"/>
         </w:rPr>
-        <w:t xml:space="preserve">Decree. </w:t>
-      </w:r>
-      <w:r>
-        <w:rPr>
-          <w:u w:val="single" w:color="0000ff"/>
-          <w:rFonts w:ascii="Charis SIL Regular" w:hAnsi="Charis SIL Regular" w:eastAsia="Charis SIL Regular"/>
-          <w:b w:val="0"/>
-          <w:i w:val="0"/>
-          <w:color w:val="000000"/>
-          <w:sz w:val="24"/>
-        </w:rPr>
-        <w:hyperlink r:id="rId9" w:history="1">
-          <w:r>
-            <w:rPr>
-              <w:rStyle w:val="Hyperlink"/>
-            </w:rPr>
-            <w:t xml:space="preserve">The </w:t>
-          </w:r>
-        </w:hyperlink>
-      </w:r>
-      <w:r>
-        <w:rPr>
-          <w:u w:val="single" w:color="0000ff"/>
-          <w:rFonts w:ascii="Charis SIL Regular" w:hAnsi="Charis SIL Regular" w:eastAsia="Charis SIL Regular"/>
-          <w:b w:val="0"/>
-          <w:i w:val="0"/>
-          <w:color w:val="000000"/>
-          <w:sz w:val="24"/>
-        </w:rPr>
-        <w:t>m</w:t>
+        <w:t>Decree. The m</w:t>
       </w:r>
       <w:r>
         <w:rPr>
@@ -1863,14 +1834,7 @@
           <w:color w:val="000000"/>
           <w:sz w:val="24"/>
         </w:rPr>
-        <w:hyperlink r:id="rId15" w:history="1">
-          <w:r>
-            <w:rPr>
-              <w:rStyle w:val="Hyperlink"/>
-            </w:rPr>
-            <w:t>Mineralogy w</w:t>
-          </w:r>
-        </w:hyperlink>
+        <w:t>Mineralogy w</w:t>
       </w:r>
       <w:r>
         <w:rPr>
@@ -4637,7 +4601,7 @@
           <w:sz w:val="24"/>
           <w:u w:val="single"/>
         </w:rPr>
-        <w:hyperlink r:id="rId27" w:history="1">
+        <w:hyperlink r:id="rId28" w:history="1">
           <w:r>
             <w:rPr>
               <w:rStyle w:val="Hyperlink"/>

--- a/EXPORTS/DOCX/published/niveau3/English/Naturalis.docx
+++ b/EXPORTS/DOCX/published/niveau3/English/Naturalis.docx
@@ -408,7 +408,36 @@
           <w:color w:val="000000"/>
           <w:sz w:val="24"/>
         </w:rPr>
-        <w:t>Decree. The m</w:t>
+        <w:t xml:space="preserve">Decree. </w:t>
+      </w:r>
+      <w:r>
+        <w:rPr>
+          <w:u w:val="single" w:color="0000ff"/>
+          <w:rFonts w:ascii="Charis SIL Regular" w:hAnsi="Charis SIL Regular" w:eastAsia="Charis SIL Regular"/>
+          <w:b w:val="0"/>
+          <w:i w:val="0"/>
+          <w:color w:val="000000"/>
+          <w:sz w:val="24"/>
+        </w:rPr>
+        <w:hyperlink r:id="rId9" w:history="1">
+          <w:r>
+            <w:rPr>
+              <w:rStyle w:val="Hyperlink"/>
+            </w:rPr>
+            <w:t xml:space="preserve">The </w:t>
+          </w:r>
+        </w:hyperlink>
+      </w:r>
+      <w:r>
+        <w:rPr>
+          <w:u w:val="single" w:color="0000ff"/>
+          <w:rFonts w:ascii="Charis SIL Regular" w:hAnsi="Charis SIL Regular" w:eastAsia="Charis SIL Regular"/>
+          <w:b w:val="0"/>
+          <w:i w:val="0"/>
+          <w:color w:val="000000"/>
+          <w:sz w:val="24"/>
+        </w:rPr>
+        <w:t>m</w:t>
       </w:r>
       <w:r>
         <w:rPr>
@@ -1834,7 +1863,14 @@
           <w:color w:val="000000"/>
           <w:sz w:val="24"/>
         </w:rPr>
-        <w:t>Mineralogy w</w:t>
+        <w:hyperlink r:id="rId15" w:history="1">
+          <w:r>
+            <w:rPr>
+              <w:rStyle w:val="Hyperlink"/>
+            </w:rPr>
+            <w:t>Mineralogy w</w:t>
+          </w:r>
+        </w:hyperlink>
       </w:r>
       <w:r>
         <w:rPr>

--- a/EXPORTS/DOCX/published/niveau3/English/Naturalis.docx
+++ b/EXPORTS/DOCX/published/niveau3/English/Naturalis.docx
@@ -1223,35 +1223,7 @@
           <w:color w:val="000000"/>
           <w:sz w:val="24"/>
         </w:rPr>
-        <w:t xml:space="preserve"> (Natural Sciences Commission for the Net</w:t>
-      </w:r>
-      <w:r>
-        <w:rPr>
-          <w:u w:val="single" w:color="0000ff"/>
-          <w:rFonts w:ascii="Charis SIL Regular" w:hAnsi="Charis SIL Regular" w:eastAsia="Charis SIL Regular"/>
-          <w:b w:val="0"/>
-          <w:i w:val="0"/>
-          <w:color w:val="000000"/>
-          <w:sz w:val="24"/>
-        </w:rPr>
-        <w:hyperlink r:id="rId13" w:history="1">
-          <w:r>
-            <w:rPr>
-              <w:rStyle w:val="Hyperlink"/>
-            </w:rPr>
-            <w:t>herlands Indies</w:t>
-          </w:r>
-        </w:hyperlink>
-      </w:r>
-      <w:r>
-        <w:rPr>
-          <w:rFonts w:ascii="Charis SIL Regular" w:hAnsi="Charis SIL Regular" w:eastAsia="Charis SIL Regular"/>
-          <w:b w:val="0"/>
-          <w:i w:val="0"/>
-          <w:color w:val="000000"/>
-          <w:sz w:val="24"/>
-        </w:rPr>
-        <w:t xml:space="preserve">) </w:t>
+        <w:t xml:space="preserve"> (Natural Sciences Commission for the Netherlands Indies) </w:t>
       </w:r>
       <w:r>
         <w:rPr>
@@ -1534,41 +1506,24 @@
       </w:r>
       <w:r>
         <w:rPr>
+          <w:u w:val="single" w:color="0000ff"/>
           <w:rFonts w:ascii="Charis SIL Regular" w:hAnsi="Charis SIL Regular" w:eastAsia="Charis SIL Regular"/>
           <w:b w:val="0"/>
           <w:i w:val="0"/>
           <w:color w:val="000000"/>
           <w:sz w:val="24"/>
         </w:rPr>
-        <w:hyperlink r:id="rId14" w:history="1">
-          <w:r>
-            <w:rPr>
-              <w:rStyle w:val="Hyperlink"/>
-            </w:rPr>
-            <w:t>l</w:t>
-          </w:r>
-        </w:hyperlink>
-      </w:r>
-      <w:r>
-        <w:rPr>
-          <w:u w:val="single" w:color="0000ff"/>
+        <w:t>l</w:t>
+      </w:r>
+      <w:r>
+        <w:rPr>
           <w:rFonts w:ascii="Charis SIL Regular" w:hAnsi="Charis SIL Regular" w:eastAsia="Charis SIL Regular"/>
           <w:b w:val="0"/>
           <w:i w:val="0"/>
           <w:color w:val="000000"/>
           <w:sz w:val="24"/>
         </w:rPr>
-        <w:t>o</w:t>
-      </w:r>
-      <w:r>
-        <w:rPr>
-          <w:rFonts w:ascii="Charis SIL Regular" w:hAnsi="Charis SIL Regular" w:eastAsia="Charis SIL Regular"/>
-          <w:b w:val="0"/>
-          <w:i w:val="0"/>
-          <w:color w:val="000000"/>
-          <w:sz w:val="24"/>
-        </w:rPr>
-        <w:t xml:space="preserve">ra and fauna. From </w:t>
+        <w:t xml:space="preserve">ora and fauna. From </w:t>
       </w:r>
       <w:r>
         <w:rPr>
@@ -4619,7 +4574,7 @@
           <w:sz w:val="24"/>
           <w:u w:val="single"/>
         </w:rPr>
-        <w:hyperlink r:id="rId28" w:history="1">
+        <w:hyperlink r:id="rId27" w:history="1">
           <w:r>
             <w:rPr>
               <w:rStyle w:val="Hyperlink"/>
@@ -4637,7 +4592,7 @@
           <w:sz w:val="24"/>
           <w:u w:val="single"/>
         </w:rPr>
-        <w:hyperlink r:id="rId28" w:history="1">
+        <w:hyperlink r:id="rId27" w:history="1">
           <w:r>
             <w:rPr>
               <w:rStyle w:val="Hyperlink"/>

--- a/EXPORTS/DOCX/published/niveau3/English/Naturalis.docx
+++ b/EXPORTS/DOCX/published/niveau3/English/Naturalis.docx
@@ -408,93 +408,7 @@
           <w:color w:val="000000"/>
           <w:sz w:val="24"/>
         </w:rPr>
-        <w:t xml:space="preserve">Decree. </w:t>
-      </w:r>
-      <w:r>
-        <w:rPr>
-          <w:u w:val="single" w:color="0000ff"/>
-          <w:rFonts w:ascii="Charis SIL Regular" w:hAnsi="Charis SIL Regular" w:eastAsia="Charis SIL Regular"/>
-          <w:b w:val="0"/>
-          <w:i w:val="0"/>
-          <w:color w:val="000000"/>
-          <w:sz w:val="24"/>
-        </w:rPr>
-        <w:hyperlink r:id="rId9" w:history="1">
-          <w:r>
-            <w:rPr>
-              <w:rStyle w:val="Hyperlink"/>
-            </w:rPr>
-            <w:t xml:space="preserve">The </w:t>
-          </w:r>
-        </w:hyperlink>
-      </w:r>
-      <w:r>
-        <w:rPr>
-          <w:u w:val="single" w:color="0000ff"/>
-          <w:rFonts w:ascii="Charis SIL Regular" w:hAnsi="Charis SIL Regular" w:eastAsia="Charis SIL Regular"/>
-          <w:b w:val="0"/>
-          <w:i w:val="0"/>
-          <w:color w:val="000000"/>
-          <w:sz w:val="24"/>
-        </w:rPr>
-        <w:t>m</w:t>
-      </w:r>
-      <w:r>
-        <w:rPr>
-          <w:u w:val="single" w:color="0000ff"/>
-          <w:rFonts w:ascii="Charis SIL Regular" w:hAnsi="Charis SIL Regular" w:eastAsia="Charis SIL Regular"/>
-          <w:b w:val="0"/>
-          <w:i w:val="0"/>
-          <w:color w:val="000000"/>
-          <w:sz w:val="24"/>
-        </w:rPr>
-        <w:hyperlink r:id="rId9" w:history="1">
-          <w:r>
-            <w:rPr>
-              <w:rStyle w:val="Hyperlink"/>
-            </w:rPr>
-            <w:t>useum</w:t>
-          </w:r>
-        </w:hyperlink>
-      </w:r>
-      <w:r>
-        <w:rPr>
-          <w:u w:val="single" w:color="0000ff"/>
-          <w:rFonts w:ascii="Charis SIL Regular" w:hAnsi="Charis SIL Regular" w:eastAsia="Charis SIL Regular"/>
-          <w:b w:val="0"/>
-          <w:i w:val="0"/>
-          <w:color w:val="000000"/>
-          <w:sz w:val="24"/>
-        </w:rPr>
-        <w:t xml:space="preserve"> </w:t>
-      </w:r>
-      <w:r>
-        <w:rPr>
-          <w:u w:val="single" w:color="0000ff"/>
-          <w:rFonts w:ascii="Charis SIL Regular" w:hAnsi="Charis SIL Regular" w:eastAsia="Charis SIL Regular"/>
-          <w:b w:val="0"/>
-          <w:i w:val="0"/>
-          <w:color w:val="000000"/>
-          <w:sz w:val="24"/>
-        </w:rPr>
-        <w:hyperlink r:id="rId9" w:history="1">
-          <w:r>
-            <w:rPr>
-              <w:rStyle w:val="Hyperlink"/>
-            </w:rPr>
-            <w:t>h</w:t>
-          </w:r>
-        </w:hyperlink>
-      </w:r>
-      <w:r>
-        <w:rPr>
-          <w:rFonts w:ascii="Charis SIL Regular" w:hAnsi="Charis SIL Regular" w:eastAsia="Charis SIL Regular"/>
-          <w:b w:val="0"/>
-          <w:i w:val="0"/>
-          <w:color w:val="000000"/>
-          <w:sz w:val="24"/>
-        </w:rPr>
-        <w:t>as been called N</w:t>
+        <w:t>Decree. The museum has been called N</w:t>
       </w:r>
       <w:r>
         <w:rPr>
@@ -1223,7 +1137,35 @@
           <w:color w:val="000000"/>
           <w:sz w:val="24"/>
         </w:rPr>
-        <w:t xml:space="preserve"> (Natural Sciences Commission for the Netherlands Indies) </w:t>
+        <w:t xml:space="preserve"> (Natural Sciences Commission for the Net</w:t>
+      </w:r>
+      <w:r>
+        <w:rPr>
+          <w:u w:val="single" w:color="0000ff"/>
+          <w:rFonts w:ascii="Charis SIL Regular" w:hAnsi="Charis SIL Regular" w:eastAsia="Charis SIL Regular"/>
+          <w:b w:val="0"/>
+          <w:i w:val="0"/>
+          <w:color w:val="000000"/>
+          <w:sz w:val="24"/>
+        </w:rPr>
+        <w:hyperlink r:id="rId13" w:history="1">
+          <w:r>
+            <w:rPr>
+              <w:rStyle w:val="Hyperlink"/>
+            </w:rPr>
+            <w:t>herlands Indies</w:t>
+          </w:r>
+        </w:hyperlink>
+      </w:r>
+      <w:r>
+        <w:rPr>
+          <w:rFonts w:ascii="Charis SIL Regular" w:hAnsi="Charis SIL Regular" w:eastAsia="Charis SIL Regular"/>
+          <w:b w:val="0"/>
+          <w:i w:val="0"/>
+          <w:color w:val="000000"/>
+          <w:sz w:val="24"/>
+        </w:rPr>
+        <w:t xml:space="preserve">) </w:t>
       </w:r>
       <w:r>
         <w:rPr>
@@ -1506,6 +1448,23 @@
       </w:r>
       <w:r>
         <w:rPr>
+          <w:rFonts w:ascii="Charis SIL Regular" w:hAnsi="Charis SIL Regular" w:eastAsia="Charis SIL Regular"/>
+          <w:b w:val="0"/>
+          <w:i w:val="0"/>
+          <w:color w:val="000000"/>
+          <w:sz w:val="24"/>
+        </w:rPr>
+        <w:hyperlink r:id="rId14" w:history="1">
+          <w:r>
+            <w:rPr>
+              <w:rStyle w:val="Hyperlink"/>
+            </w:rPr>
+            <w:t>l</w:t>
+          </w:r>
+        </w:hyperlink>
+      </w:r>
+      <w:r>
+        <w:rPr>
           <w:u w:val="single" w:color="0000ff"/>
           <w:rFonts w:ascii="Charis SIL Regular" w:hAnsi="Charis SIL Regular" w:eastAsia="Charis SIL Regular"/>
           <w:b w:val="0"/>
@@ -1513,7 +1472,7 @@
           <w:color w:val="000000"/>
           <w:sz w:val="24"/>
         </w:rPr>
-        <w:t>l</w:t>
+        <w:t>o</w:t>
       </w:r>
       <w:r>
         <w:rPr>
@@ -1523,7 +1482,7 @@
           <w:color w:val="000000"/>
           <w:sz w:val="24"/>
         </w:rPr>
-        <w:t xml:space="preserve">ora and fauna. From </w:t>
+        <w:t xml:space="preserve">ra and fauna. From </w:t>
       </w:r>
       <w:r>
         <w:rPr>

--- a/EXPORTS/DOCX/published/niveau3/English/Naturalis.docx
+++ b/EXPORTS/DOCX/published/niveau3/English/Naturalis.docx
@@ -408,7 +408,93 @@
           <w:color w:val="000000"/>
           <w:sz w:val="24"/>
         </w:rPr>
-        <w:t>Decree. The museum has been called N</w:t>
+        <w:t xml:space="preserve">Decree. </w:t>
+      </w:r>
+      <w:r>
+        <w:rPr>
+          <w:u w:val="single" w:color="0000ff"/>
+          <w:rFonts w:ascii="Charis SIL Regular" w:hAnsi="Charis SIL Regular" w:eastAsia="Charis SIL Regular"/>
+          <w:b w:val="0"/>
+          <w:i w:val="0"/>
+          <w:color w:val="000000"/>
+          <w:sz w:val="24"/>
+        </w:rPr>
+        <w:hyperlink r:id="rId9" w:history="1">
+          <w:r>
+            <w:rPr>
+              <w:rStyle w:val="Hyperlink"/>
+            </w:rPr>
+            <w:t xml:space="preserve">The </w:t>
+          </w:r>
+        </w:hyperlink>
+      </w:r>
+      <w:r>
+        <w:rPr>
+          <w:u w:val="single" w:color="0000ff"/>
+          <w:rFonts w:ascii="Charis SIL Regular" w:hAnsi="Charis SIL Regular" w:eastAsia="Charis SIL Regular"/>
+          <w:b w:val="0"/>
+          <w:i w:val="0"/>
+          <w:color w:val="000000"/>
+          <w:sz w:val="24"/>
+        </w:rPr>
+        <w:t>m</w:t>
+      </w:r>
+      <w:r>
+        <w:rPr>
+          <w:u w:val="single" w:color="0000ff"/>
+          <w:rFonts w:ascii="Charis SIL Regular" w:hAnsi="Charis SIL Regular" w:eastAsia="Charis SIL Regular"/>
+          <w:b w:val="0"/>
+          <w:i w:val="0"/>
+          <w:color w:val="000000"/>
+          <w:sz w:val="24"/>
+        </w:rPr>
+        <w:hyperlink r:id="rId9" w:history="1">
+          <w:r>
+            <w:rPr>
+              <w:rStyle w:val="Hyperlink"/>
+            </w:rPr>
+            <w:t>useum</w:t>
+          </w:r>
+        </w:hyperlink>
+      </w:r>
+      <w:r>
+        <w:rPr>
+          <w:u w:val="single" w:color="0000ff"/>
+          <w:rFonts w:ascii="Charis SIL Regular" w:hAnsi="Charis SIL Regular" w:eastAsia="Charis SIL Regular"/>
+          <w:b w:val="0"/>
+          <w:i w:val="0"/>
+          <w:color w:val="000000"/>
+          <w:sz w:val="24"/>
+        </w:rPr>
+        <w:t xml:space="preserve"> </w:t>
+      </w:r>
+      <w:r>
+        <w:rPr>
+          <w:u w:val="single" w:color="0000ff"/>
+          <w:rFonts w:ascii="Charis SIL Regular" w:hAnsi="Charis SIL Regular" w:eastAsia="Charis SIL Regular"/>
+          <w:b w:val="0"/>
+          <w:i w:val="0"/>
+          <w:color w:val="000000"/>
+          <w:sz w:val="24"/>
+        </w:rPr>
+        <w:hyperlink r:id="rId9" w:history="1">
+          <w:r>
+            <w:rPr>
+              <w:rStyle w:val="Hyperlink"/>
+            </w:rPr>
+            <w:t>h</w:t>
+          </w:r>
+        </w:hyperlink>
+      </w:r>
+      <w:r>
+        <w:rPr>
+          <w:rFonts w:ascii="Charis SIL Regular" w:hAnsi="Charis SIL Regular" w:eastAsia="Charis SIL Regular"/>
+          <w:b w:val="0"/>
+          <w:i w:val="0"/>
+          <w:color w:val="000000"/>
+          <w:sz w:val="24"/>
+        </w:rPr>
+        <w:t>as been called N</w:t>
       </w:r>
       <w:r>
         <w:rPr>
@@ -4533,7 +4619,7 @@
           <w:sz w:val="24"/>
           <w:u w:val="single"/>
         </w:rPr>
-        <w:hyperlink r:id="rId27" w:history="1">
+        <w:hyperlink r:id="rId28" w:history="1">
           <w:r>
             <w:rPr>
               <w:rStyle w:val="Hyperlink"/>

--- a/EXPORTS/DOCX/published/niveau3/English/Naturalis.docx
+++ b/EXPORTS/DOCX/published/niveau3/English/Naturalis.docx
@@ -3804,7 +3804,7 @@
           <w:sz w:val="24"/>
           <w:u w:val="single"/>
         </w:rPr>
-        <w:t>Scientific research in colonised terr</w:t>
+        <w:t>Scientific research in colonised terri</w:t>
       </w:r>
       <w:r>
         <w:rPr>
@@ -3815,7 +3815,7 @@
           <w:sz w:val="24"/>
           <w:u w:val="single"/>
         </w:rPr>
-        <w:t>i</w:t>
+        <w:t>torie</w:t>
       </w:r>
       <w:r>
         <w:rPr>
@@ -3824,9 +3824,8 @@
           <w:i w:val="0"/>
           <w:color w:val="0000FF"/>
           <w:sz w:val="24"/>
-          <w:u w:val="single"/>
-        </w:rPr>
-        <w:t>tories</w:t>
+        </w:rPr>
+        <w:t>s</w:t>
       </w:r>
       <w:r>
         <w:br/>
@@ -4637,7 +4636,7 @@
           <w:sz w:val="24"/>
           <w:u w:val="single"/>
         </w:rPr>
-        <w:hyperlink r:id="rId27" w:history="1">
+        <w:hyperlink r:id="rId28" w:history="1">
           <w:r>
             <w:rPr>
               <w:rStyle w:val="Hyperlink"/>

--- a/EXPORTS/DOCX/published/niveau3/English/Naturalis.docx
+++ b/EXPORTS/DOCX/published/niveau3/English/Naturalis.docx
@@ -1262,14 +1262,7 @@
           <w:color w:val="000000"/>
           <w:sz w:val="24"/>
         </w:rPr>
-        <w:hyperlink r:id="rId13" w:history="1">
-          <w:r>
-            <w:rPr>
-              <w:rStyle w:val="Hyperlink"/>
-            </w:rPr>
-            <w:t>was establi</w:t>
-          </w:r>
-        </w:hyperlink>
+        <w:t>was establi</w:t>
       </w:r>
       <w:r>
         <w:rPr>
@@ -3804,7 +3797,7 @@
           <w:sz w:val="24"/>
           <w:u w:val="single"/>
         </w:rPr>
-        <w:t>Scientific research in colonised terri</w:t>
+        <w:t>Scientific research in colonised terr</w:t>
       </w:r>
       <w:r>
         <w:rPr>
@@ -3815,7 +3808,7 @@
           <w:sz w:val="24"/>
           <w:u w:val="single"/>
         </w:rPr>
-        <w:t>torie</w:t>
+        <w:t>i</w:t>
       </w:r>
       <w:r>
         <w:rPr>
@@ -3824,8 +3817,9 @@
           <w:i w:val="0"/>
           <w:color w:val="0000FF"/>
           <w:sz w:val="24"/>
-        </w:rPr>
-        <w:t>s</w:t>
+          <w:u w:val="single"/>
+        </w:rPr>
+        <w:t>tories</w:t>
       </w:r>
       <w:r>
         <w:br/>

--- a/EXPORTS/DOCX/published/niveau3/English/Naturalis.docx
+++ b/EXPORTS/DOCX/published/niveau3/English/Naturalis.docx
@@ -430,7 +430,6 @@
       </w:r>
       <w:r>
         <w:rPr>
-          <w:u w:val="single" w:color="0000ff"/>
           <w:rFonts w:ascii="Charis SIL Regular" w:hAnsi="Charis SIL Regular" w:eastAsia="Charis SIL Regular"/>
           <w:b w:val="0"/>
           <w:i w:val="0"/>
@@ -1262,7 +1261,14 @@
           <w:color w:val="000000"/>
           <w:sz w:val="24"/>
         </w:rPr>
-        <w:t>was establi</w:t>
+        <w:hyperlink r:id="rId13" w:history="1">
+          <w:r>
+            <w:rPr>
+              <w:rStyle w:val="Hyperlink"/>
+            </w:rPr>
+            <w:t>was establi</w:t>
+          </w:r>
+        </w:hyperlink>
       </w:r>
       <w:r>
         <w:rPr>
@@ -1527,41 +1533,24 @@
       </w:r>
       <w:r>
         <w:rPr>
+          <w:u w:val="single" w:color="0000ff"/>
           <w:rFonts w:ascii="Charis SIL Regular" w:hAnsi="Charis SIL Regular" w:eastAsia="Charis SIL Regular"/>
           <w:b w:val="0"/>
           <w:i w:val="0"/>
           <w:color w:val="000000"/>
           <w:sz w:val="24"/>
         </w:rPr>
-        <w:hyperlink r:id="rId14" w:history="1">
-          <w:r>
-            <w:rPr>
-              <w:rStyle w:val="Hyperlink"/>
-            </w:rPr>
-            <w:t>l</w:t>
-          </w:r>
-        </w:hyperlink>
-      </w:r>
-      <w:r>
-        <w:rPr>
-          <w:u w:val="single" w:color="0000ff"/>
+        <w:t>l</w:t>
+      </w:r>
+      <w:r>
+        <w:rPr>
           <w:rFonts w:ascii="Charis SIL Regular" w:hAnsi="Charis SIL Regular" w:eastAsia="Charis SIL Regular"/>
           <w:b w:val="0"/>
           <w:i w:val="0"/>
           <w:color w:val="000000"/>
           <w:sz w:val="24"/>
         </w:rPr>
-        <w:t>o</w:t>
-      </w:r>
-      <w:r>
-        <w:rPr>
-          <w:rFonts w:ascii="Charis SIL Regular" w:hAnsi="Charis SIL Regular" w:eastAsia="Charis SIL Regular"/>
-          <w:b w:val="0"/>
-          <w:i w:val="0"/>
-          <w:color w:val="000000"/>
-          <w:sz w:val="24"/>
-        </w:rPr>
-        <w:t xml:space="preserve">ra and fauna. From </w:t>
+        <w:t xml:space="preserve">ora and fauna. From </w:t>
       </w:r>
       <w:r>
         <w:rPr>
@@ -3797,7 +3786,7 @@
           <w:sz w:val="24"/>
           <w:u w:val="single"/>
         </w:rPr>
-        <w:t>Scientific research in colonised terr</w:t>
+        <w:t>Scientific research in colonised terri</w:t>
       </w:r>
       <w:r>
         <w:rPr>
@@ -3808,7 +3797,7 @@
           <w:sz w:val="24"/>
           <w:u w:val="single"/>
         </w:rPr>
-        <w:t>i</w:t>
+        <w:t>torie</w:t>
       </w:r>
       <w:r>
         <w:rPr>
@@ -3817,9 +3806,8 @@
           <w:i w:val="0"/>
           <w:color w:val="0000FF"/>
           <w:sz w:val="24"/>
-          <w:u w:val="single"/>
-        </w:rPr>
-        <w:t>tories</w:t>
+        </w:rPr>
+        <w:t>s</w:t>
       </w:r>
       <w:r>
         <w:br/>

--- a/EXPORTS/DOCX/published/niveau3/English/Naturalis.docx
+++ b/EXPORTS/DOCX/published/niveau3/English/Naturalis.docx
@@ -408,35 +408,7 @@
           <w:color w:val="000000"/>
           <w:sz w:val="24"/>
         </w:rPr>
-        <w:t xml:space="preserve">Decree. </w:t>
-      </w:r>
-      <w:r>
-        <w:rPr>
-          <w:u w:val="single" w:color="0000ff"/>
-          <w:rFonts w:ascii="Charis SIL Regular" w:hAnsi="Charis SIL Regular" w:eastAsia="Charis SIL Regular"/>
-          <w:b w:val="0"/>
-          <w:i w:val="0"/>
-          <w:color w:val="000000"/>
-          <w:sz w:val="24"/>
-        </w:rPr>
-        <w:hyperlink r:id="rId9" w:history="1">
-          <w:r>
-            <w:rPr>
-              <w:rStyle w:val="Hyperlink"/>
-            </w:rPr>
-            <w:t xml:space="preserve">The </w:t>
-          </w:r>
-        </w:hyperlink>
-      </w:r>
-      <w:r>
-        <w:rPr>
-          <w:rFonts w:ascii="Charis SIL Regular" w:hAnsi="Charis SIL Regular" w:eastAsia="Charis SIL Regular"/>
-          <w:b w:val="0"/>
-          <w:i w:val="0"/>
-          <w:color w:val="000000"/>
-          <w:sz w:val="24"/>
-        </w:rPr>
-        <w:t>m</w:t>
+        <w:t>Decree. The m</w:t>
       </w:r>
       <w:r>
         <w:rPr>
@@ -3365,71 +3337,7 @@
           <w:color w:val="000000"/>
           <w:sz w:val="24"/>
         </w:rPr>
-        <w:t xml:space="preserve">the </w:t>
-      </w:r>
-      <w:r>
-        <w:rPr>
-          <w:u w:val="single" w:color="0000ff"/>
-          <w:rFonts w:ascii="Charis SIL Regular" w:hAnsi="Charis SIL Regular" w:eastAsia="Charis SIL Regular"/>
-          <w:b w:val="0"/>
-          <w:i w:val="0"/>
-          <w:color w:val="000000"/>
-          <w:sz w:val="24"/>
-        </w:rPr>
-        <w:hyperlink r:id="rId21" w:history="1">
-          <w:r>
-            <w:rPr>
-              <w:rStyle w:val="Hyperlink"/>
-            </w:rPr>
-            <w:t xml:space="preserve">physical </w:t>
-          </w:r>
-        </w:hyperlink>
-      </w:r>
-      <w:r>
-        <w:rPr>
-          <w:u w:val="single" w:color="0000ff"/>
-          <w:rFonts w:ascii="Charis SIL Regular" w:hAnsi="Charis SIL Regular" w:eastAsia="Charis SIL Regular"/>
-          <w:b w:val="0"/>
-          <w:i w:val="0"/>
-          <w:color w:val="000000"/>
-          <w:sz w:val="24"/>
-        </w:rPr>
-        <w:hyperlink r:id="rId21" w:history="1">
-          <w:r>
-            <w:rPr>
-              <w:rStyle w:val="Hyperlink"/>
-            </w:rPr>
-            <w:t>l</w:t>
-          </w:r>
-        </w:hyperlink>
-      </w:r>
-      <w:r>
-        <w:rPr>
-          <w:u w:val="single" w:color="0000ff"/>
-          <w:rFonts w:ascii="Charis SIL Regular" w:hAnsi="Charis SIL Regular" w:eastAsia="Charis SIL Regular"/>
-          <w:b w:val="0"/>
-          <w:i w:val="0"/>
-          <w:color w:val="000000"/>
-          <w:sz w:val="24"/>
-        </w:rPr>
-        <w:hyperlink r:id="rId21" w:history="1">
-          <w:r>
-            <w:rPr>
-              <w:rStyle w:val="Hyperlink"/>
-            </w:rPr>
-            <w:t>ibrary is n</w:t>
-          </w:r>
-        </w:hyperlink>
-      </w:r>
-      <w:r>
-        <w:rPr>
-          <w:rFonts w:ascii="Charis SIL Regular" w:hAnsi="Charis SIL Regular" w:eastAsia="Charis SIL Regular"/>
-          <w:b w:val="0"/>
-          <w:i w:val="0"/>
-          <w:color w:val="000000"/>
-          <w:sz w:val="24"/>
-        </w:rPr>
-        <w:t>ow p</w:t>
+        <w:t>the physical library is now p</w:t>
       </w:r>
       <w:r>
         <w:rPr>
@@ -3786,7 +3694,7 @@
           <w:sz w:val="24"/>
           <w:u w:val="single"/>
         </w:rPr>
-        <w:t>Scientific research in colonised terri</w:t>
+        <w:t>Scientific research in colonised terr</w:t>
       </w:r>
       <w:r>
         <w:rPr>
@@ -3797,7 +3705,7 @@
           <w:sz w:val="24"/>
           <w:u w:val="single"/>
         </w:rPr>
-        <w:t>torie</w:t>
+        <w:t>i</w:t>
       </w:r>
       <w:r>
         <w:rPr>
@@ -3806,8 +3714,9 @@
           <w:i w:val="0"/>
           <w:color w:val="0000FF"/>
           <w:sz w:val="24"/>
-        </w:rPr>
-        <w:t>s</w:t>
+          <w:u w:val="single"/>
+        </w:rPr>
+        <w:t>tories</w:t>
       </w:r>
       <w:r>
         <w:br/>
@@ -4600,7 +4509,7 @@
           <w:sz w:val="24"/>
           <w:u w:val="single"/>
         </w:rPr>
-        <w:hyperlink r:id="rId28" w:history="1">
+        <w:hyperlink r:id="rId27" w:history="1">
           <w:r>
             <w:rPr>
               <w:rStyle w:val="Hyperlink"/>
@@ -4618,7 +4527,7 @@
           <w:sz w:val="24"/>
           <w:u w:val="single"/>
         </w:rPr>
-        <w:hyperlink r:id="rId28" w:history="1">
+        <w:hyperlink r:id="rId27" w:history="1">
           <w:r>
             <w:rPr>
               <w:rStyle w:val="Hyperlink"/>

--- a/EXPORTS/DOCX/published/niveau3/English/Naturalis.docx
+++ b/EXPORTS/DOCX/published/niveau3/English/Naturalis.docx
@@ -408,82 +408,7 @@
           <w:color w:val="000000"/>
           <w:sz w:val="24"/>
         </w:rPr>
-        <w:t>Decree. The m</w:t>
-      </w:r>
-      <w:r>
-        <w:rPr>
-          <w:u w:val="single" w:color="0000ff"/>
-          <w:rFonts w:ascii="Charis SIL Regular" w:hAnsi="Charis SIL Regular" w:eastAsia="Charis SIL Regular"/>
-          <w:b w:val="0"/>
-          <w:i w:val="0"/>
-          <w:color w:val="000000"/>
-          <w:sz w:val="24"/>
-        </w:rPr>
-        <w:hyperlink r:id="rId9" w:history="1">
-          <w:r>
-            <w:rPr>
-              <w:rStyle w:val="Hyperlink"/>
-            </w:rPr>
-            <w:t>useum</w:t>
-          </w:r>
-        </w:hyperlink>
-      </w:r>
-      <w:r>
-        <w:rPr>
-          <w:u w:val="single" w:color="0000ff"/>
-          <w:rFonts w:ascii="Charis SIL Regular" w:hAnsi="Charis SIL Regular" w:eastAsia="Charis SIL Regular"/>
-          <w:b w:val="0"/>
-          <w:i w:val="0"/>
-          <w:color w:val="000000"/>
-          <w:sz w:val="24"/>
-        </w:rPr>
-        <w:t xml:space="preserve"> </w:t>
-      </w:r>
-      <w:r>
-        <w:rPr>
-          <w:u w:val="single" w:color="0000ff"/>
-          <w:rFonts w:ascii="Charis SIL Regular" w:hAnsi="Charis SIL Regular" w:eastAsia="Charis SIL Regular"/>
-          <w:b w:val="0"/>
-          <w:i w:val="0"/>
-          <w:color w:val="000000"/>
-          <w:sz w:val="24"/>
-        </w:rPr>
-        <w:hyperlink r:id="rId9" w:history="1">
-          <w:r>
-            <w:rPr>
-              <w:rStyle w:val="Hyperlink"/>
-            </w:rPr>
-            <w:t>h</w:t>
-          </w:r>
-        </w:hyperlink>
-      </w:r>
-      <w:r>
-        <w:rPr>
-          <w:rFonts w:ascii="Charis SIL Regular" w:hAnsi="Charis SIL Regular" w:eastAsia="Charis SIL Regular"/>
-          <w:b w:val="0"/>
-          <w:i w:val="0"/>
-          <w:color w:val="000000"/>
-          <w:sz w:val="24"/>
-        </w:rPr>
-        <w:t>as been called N</w:t>
-      </w:r>
-      <w:r>
-        <w:rPr>
-          <w:u w:val="single" w:color="0000ff"/>
-          <w:rFonts w:ascii="Charis SIL Regular" w:hAnsi="Charis SIL Regular" w:eastAsia="Charis SIL Regular"/>
-          <w:b w:val="0"/>
-          <w:i w:val="0"/>
-          <w:color w:val="000000"/>
-          <w:sz w:val="24"/>
-        </w:rPr>
-        <w:hyperlink r:id="rId10" w:history="1">
-          <w:r>
-            <w:rPr>
-              <w:rStyle w:val="Hyperlink"/>
-            </w:rPr>
-            <w:t>a</w:t>
-          </w:r>
-        </w:hyperlink>
+        <w:t>Decree. The museum has been called Na</w:t>
       </w:r>
       <w:r>
         <w:rPr>
@@ -1505,6 +1430,23 @@
       </w:r>
       <w:r>
         <w:rPr>
+          <w:rFonts w:ascii="Charis SIL Regular" w:hAnsi="Charis SIL Regular" w:eastAsia="Charis SIL Regular"/>
+          <w:b w:val="0"/>
+          <w:i w:val="0"/>
+          <w:color w:val="000000"/>
+          <w:sz w:val="24"/>
+        </w:rPr>
+        <w:hyperlink r:id="rId14" w:history="1">
+          <w:r>
+            <w:rPr>
+              <w:rStyle w:val="Hyperlink"/>
+            </w:rPr>
+            <w:t>l</w:t>
+          </w:r>
+        </w:hyperlink>
+      </w:r>
+      <w:r>
+        <w:rPr>
           <w:u w:val="single" w:color="0000ff"/>
           <w:rFonts w:ascii="Charis SIL Regular" w:hAnsi="Charis SIL Regular" w:eastAsia="Charis SIL Regular"/>
           <w:b w:val="0"/>
@@ -1512,7 +1454,7 @@
           <w:color w:val="000000"/>
           <w:sz w:val="24"/>
         </w:rPr>
-        <w:t>l</w:t>
+        <w:t>o</w:t>
       </w:r>
       <w:r>
         <w:rPr>
@@ -1522,7 +1464,7 @@
           <w:color w:val="000000"/>
           <w:sz w:val="24"/>
         </w:rPr>
-        <w:t xml:space="preserve">ora and fauna. From </w:t>
+        <w:t xml:space="preserve">ra and fauna. From </w:t>
       </w:r>
       <w:r>
         <w:rPr>
@@ -3337,7 +3279,71 @@
           <w:color w:val="000000"/>
           <w:sz w:val="24"/>
         </w:rPr>
-        <w:t>the physical library is now p</w:t>
+        <w:t xml:space="preserve">the </w:t>
+      </w:r>
+      <w:r>
+        <w:rPr>
+          <w:u w:val="single" w:color="0000ff"/>
+          <w:rFonts w:ascii="Charis SIL Regular" w:hAnsi="Charis SIL Regular" w:eastAsia="Charis SIL Regular"/>
+          <w:b w:val="0"/>
+          <w:i w:val="0"/>
+          <w:color w:val="000000"/>
+          <w:sz w:val="24"/>
+        </w:rPr>
+        <w:hyperlink r:id="rId21" w:history="1">
+          <w:r>
+            <w:rPr>
+              <w:rStyle w:val="Hyperlink"/>
+            </w:rPr>
+            <w:t xml:space="preserve">physical </w:t>
+          </w:r>
+        </w:hyperlink>
+      </w:r>
+      <w:r>
+        <w:rPr>
+          <w:u w:val="single" w:color="0000ff"/>
+          <w:rFonts w:ascii="Charis SIL Regular" w:hAnsi="Charis SIL Regular" w:eastAsia="Charis SIL Regular"/>
+          <w:b w:val="0"/>
+          <w:i w:val="0"/>
+          <w:color w:val="000000"/>
+          <w:sz w:val="24"/>
+        </w:rPr>
+        <w:hyperlink r:id="rId21" w:history="1">
+          <w:r>
+            <w:rPr>
+              <w:rStyle w:val="Hyperlink"/>
+            </w:rPr>
+            <w:t>l</w:t>
+          </w:r>
+        </w:hyperlink>
+      </w:r>
+      <w:r>
+        <w:rPr>
+          <w:u w:val="single" w:color="0000ff"/>
+          <w:rFonts w:ascii="Charis SIL Regular" w:hAnsi="Charis SIL Regular" w:eastAsia="Charis SIL Regular"/>
+          <w:b w:val="0"/>
+          <w:i w:val="0"/>
+          <w:color w:val="000000"/>
+          <w:sz w:val="24"/>
+        </w:rPr>
+        <w:hyperlink r:id="rId21" w:history="1">
+          <w:r>
+            <w:rPr>
+              <w:rStyle w:val="Hyperlink"/>
+            </w:rPr>
+            <w:t>ibrary is n</w:t>
+          </w:r>
+        </w:hyperlink>
+      </w:r>
+      <w:r>
+        <w:rPr>
+          <w:rFonts w:ascii="Charis SIL Regular" w:hAnsi="Charis SIL Regular" w:eastAsia="Charis SIL Regular"/>
+          <w:b w:val="0"/>
+          <w:i w:val="0"/>
+          <w:color w:val="000000"/>
+          <w:sz w:val="24"/>
+        </w:rPr>
+        <w:t>ow p</w:t>
       </w:r>
       <w:r>
         <w:rPr>
